--- a/data/raw/Event_coordination.docx
+++ b/data/raw/Event_coordination.docx
@@ -14,103 +14,768 @@
           <w:b/>
           <w:bCs/>
         </w:rPr>
-        <w:t xml:space="preserve">Event Participation &amp; Coordination </w:t>
-      </w:r>
-    </w:p>
-    <w:p>
-      <w:pPr>
-        <w:numPr>
-          <w:ilvl w:val="0"/>
-          <w:numId w:val="1"/>
-        </w:numPr>
-      </w:pPr>
-      <w:r>
-        <w:rPr>
-          <w:b/>
-          <w:bCs/>
-        </w:rPr>
-        <w:t>B.A. English Literature</w:t>
-      </w:r>
-      <w:r>
-        <w:t xml:space="preserve">: Hosts the </w:t>
-      </w:r>
-      <w:r>
-        <w:rPr>
+        <w:t>Event Participation &amp; Coordination at Powerpuff Girls Arts and Science College</w:t>
+      </w:r>
+    </w:p>
+    <w:p>
+      <w:pPr>
+        <w:rPr>
+          <w:b/>
+          <w:bCs/>
+        </w:rPr>
+      </w:pPr>
+      <w:r>
+        <w:rPr>
+          <w:b/>
+          <w:bCs/>
+        </w:rPr>
+        <w:t>Powerpuff Girls Arts and Science College, Townsville, Tamil Nadu, hosts annual department-specific events to foster academic excellence, practical skills, and leadership among women students. Aligned with NAAC A+ standards and the college’s empowerment mission, these events integrate curricula, career prospects, and industry engagement. Below are detailed overviews of each event, highlighting components, coordination, and impact.</w:t>
+      </w:r>
+    </w:p>
+    <w:p>
+      <w:pPr>
+        <w:rPr>
+          <w:b/>
+          <w:bCs/>
+        </w:rPr>
+      </w:pPr>
+      <w:r>
+        <w:rPr>
+          <w:b/>
+          <w:bCs/>
+        </w:rPr>
+        <w:pict w14:anchorId="03D07C4C">
+          <v:rect id="_x0000_i1073" style="width:0;height:1.5pt" o:hralign="center" o:hrstd="t" o:hr="t" fillcolor="#a0a0a0" stroked="f"/>
+        </w:pict>
+      </w:r>
+    </w:p>
+    <w:p>
+      <w:pPr>
+        <w:rPr>
+          <w:b/>
+          <w:bCs/>
+        </w:rPr>
+      </w:pPr>
+      <w:r>
+        <w:rPr>
+          <w:b/>
+          <w:bCs/>
+        </w:rPr>
+        <w:t xml:space="preserve">B.A. English Literature: </w:t>
+      </w:r>
+      <w:proofErr w:type="spellStart"/>
+      <w:r>
+        <w:rPr>
+          <w:b/>
+          <w:bCs/>
+        </w:rPr>
+        <w:t>LitLoom</w:t>
+      </w:r>
+      <w:proofErr w:type="spellEnd"/>
+      <w:r>
+        <w:rPr>
+          <w:b/>
+          <w:bCs/>
+        </w:rPr>
+        <w:t xml:space="preserve"> Literary Fest</w:t>
+      </w:r>
+    </w:p>
+    <w:p>
+      <w:pPr>
+        <w:rPr>
+          <w:b/>
+          <w:bCs/>
+        </w:rPr>
+      </w:pPr>
+      <w:r>
+        <w:rPr>
+          <w:b/>
+          <w:bCs/>
+        </w:rPr>
+        <w:t xml:space="preserve">Overview: </w:t>
+      </w:r>
+      <w:proofErr w:type="spellStart"/>
+      <w:r>
+        <w:rPr>
+          <w:b/>
+          <w:bCs/>
+        </w:rPr>
+        <w:t>LitLoom</w:t>
+      </w:r>
+      <w:proofErr w:type="spellEnd"/>
+      <w:r>
+        <w:rPr>
+          <w:b/>
+          <w:bCs/>
+        </w:rPr>
+        <w:t>, held in December, is a 3-day literary festival celebrating creativity and critical thinking. It aligns with the B.A. English Literature curriculum (130 credits, 6 semesters), attracting 300+ participants from Tamil Nadu colleges.</w:t>
+      </w:r>
+    </w:p>
+    <w:p>
+      <w:pPr>
+        <w:rPr>
+          <w:b/>
+          <w:bCs/>
+        </w:rPr>
+      </w:pPr>
+      <w:r>
+        <w:rPr>
+          <w:b/>
+          <w:bCs/>
+        </w:rPr>
+        <w:t>Components:</w:t>
+      </w:r>
+    </w:p>
+    <w:p>
+      <w:pPr>
+        <w:numPr>
+          <w:ilvl w:val="0"/>
+          <w:numId w:val="2"/>
+        </w:numPr>
+        <w:rPr>
+          <w:b/>
+          <w:bCs/>
+        </w:rPr>
+      </w:pPr>
+      <w:r>
+        <w:rPr>
+          <w:b/>
+          <w:bCs/>
+        </w:rPr>
+        <w:t>Poetry Slams: Perform original/classical poems, judged on delivery (Creative Writing, Year 2, Semester 2).</w:t>
+      </w:r>
+    </w:p>
+    <w:p>
+      <w:pPr>
+        <w:numPr>
+          <w:ilvl w:val="0"/>
+          <w:numId w:val="2"/>
+        </w:numPr>
+        <w:rPr>
+          <w:b/>
+          <w:bCs/>
+        </w:rPr>
+      </w:pPr>
+      <w:r>
+        <w:rPr>
+          <w:b/>
+          <w:bCs/>
+        </w:rPr>
+        <w:t>Debates: Literary topics (e.g., postcolonialism), testing analysis skills (Introduction to Literary Studies, Year 1, Semester 1).</w:t>
+      </w:r>
+    </w:p>
+    <w:p>
+      <w:pPr>
+        <w:numPr>
+          <w:ilvl w:val="0"/>
+          <w:numId w:val="2"/>
+        </w:numPr>
+        <w:rPr>
+          <w:b/>
+          <w:bCs/>
+        </w:rPr>
+      </w:pPr>
+      <w:r>
+        <w:rPr>
+          <w:b/>
+          <w:bCs/>
+        </w:rPr>
+        <w:t>Paper Presentations: Research on feminist or global literature (Research Methodology, Year 3, Semester 3).</w:t>
+      </w:r>
+    </w:p>
+    <w:p>
+      <w:pPr>
+        <w:numPr>
+          <w:ilvl w:val="0"/>
+          <w:numId w:val="2"/>
+        </w:numPr>
+        <w:rPr>
+          <w:b/>
+          <w:bCs/>
+        </w:rPr>
+      </w:pPr>
+      <w:r>
+        <w:rPr>
+          <w:b/>
+          <w:bCs/>
+        </w:rPr>
+        <w:t xml:space="preserve">Drama Competitions: Intercollegiate performances of plays like </w:t>
+      </w:r>
+      <w:r>
+        <w:rPr>
+          <w:b/>
+          <w:bCs/>
           <w:i/>
           <w:iCs/>
         </w:rPr>
-        <w:t>“</w:t>
+        <w:t>Othello</w:t>
+      </w:r>
+      <w:r>
+        <w:rPr>
+          <w:b/>
+          <w:bCs/>
+        </w:rPr>
+        <w:t xml:space="preserve"> (Drama Studies, Year 2, Semester 2).</w:t>
+      </w:r>
+    </w:p>
+    <w:p>
+      <w:pPr>
+        <w:numPr>
+          <w:ilvl w:val="0"/>
+          <w:numId w:val="2"/>
+        </w:numPr>
+        <w:rPr>
+          <w:b/>
+          <w:bCs/>
+        </w:rPr>
+      </w:pPr>
+      <w:r>
+        <w:rPr>
+          <w:b/>
+          <w:bCs/>
+        </w:rPr>
+        <w:t>Creative Writing Contests: Short stories, poems, scripts for portfolios.</w:t>
+      </w:r>
+    </w:p>
+    <w:p>
+      <w:pPr>
+        <w:rPr>
+          <w:b/>
+          <w:bCs/>
+        </w:rPr>
+      </w:pPr>
+      <w:r>
+        <w:rPr>
+          <w:b/>
+          <w:bCs/>
+        </w:rPr>
+        <w:t>Coordination:</w:t>
+      </w:r>
+    </w:p>
+    <w:p>
+      <w:pPr>
+        <w:numPr>
+          <w:ilvl w:val="0"/>
+          <w:numId w:val="3"/>
+        </w:numPr>
+        <w:rPr>
+          <w:b/>
+          <w:bCs/>
+        </w:rPr>
+      </w:pPr>
+      <w:r>
+        <w:rPr>
+          <w:b/>
+          <w:bCs/>
+        </w:rPr>
+        <w:t>Faculty: Design schedules, mentor participants, invite authors, judge events using MLA standards.</w:t>
+      </w:r>
+    </w:p>
+    <w:p>
+      <w:pPr>
+        <w:numPr>
+          <w:ilvl w:val="0"/>
+          <w:numId w:val="3"/>
+        </w:numPr>
+        <w:rPr>
+          <w:b/>
+          <w:bCs/>
+        </w:rPr>
+      </w:pPr>
+      <w:r>
+        <w:rPr>
+          <w:b/>
+          <w:bCs/>
+        </w:rPr>
+        <w:t>Students: Committee handles publicity (Instagram), logistics, registrations; third-years lead.</w:t>
+      </w:r>
+    </w:p>
+    <w:p>
+      <w:pPr>
+        <w:numPr>
+          <w:ilvl w:val="0"/>
+          <w:numId w:val="3"/>
+        </w:numPr>
+        <w:rPr>
+          <w:b/>
+          <w:bCs/>
+        </w:rPr>
+      </w:pPr>
+      <w:r>
+        <w:rPr>
+          <w:b/>
+          <w:bCs/>
+        </w:rPr>
+        <w:t>Industry: Publishers (Penguin) provide judges, internships.</w:t>
+      </w:r>
+    </w:p>
+    <w:p>
+      <w:pPr>
+        <w:numPr>
+          <w:ilvl w:val="0"/>
+          <w:numId w:val="3"/>
+        </w:numPr>
+        <w:rPr>
+          <w:b/>
+          <w:bCs/>
+        </w:rPr>
+      </w:pPr>
+      <w:r>
+        <w:rPr>
+          <w:b/>
+          <w:bCs/>
+        </w:rPr>
+        <w:t>Budget: ₹2–3 lakhs (sponsorships, college funds).</w:t>
+      </w:r>
+    </w:p>
+    <w:p>
+      <w:pPr>
+        <w:rPr>
+          <w:b/>
+          <w:bCs/>
+        </w:rPr>
+      </w:pPr>
+      <w:r>
+        <w:rPr>
+          <w:b/>
+          <w:bCs/>
+        </w:rPr>
+        <w:t>Impact:</w:t>
+      </w:r>
+    </w:p>
+    <w:p>
+      <w:pPr>
+        <w:numPr>
+          <w:ilvl w:val="0"/>
+          <w:numId w:val="4"/>
+        </w:numPr>
+        <w:rPr>
+          <w:b/>
+          <w:bCs/>
+        </w:rPr>
+      </w:pPr>
+      <w:r>
+        <w:rPr>
+          <w:b/>
+          <w:bCs/>
+        </w:rPr>
+        <w:t>Skills: Public speaking, writing, research for teaching/journalism roles.</w:t>
+      </w:r>
+    </w:p>
+    <w:p>
+      <w:pPr>
+        <w:numPr>
+          <w:ilvl w:val="0"/>
+          <w:numId w:val="4"/>
+        </w:numPr>
+        <w:rPr>
+          <w:b/>
+          <w:bCs/>
+        </w:rPr>
+      </w:pPr>
+      <w:r>
+        <w:rPr>
+          <w:b/>
+          <w:bCs/>
+        </w:rPr>
+        <w:t>Careers: Internships at The Hindu; 80% report confidence boost.</w:t>
+      </w:r>
+    </w:p>
+    <w:p>
+      <w:pPr>
+        <w:numPr>
+          <w:ilvl w:val="0"/>
+          <w:numId w:val="4"/>
+        </w:numPr>
+        <w:rPr>
+          <w:b/>
+          <w:bCs/>
+        </w:rPr>
+      </w:pPr>
+      <w:r>
+        <w:rPr>
+          <w:b/>
+          <w:bCs/>
+        </w:rPr>
+        <w:t>Participation: 300+ participants (100 external).</w:t>
+      </w:r>
+    </w:p>
+    <w:p>
+      <w:pPr>
+        <w:rPr>
+          <w:b/>
+          <w:bCs/>
+        </w:rPr>
+      </w:pPr>
+      <w:r>
+        <w:rPr>
+          <w:b/>
+          <w:bCs/>
+        </w:rPr>
+        <w:pict w14:anchorId="703D154C">
+          <v:rect id="_x0000_i1074" style="width:0;height:1.5pt" o:hralign="center" o:hrstd="t" o:hr="t" fillcolor="#a0a0a0" stroked="f"/>
+        </w:pict>
+      </w:r>
+    </w:p>
+    <w:p>
+      <w:pPr>
+        <w:rPr>
+          <w:b/>
+          <w:bCs/>
+        </w:rPr>
+      </w:pPr>
+      <w:r>
+        <w:rPr>
+          <w:b/>
+          <w:bCs/>
+        </w:rPr>
+        <w:t xml:space="preserve">B.Sc. Computer Science: </w:t>
       </w:r>
       <w:proofErr w:type="spellStart"/>
       <w:r>
         <w:rPr>
-          <w:i/>
-          <w:iCs/>
-        </w:rPr>
-        <w:t>LitLoom</w:t>
+          <w:b/>
+          <w:bCs/>
+        </w:rPr>
+        <w:t>TechBurst</w:t>
       </w:r>
       <w:proofErr w:type="spellEnd"/>
       <w:r>
         <w:rPr>
-          <w:i/>
-          <w:iCs/>
-        </w:rPr>
-        <w:t>”</w:t>
-      </w:r>
-      <w:r>
-        <w:t xml:space="preserve"> literary fest every December. Professors coordinate poetry slams, debates, and paper presentations. Faculty also guide students for intercollegiate drama and creative writing competitions.</w:t>
-      </w:r>
-    </w:p>
-    <w:p>
-      <w:pPr>
-        <w:numPr>
-          <w:ilvl w:val="0"/>
-          <w:numId w:val="1"/>
-        </w:numPr>
-      </w:pPr>
-      <w:r>
-        <w:rPr>
-          <w:b/>
-          <w:bCs/>
-        </w:rPr>
-        <w:t>B.Sc. Computer Science</w:t>
-      </w:r>
-      <w:r>
-        <w:t xml:space="preserve">: Conducts the </w:t>
-      </w:r>
-      <w:r>
-        <w:rPr>
-          <w:i/>
-          <w:iCs/>
-        </w:rPr>
-        <w:t>“</w:t>
+          <w:b/>
+          <w:bCs/>
+        </w:rPr>
+        <w:t xml:space="preserve"> Symposium</w:t>
+      </w:r>
+    </w:p>
+    <w:p>
+      <w:pPr>
+        <w:rPr>
+          <w:b/>
+          <w:bCs/>
+        </w:rPr>
+      </w:pPr>
+      <w:r>
+        <w:rPr>
+          <w:b/>
+          <w:bCs/>
+        </w:rPr>
+        <w:t xml:space="preserve">Overview: </w:t>
       </w:r>
       <w:proofErr w:type="spellStart"/>
       <w:r>
         <w:rPr>
-          <w:i/>
-          <w:iCs/>
+          <w:b/>
+          <w:bCs/>
         </w:rPr>
         <w:t>TechBurst</w:t>
       </w:r>
       <w:proofErr w:type="spellEnd"/>
       <w:r>
         <w:rPr>
-          <w:i/>
-          <w:iCs/>
-        </w:rPr>
-        <w:t>”</w:t>
-      </w:r>
-      <w:r>
-        <w:t xml:space="preserve"> symposium in September. Professors mentor students in coding contests, tech talks, and UI/UX expos. Faculty also act as judges and evaluators for hackathons.</w:t>
-      </w:r>
-    </w:p>
-    <w:p>
-      <w:pPr>
-        <w:numPr>
-          <w:ilvl w:val="0"/>
-          <w:numId w:val="1"/>
-        </w:numPr>
+          <w:b/>
+          <w:bCs/>
+        </w:rPr>
+        <w:t>, held in September, is a 2-day tech symposium aligning with the B.Sc. Computer Science curriculum (135 credits, 6 semesters), drawing 400+ participants.</w:t>
+      </w:r>
+    </w:p>
+    <w:p>
+      <w:pPr>
+        <w:rPr>
+          <w:b/>
+          <w:bCs/>
+        </w:rPr>
+      </w:pPr>
+      <w:r>
+        <w:rPr>
+          <w:b/>
+          <w:bCs/>
+        </w:rPr>
+        <w:lastRenderedPageBreak/>
+        <w:t>Components:</w:t>
+      </w:r>
+    </w:p>
+    <w:p>
+      <w:pPr>
+        <w:numPr>
+          <w:ilvl w:val="0"/>
+          <w:numId w:val="5"/>
+        </w:numPr>
+        <w:rPr>
+          <w:b/>
+          <w:bCs/>
+        </w:rPr>
+      </w:pPr>
+      <w:r>
+        <w:rPr>
+          <w:b/>
+          <w:bCs/>
+        </w:rPr>
+        <w:t>Coding Contests: Algorithmic challenges (Programming in C, Year 1, Semester 1; Python, Year 3, Semester 3).</w:t>
+      </w:r>
+    </w:p>
+    <w:p>
+      <w:pPr>
+        <w:numPr>
+          <w:ilvl w:val="0"/>
+          <w:numId w:val="5"/>
+        </w:numPr>
+        <w:rPr>
+          <w:b/>
+          <w:bCs/>
+        </w:rPr>
+      </w:pPr>
+      <w:r>
+        <w:rPr>
+          <w:b/>
+          <w:bCs/>
+        </w:rPr>
+        <w:t>Tech Talks: AI/cybersecurity by experts (Cloud Computing/Cybersecurity, Year 3, Semester 3).</w:t>
+      </w:r>
+    </w:p>
+    <w:p>
+      <w:pPr>
+        <w:numPr>
+          <w:ilvl w:val="0"/>
+          <w:numId w:val="5"/>
+        </w:numPr>
+        <w:rPr>
+          <w:b/>
+          <w:bCs/>
+        </w:rPr>
+      </w:pPr>
+      <w:r>
+        <w:rPr>
+          <w:b/>
+          <w:bCs/>
+        </w:rPr>
+        <w:t>UI/UX Expos: App prototypes (Web Technologies, Year 3, Semester 3).</w:t>
+      </w:r>
+    </w:p>
+    <w:p>
+      <w:pPr>
+        <w:numPr>
+          <w:ilvl w:val="0"/>
+          <w:numId w:val="5"/>
+        </w:numPr>
+        <w:rPr>
+          <w:b/>
+          <w:bCs/>
+        </w:rPr>
+      </w:pPr>
+      <w:r>
+        <w:rPr>
+          <w:b/>
+          <w:bCs/>
+        </w:rPr>
+        <w:t>Hackathons: 24-hour coding for chatbots (Java Programming, Year 2, Semester 2).</w:t>
+      </w:r>
+    </w:p>
+    <w:p>
+      <w:pPr>
+        <w:numPr>
+          <w:ilvl w:val="0"/>
+          <w:numId w:val="5"/>
+        </w:numPr>
+        <w:rPr>
+          <w:b/>
+          <w:bCs/>
+        </w:rPr>
+      </w:pPr>
+      <w:r>
+        <w:rPr>
+          <w:b/>
+          <w:bCs/>
+        </w:rPr>
+        <w:t>Workshops: Git, Docker training.</w:t>
+      </w:r>
+    </w:p>
+    <w:p>
+      <w:pPr>
+        <w:rPr>
+          <w:b/>
+          <w:bCs/>
+        </w:rPr>
+      </w:pPr>
+      <w:r>
+        <w:rPr>
+          <w:b/>
+          <w:bCs/>
+        </w:rPr>
+        <w:t>Coordination:</w:t>
+      </w:r>
+    </w:p>
+    <w:p>
+      <w:pPr>
+        <w:numPr>
+          <w:ilvl w:val="0"/>
+          <w:numId w:val="6"/>
+        </w:numPr>
+        <w:rPr>
+          <w:b/>
+          <w:bCs/>
+        </w:rPr>
+      </w:pPr>
+      <w:r>
+        <w:rPr>
+          <w:b/>
+          <w:bCs/>
+        </w:rPr>
+        <w:t>Faculty: Mentor teams, design challenges, judge hackathons.</w:t>
+      </w:r>
+    </w:p>
+    <w:p>
+      <w:pPr>
+        <w:numPr>
+          <w:ilvl w:val="0"/>
+          <w:numId w:val="6"/>
+        </w:numPr>
+        <w:rPr>
+          <w:b/>
+          <w:bCs/>
+        </w:rPr>
+      </w:pPr>
+      <w:r>
+        <w:rPr>
+          <w:b/>
+          <w:bCs/>
+        </w:rPr>
+        <w:t>Students: Committee manages tech blogs, cloud servers; second-/third-years lead.</w:t>
+      </w:r>
+    </w:p>
+    <w:p>
+      <w:pPr>
+        <w:numPr>
+          <w:ilvl w:val="0"/>
+          <w:numId w:val="6"/>
+        </w:numPr>
+        <w:rPr>
+          <w:b/>
+          <w:bCs/>
+        </w:rPr>
+      </w:pPr>
+      <w:r>
+        <w:rPr>
+          <w:b/>
+          <w:bCs/>
+        </w:rPr>
+        <w:t>Industry: Infosys, Zoho provide judges, internships.</w:t>
+      </w:r>
+    </w:p>
+    <w:p>
+      <w:pPr>
+        <w:numPr>
+          <w:ilvl w:val="0"/>
+          <w:numId w:val="6"/>
+        </w:numPr>
+        <w:rPr>
+          <w:b/>
+          <w:bCs/>
+        </w:rPr>
+      </w:pPr>
+      <w:r>
+        <w:rPr>
+          <w:b/>
+          <w:bCs/>
+        </w:rPr>
+        <w:t>Budget: ₹3–4 lakhs (sponsorships, college funds).</w:t>
+      </w:r>
+    </w:p>
+    <w:p>
+      <w:pPr>
+        <w:rPr>
+          <w:b/>
+          <w:bCs/>
+        </w:rPr>
+      </w:pPr>
+      <w:r>
+        <w:rPr>
+          <w:b/>
+          <w:bCs/>
+        </w:rPr>
+        <w:t>Impact:</w:t>
+      </w:r>
+    </w:p>
+    <w:p>
+      <w:pPr>
+        <w:numPr>
+          <w:ilvl w:val="0"/>
+          <w:numId w:val="7"/>
+        </w:numPr>
+        <w:rPr>
+          <w:b/>
+          <w:bCs/>
+        </w:rPr>
+      </w:pPr>
+      <w:r>
+        <w:rPr>
+          <w:b/>
+          <w:bCs/>
+        </w:rPr>
+        <w:t>Skills: Coding, innovation for developer/analyst roles.</w:t>
+      </w:r>
+    </w:p>
+    <w:p>
+      <w:pPr>
+        <w:numPr>
+          <w:ilvl w:val="0"/>
+          <w:numId w:val="7"/>
+        </w:numPr>
+        <w:rPr>
+          <w:b/>
+          <w:bCs/>
+        </w:rPr>
+      </w:pPr>
+      <w:r>
+        <w:rPr>
+          <w:b/>
+          <w:bCs/>
+        </w:rPr>
+        <w:t>Careers: 70% internship-to-job conversion at TCS; 90% report skill growth.</w:t>
+      </w:r>
+    </w:p>
+    <w:p>
+      <w:pPr>
+        <w:numPr>
+          <w:ilvl w:val="0"/>
+          <w:numId w:val="7"/>
+        </w:numPr>
+        <w:rPr>
+          <w:b/>
+          <w:bCs/>
+        </w:rPr>
+      </w:pPr>
+      <w:r>
+        <w:rPr>
+          <w:b/>
+          <w:bCs/>
+        </w:rPr>
+        <w:t>Participation: 400+ participants (150 external).</w:t>
+      </w:r>
+    </w:p>
+    <w:p>
+      <w:pPr>
+        <w:rPr>
+          <w:b/>
+          <w:bCs/>
+        </w:rPr>
+      </w:pPr>
+      <w:r>
+        <w:rPr>
+          <w:b/>
+          <w:bCs/>
+        </w:rPr>
+        <w:pict w14:anchorId="7266EC75">
+          <v:rect id="_x0000_i1075" style="width:0;height:1.5pt" o:hralign="center" o:hrstd="t" o:hr="t" fillcolor="#a0a0a0" stroked="f"/>
+        </w:pict>
+      </w:r>
+    </w:p>
+    <w:p>
+      <w:pPr>
+        <w:rPr>
+          <w:b/>
+          <w:bCs/>
+        </w:rPr>
       </w:pPr>
       <w:proofErr w:type="gramStart"/>
       <w:r>
@@ -126,204 +791,1922 @@
           <w:b/>
           <w:bCs/>
         </w:rPr>
-        <w:t xml:space="preserve"> Accounting &amp; Finance</w:t>
-      </w:r>
-      <w:r>
-        <w:t xml:space="preserve">: Organizes </w:t>
-      </w:r>
-      <w:r>
-        <w:rPr>
-          <w:i/>
-          <w:iCs/>
-        </w:rPr>
-        <w:t>“</w:t>
+        <w:t xml:space="preserve"> Accounting &amp; Finance: </w:t>
       </w:r>
       <w:proofErr w:type="spellStart"/>
       <w:r>
         <w:rPr>
-          <w:i/>
-          <w:iCs/>
+          <w:b/>
+          <w:bCs/>
         </w:rPr>
         <w:t>FinThrive</w:t>
       </w:r>
       <w:proofErr w:type="spellEnd"/>
       <w:r>
         <w:rPr>
-          <w:i/>
-          <w:iCs/>
-        </w:rPr>
-        <w:t>”</w:t>
-      </w:r>
-      <w:r>
-        <w:t>, a commerce conclave featuring case study presentations and GST workshops. Faculty invite industry experts and manage budgeting and logistics.</w:t>
-      </w:r>
-    </w:p>
-    <w:p>
-      <w:pPr>
-        <w:numPr>
-          <w:ilvl w:val="0"/>
-          <w:numId w:val="1"/>
-        </w:numPr>
-      </w:pPr>
-      <w:r>
-        <w:rPr>
-          <w:b/>
-          <w:bCs/>
-        </w:rPr>
-        <w:t>B.Sc. Psychology</w:t>
-      </w:r>
-      <w:r>
-        <w:t xml:space="preserve">: Runs </w:t>
-      </w:r>
-      <w:r>
-        <w:rPr>
-          <w:i/>
-          <w:iCs/>
-        </w:rPr>
-        <w:t>“Psyched Week”</w:t>
-      </w:r>
-      <w:r>
-        <w:t xml:space="preserve"> in August, including mental health awareness campaigns and paper presentations. Faculty supervise poster-making contests and panel discussions.</w:t>
-      </w:r>
-    </w:p>
-    <w:p>
-      <w:pPr>
-        <w:numPr>
-          <w:ilvl w:val="0"/>
-          <w:numId w:val="1"/>
-        </w:numPr>
-      </w:pPr>
-      <w:r>
-        <w:rPr>
-          <w:b/>
-          <w:bCs/>
-        </w:rPr>
-        <w:t>B.B.A</w:t>
-      </w:r>
-      <w:r>
-        <w:t xml:space="preserve">: Hosts </w:t>
-      </w:r>
-      <w:r>
-        <w:rPr>
-          <w:i/>
-          <w:iCs/>
-        </w:rPr>
-        <w:t>“</w:t>
+          <w:b/>
+          <w:bCs/>
+        </w:rPr>
+        <w:t xml:space="preserve"> Commerce Conclave</w:t>
+      </w:r>
+    </w:p>
+    <w:p>
+      <w:pPr>
+        <w:rPr>
+          <w:b/>
+          <w:bCs/>
+        </w:rPr>
+      </w:pPr>
+      <w:r>
+        <w:rPr>
+          <w:b/>
+          <w:bCs/>
+        </w:rPr>
+        <w:t xml:space="preserve">Overview: </w:t>
       </w:r>
       <w:proofErr w:type="spellStart"/>
       <w:r>
         <w:rPr>
-          <w:i/>
-          <w:iCs/>
+          <w:b/>
+          <w:bCs/>
+        </w:rPr>
+        <w:t>FinThrive</w:t>
+      </w:r>
+      <w:proofErr w:type="spellEnd"/>
+      <w:r>
+        <w:rPr>
+          <w:b/>
+          <w:bCs/>
+        </w:rPr>
+        <w:t xml:space="preserve">, held in October, is a 2-day conclave aligning with the </w:t>
+      </w:r>
+      <w:proofErr w:type="gramStart"/>
+      <w:r>
+        <w:rPr>
+          <w:b/>
+          <w:bCs/>
+        </w:rPr>
+        <w:t>B.Com</w:t>
+      </w:r>
+      <w:proofErr w:type="gramEnd"/>
+      <w:r>
+        <w:rPr>
+          <w:b/>
+          <w:bCs/>
+        </w:rPr>
+        <w:t xml:space="preserve"> curriculum (130 credits, 6 semesters), attracting 250+ participants.</w:t>
+      </w:r>
+    </w:p>
+    <w:p>
+      <w:pPr>
+        <w:rPr>
+          <w:b/>
+          <w:bCs/>
+        </w:rPr>
+      </w:pPr>
+      <w:r>
+        <w:rPr>
+          <w:b/>
+          <w:bCs/>
+        </w:rPr>
+        <w:t>Components:</w:t>
+      </w:r>
+    </w:p>
+    <w:p>
+      <w:pPr>
+        <w:numPr>
+          <w:ilvl w:val="0"/>
+          <w:numId w:val="8"/>
+        </w:numPr>
+        <w:rPr>
+          <w:b/>
+          <w:bCs/>
+        </w:rPr>
+      </w:pPr>
+      <w:r>
+        <w:rPr>
+          <w:b/>
+          <w:bCs/>
+        </w:rPr>
+        <w:t>Case Study Presentations: Financial scenarios (Financial Management, Year 3, Semester 3).</w:t>
+      </w:r>
+    </w:p>
+    <w:p>
+      <w:pPr>
+        <w:numPr>
+          <w:ilvl w:val="0"/>
+          <w:numId w:val="8"/>
+        </w:numPr>
+        <w:rPr>
+          <w:b/>
+          <w:bCs/>
+        </w:rPr>
+      </w:pPr>
+      <w:r>
+        <w:rPr>
+          <w:b/>
+          <w:bCs/>
+        </w:rPr>
+        <w:t>GST Workshops: Compliance training (Business Law, Year 2, Semester 2).</w:t>
+      </w:r>
+    </w:p>
+    <w:p>
+      <w:pPr>
+        <w:numPr>
+          <w:ilvl w:val="0"/>
+          <w:numId w:val="8"/>
+        </w:numPr>
+        <w:rPr>
+          <w:b/>
+          <w:bCs/>
+        </w:rPr>
+      </w:pPr>
+      <w:r>
+        <w:rPr>
+          <w:b/>
+          <w:bCs/>
+        </w:rPr>
+        <w:t>Financial Quiz: Accounting, taxation (Financial Accounting I, Year 1, Semester 1).</w:t>
+      </w:r>
+    </w:p>
+    <w:p>
+      <w:pPr>
+        <w:numPr>
+          <w:ilvl w:val="0"/>
+          <w:numId w:val="8"/>
+        </w:numPr>
+        <w:rPr>
+          <w:b/>
+          <w:bCs/>
+        </w:rPr>
+      </w:pPr>
+      <w:r>
+        <w:rPr>
+          <w:b/>
+          <w:bCs/>
+        </w:rPr>
+        <w:t>Panel Discussions: FinTech trends (FinTech elective, Year 3, Semester 3).</w:t>
+      </w:r>
+    </w:p>
+    <w:p>
+      <w:pPr>
+        <w:numPr>
+          <w:ilvl w:val="0"/>
+          <w:numId w:val="8"/>
+        </w:numPr>
+        <w:rPr>
+          <w:b/>
+          <w:bCs/>
+        </w:rPr>
+      </w:pPr>
+      <w:r>
+        <w:rPr>
+          <w:b/>
+          <w:bCs/>
+        </w:rPr>
+        <w:t>Budgeting Competitions: Financial plans (Management Accounting, Year 3, Semester 3).</w:t>
+      </w:r>
+    </w:p>
+    <w:p>
+      <w:pPr>
+        <w:rPr>
+          <w:b/>
+          <w:bCs/>
+        </w:rPr>
+      </w:pPr>
+      <w:r>
+        <w:rPr>
+          <w:b/>
+          <w:bCs/>
+        </w:rPr>
+        <w:t>Coordination:</w:t>
+      </w:r>
+    </w:p>
+    <w:p>
+      <w:pPr>
+        <w:numPr>
+          <w:ilvl w:val="0"/>
+          <w:numId w:val="9"/>
+        </w:numPr>
+        <w:rPr>
+          <w:b/>
+          <w:bCs/>
+        </w:rPr>
+      </w:pPr>
+      <w:r>
+        <w:rPr>
+          <w:b/>
+          <w:bCs/>
+        </w:rPr>
+        <w:t>Faculty: Invite experts (Deloitte), design cases, judge competitions.</w:t>
+      </w:r>
+    </w:p>
+    <w:p>
+      <w:pPr>
+        <w:numPr>
+          <w:ilvl w:val="0"/>
+          <w:numId w:val="9"/>
+        </w:numPr>
+        <w:rPr>
+          <w:b/>
+          <w:bCs/>
+        </w:rPr>
+      </w:pPr>
+      <w:r>
+        <w:rPr>
+          <w:b/>
+          <w:bCs/>
+        </w:rPr>
+        <w:t>Students: Committee handles LinkedIn publicity, logistics; third-years lead.</w:t>
+      </w:r>
+    </w:p>
+    <w:p>
+      <w:pPr>
+        <w:numPr>
+          <w:ilvl w:val="0"/>
+          <w:numId w:val="9"/>
+        </w:numPr>
+        <w:rPr>
+          <w:b/>
+          <w:bCs/>
+        </w:rPr>
+      </w:pPr>
+      <w:r>
+        <w:rPr>
+          <w:b/>
+          <w:bCs/>
+        </w:rPr>
+        <w:t>Industry: EY, ICICI provide speakers, internships.</w:t>
+      </w:r>
+    </w:p>
+    <w:p>
+      <w:pPr>
+        <w:numPr>
+          <w:ilvl w:val="0"/>
+          <w:numId w:val="9"/>
+        </w:numPr>
+        <w:rPr>
+          <w:b/>
+          <w:bCs/>
+        </w:rPr>
+      </w:pPr>
+      <w:r>
+        <w:rPr>
+          <w:b/>
+          <w:bCs/>
+        </w:rPr>
+        <w:t>Budget: ₹2–3 lakhs (sponsorships, college funds).</w:t>
+      </w:r>
+    </w:p>
+    <w:p>
+      <w:pPr>
+        <w:rPr>
+          <w:b/>
+          <w:bCs/>
+        </w:rPr>
+      </w:pPr>
+      <w:r>
+        <w:rPr>
+          <w:b/>
+          <w:bCs/>
+        </w:rPr>
+        <w:lastRenderedPageBreak/>
+        <w:t>Impact:</w:t>
+      </w:r>
+    </w:p>
+    <w:p>
+      <w:pPr>
+        <w:numPr>
+          <w:ilvl w:val="0"/>
+          <w:numId w:val="10"/>
+        </w:numPr>
+        <w:rPr>
+          <w:b/>
+          <w:bCs/>
+        </w:rPr>
+      </w:pPr>
+      <w:r>
+        <w:rPr>
+          <w:b/>
+          <w:bCs/>
+        </w:rPr>
+        <w:t>Skills: Analytical, financial planning for accounting/banking roles.</w:t>
+      </w:r>
+    </w:p>
+    <w:p>
+      <w:pPr>
+        <w:numPr>
+          <w:ilvl w:val="0"/>
+          <w:numId w:val="10"/>
+        </w:numPr>
+        <w:rPr>
+          <w:b/>
+          <w:bCs/>
+        </w:rPr>
+      </w:pPr>
+      <w:r>
+        <w:rPr>
+          <w:b/>
+          <w:bCs/>
+        </w:rPr>
+        <w:t>Careers: 65% internship-to-job conversion at EY; 85% report career clarity.</w:t>
+      </w:r>
+    </w:p>
+    <w:p>
+      <w:pPr>
+        <w:numPr>
+          <w:ilvl w:val="0"/>
+          <w:numId w:val="10"/>
+        </w:numPr>
+        <w:rPr>
+          <w:b/>
+          <w:bCs/>
+        </w:rPr>
+      </w:pPr>
+      <w:r>
+        <w:rPr>
+          <w:b/>
+          <w:bCs/>
+        </w:rPr>
+        <w:t>Participation: 250+ participants (100 external).</w:t>
+      </w:r>
+    </w:p>
+    <w:p>
+      <w:pPr>
+        <w:rPr>
+          <w:b/>
+          <w:bCs/>
+        </w:rPr>
+      </w:pPr>
+      <w:r>
+        <w:rPr>
+          <w:b/>
+          <w:bCs/>
+        </w:rPr>
+        <w:pict w14:anchorId="718A3B6A">
+          <v:rect id="_x0000_i1076" style="width:0;height:1.5pt" o:hralign="center" o:hrstd="t" o:hr="t" fillcolor="#a0a0a0" stroked="f"/>
+        </w:pict>
+      </w:r>
+    </w:p>
+    <w:p>
+      <w:pPr>
+        <w:rPr>
+          <w:b/>
+          <w:bCs/>
+        </w:rPr>
+      </w:pPr>
+      <w:r>
+        <w:rPr>
+          <w:b/>
+          <w:bCs/>
+        </w:rPr>
+        <w:t>B.Sc. Psychology: Psyched Week</w:t>
+      </w:r>
+    </w:p>
+    <w:p>
+      <w:pPr>
+        <w:rPr>
+          <w:b/>
+          <w:bCs/>
+        </w:rPr>
+      </w:pPr>
+      <w:r>
+        <w:rPr>
+          <w:b/>
+          <w:bCs/>
+        </w:rPr>
+        <w:t>Overview: Psyched Week, held in August, is a week-long event promoting mental health, aligning with the B.Sc. Psychology curriculum (130 credits, 6 semesters), drawing 200+ participants.</w:t>
+      </w:r>
+    </w:p>
+    <w:p>
+      <w:pPr>
+        <w:rPr>
+          <w:b/>
+          <w:bCs/>
+        </w:rPr>
+      </w:pPr>
+      <w:r>
+        <w:rPr>
+          <w:b/>
+          <w:bCs/>
+        </w:rPr>
+        <w:t>Components:</w:t>
+      </w:r>
+    </w:p>
+    <w:p>
+      <w:pPr>
+        <w:numPr>
+          <w:ilvl w:val="0"/>
+          <w:numId w:val="11"/>
+        </w:numPr>
+        <w:rPr>
+          <w:b/>
+          <w:bCs/>
+        </w:rPr>
+      </w:pPr>
+      <w:r>
+        <w:rPr>
+          <w:b/>
+          <w:bCs/>
+        </w:rPr>
+        <w:t>Awareness Campaigns: Street plays, #MindMatters (Health Psychology, Year 3, Semester 3).</w:t>
+      </w:r>
+    </w:p>
+    <w:p>
+      <w:pPr>
+        <w:numPr>
+          <w:ilvl w:val="0"/>
+          <w:numId w:val="11"/>
+        </w:numPr>
+        <w:rPr>
+          <w:b/>
+          <w:bCs/>
+        </w:rPr>
+      </w:pPr>
+      <w:r>
+        <w:rPr>
+          <w:b/>
+          <w:bCs/>
+        </w:rPr>
+        <w:t>Paper Presentations: Anxiety, group dynamics (Research Methodology, Year 2, Semester 2).</w:t>
+      </w:r>
+    </w:p>
+    <w:p>
+      <w:pPr>
+        <w:numPr>
+          <w:ilvl w:val="0"/>
+          <w:numId w:val="11"/>
+        </w:numPr>
+        <w:rPr>
+          <w:b/>
+          <w:bCs/>
+        </w:rPr>
+      </w:pPr>
+      <w:r>
+        <w:rPr>
+          <w:b/>
+          <w:bCs/>
+        </w:rPr>
+        <w:t>Poster Contests: Mental health themes (Biopsychology, Year 1, Semester 1).</w:t>
+      </w:r>
+    </w:p>
+    <w:p>
+      <w:pPr>
+        <w:numPr>
+          <w:ilvl w:val="0"/>
+          <w:numId w:val="11"/>
+        </w:numPr>
+        <w:rPr>
+          <w:b/>
+          <w:bCs/>
+        </w:rPr>
+      </w:pPr>
+      <w:r>
+        <w:rPr>
+          <w:b/>
+          <w:bCs/>
+        </w:rPr>
+        <w:t>Panel Discussions: Therapy models (Clinical Psychology, Year 3, Semester 3).</w:t>
+      </w:r>
+    </w:p>
+    <w:p>
+      <w:pPr>
+        <w:numPr>
+          <w:ilvl w:val="0"/>
+          <w:numId w:val="11"/>
+        </w:numPr>
+        <w:rPr>
+          <w:b/>
+          <w:bCs/>
+        </w:rPr>
+      </w:pPr>
+      <w:proofErr w:type="spellStart"/>
+      <w:r>
+        <w:rPr>
+          <w:b/>
+          <w:bCs/>
+        </w:rPr>
+        <w:t>Counseling</w:t>
+      </w:r>
+      <w:proofErr w:type="spellEnd"/>
+      <w:r>
+        <w:rPr>
+          <w:b/>
+          <w:bCs/>
+        </w:rPr>
+        <w:t xml:space="preserve"> Workshops: Role-plays (</w:t>
+      </w:r>
+      <w:proofErr w:type="spellStart"/>
+      <w:r>
+        <w:rPr>
+          <w:b/>
+          <w:bCs/>
+        </w:rPr>
+        <w:t>Counseling</w:t>
+      </w:r>
+      <w:proofErr w:type="spellEnd"/>
+      <w:r>
+        <w:rPr>
+          <w:b/>
+          <w:bCs/>
+        </w:rPr>
+        <w:t xml:space="preserve"> Psychology I, Year 2, Semester 2).</w:t>
+      </w:r>
+    </w:p>
+    <w:p>
+      <w:pPr>
+        <w:rPr>
+          <w:b/>
+          <w:bCs/>
+        </w:rPr>
+      </w:pPr>
+      <w:r>
+        <w:rPr>
+          <w:b/>
+          <w:bCs/>
+        </w:rPr>
+        <w:t>Coordination:</w:t>
+      </w:r>
+    </w:p>
+    <w:p>
+      <w:pPr>
+        <w:numPr>
+          <w:ilvl w:val="0"/>
+          <w:numId w:val="12"/>
+        </w:numPr>
+        <w:rPr>
+          <w:b/>
+          <w:bCs/>
+        </w:rPr>
+      </w:pPr>
+      <w:r>
+        <w:rPr>
+          <w:b/>
+          <w:bCs/>
+        </w:rPr>
+        <w:t>Faculty: Supervise campaigns, judge posters, moderate panels.</w:t>
+      </w:r>
+    </w:p>
+    <w:p>
+      <w:pPr>
+        <w:numPr>
+          <w:ilvl w:val="0"/>
+          <w:numId w:val="12"/>
+        </w:numPr>
+        <w:rPr>
+          <w:b/>
+          <w:bCs/>
+        </w:rPr>
+      </w:pPr>
+      <w:r>
+        <w:rPr>
+          <w:b/>
+          <w:bCs/>
+        </w:rPr>
+        <w:t>Students: Committee manages social media, logistics; second-/third-years lead.</w:t>
+      </w:r>
+    </w:p>
+    <w:p>
+      <w:pPr>
+        <w:numPr>
+          <w:ilvl w:val="0"/>
+          <w:numId w:val="12"/>
+        </w:numPr>
+        <w:rPr>
+          <w:b/>
+          <w:bCs/>
+        </w:rPr>
+      </w:pPr>
+      <w:r>
+        <w:rPr>
+          <w:b/>
+          <w:bCs/>
+        </w:rPr>
+        <w:t>Industry: NGOs (Sneha), hospitals (Fortis) provide speakers, internships.</w:t>
+      </w:r>
+    </w:p>
+    <w:p>
+      <w:pPr>
+        <w:numPr>
+          <w:ilvl w:val="0"/>
+          <w:numId w:val="12"/>
+        </w:numPr>
+        <w:rPr>
+          <w:b/>
+          <w:bCs/>
+        </w:rPr>
+      </w:pPr>
+      <w:r>
+        <w:rPr>
+          <w:b/>
+          <w:bCs/>
+        </w:rPr>
+        <w:t>Budget: ₹1.5–2 lakhs (donations, college funds).</w:t>
+      </w:r>
+    </w:p>
+    <w:p>
+      <w:pPr>
+        <w:rPr>
+          <w:b/>
+          <w:bCs/>
+        </w:rPr>
+      </w:pPr>
+      <w:r>
+        <w:rPr>
+          <w:b/>
+          <w:bCs/>
+        </w:rPr>
+        <w:t>Impact:</w:t>
+      </w:r>
+    </w:p>
+    <w:p>
+      <w:pPr>
+        <w:numPr>
+          <w:ilvl w:val="0"/>
+          <w:numId w:val="13"/>
+        </w:numPr>
+        <w:rPr>
+          <w:b/>
+          <w:bCs/>
+        </w:rPr>
+      </w:pPr>
+      <w:r>
+        <w:rPr>
+          <w:b/>
+          <w:bCs/>
+        </w:rPr>
+        <w:t xml:space="preserve">Skills: </w:t>
+      </w:r>
+      <w:proofErr w:type="spellStart"/>
+      <w:r>
+        <w:rPr>
+          <w:b/>
+          <w:bCs/>
+        </w:rPr>
+        <w:t>Counseling</w:t>
+      </w:r>
+      <w:proofErr w:type="spellEnd"/>
+      <w:r>
+        <w:rPr>
+          <w:b/>
+          <w:bCs/>
+        </w:rPr>
+        <w:t>, advocacy for therapy/HR roles.</w:t>
+      </w:r>
+    </w:p>
+    <w:p>
+      <w:pPr>
+        <w:numPr>
+          <w:ilvl w:val="0"/>
+          <w:numId w:val="13"/>
+        </w:numPr>
+        <w:rPr>
+          <w:b/>
+          <w:bCs/>
+        </w:rPr>
+      </w:pPr>
+      <w:r>
+        <w:rPr>
+          <w:b/>
+          <w:bCs/>
+        </w:rPr>
+        <w:t>Careers: 60% internship-to-job conversion at NGOs; 90% report awareness growth.</w:t>
+      </w:r>
+    </w:p>
+    <w:p>
+      <w:pPr>
+        <w:numPr>
+          <w:ilvl w:val="0"/>
+          <w:numId w:val="13"/>
+        </w:numPr>
+        <w:rPr>
+          <w:b/>
+          <w:bCs/>
+        </w:rPr>
+      </w:pPr>
+      <w:r>
+        <w:rPr>
+          <w:b/>
+          <w:bCs/>
+        </w:rPr>
+        <w:t>Participation: 200+ participants (80 external).</w:t>
+      </w:r>
+    </w:p>
+    <w:p>
+      <w:pPr>
+        <w:rPr>
+          <w:b/>
+          <w:bCs/>
+        </w:rPr>
+      </w:pPr>
+      <w:r>
+        <w:rPr>
+          <w:b/>
+          <w:bCs/>
+        </w:rPr>
+        <w:pict w14:anchorId="5F163589">
+          <v:rect id="_x0000_i1077" style="width:0;height:1.5pt" o:hralign="center" o:hrstd="t" o:hr="t" fillcolor="#a0a0a0" stroked="f"/>
+        </w:pict>
+      </w:r>
+    </w:p>
+    <w:p>
+      <w:pPr>
+        <w:rPr>
+          <w:b/>
+          <w:bCs/>
+        </w:rPr>
+      </w:pPr>
+      <w:r>
+        <w:rPr>
+          <w:b/>
+          <w:bCs/>
+        </w:rPr>
+        <w:t xml:space="preserve">B.B.A: </w:t>
+      </w:r>
+      <w:proofErr w:type="spellStart"/>
+      <w:r>
+        <w:rPr>
+          <w:b/>
+          <w:bCs/>
         </w:rPr>
         <w:t>BizSprint</w:t>
       </w:r>
       <w:proofErr w:type="spellEnd"/>
-      <w:r>
-        <w:rPr>
-          <w:i/>
-          <w:iCs/>
-        </w:rPr>
-        <w:t>”</w:t>
-      </w:r>
-      <w:r>
-        <w:t xml:space="preserve"> – a business and management event featuring startup pitch fests and business simulation games. Professors serve as moderators, evaluators, and </w:t>
+    </w:p>
+    <w:p>
+      <w:pPr>
+        <w:rPr>
+          <w:b/>
+          <w:bCs/>
+        </w:rPr>
+      </w:pPr>
+      <w:r>
+        <w:rPr>
+          <w:b/>
+          <w:bCs/>
+        </w:rPr>
+        <w:t xml:space="preserve">Overview: </w:t>
       </w:r>
       <w:proofErr w:type="spellStart"/>
       <w:r>
-        <w:t>panelists</w:t>
+        <w:rPr>
+          <w:b/>
+          <w:bCs/>
+        </w:rPr>
+        <w:t>BizSprint</w:t>
       </w:r>
       <w:proofErr w:type="spellEnd"/>
       <w:r>
-        <w:t>.</w:t>
-      </w:r>
-    </w:p>
-    <w:p>
-      <w:pPr>
-        <w:numPr>
-          <w:ilvl w:val="0"/>
-          <w:numId w:val="1"/>
-        </w:numPr>
-      </w:pPr>
-      <w:r>
-        <w:rPr>
-          <w:b/>
-          <w:bCs/>
-        </w:rPr>
-        <w:t>M.Sc. Data Science</w:t>
-      </w:r>
-      <w:r>
-        <w:t xml:space="preserve">: Holds </w:t>
-      </w:r>
-      <w:r>
-        <w:rPr>
-          <w:i/>
-          <w:iCs/>
-        </w:rPr>
-        <w:t>“</w:t>
+        <w:rPr>
+          <w:b/>
+          <w:bCs/>
+        </w:rPr>
+        <w:t>, held in February, is a 2-day business event aligning with the B.B.A curriculum (130 credits, 6 semesters), attracting 300+ participants.</w:t>
+      </w:r>
+    </w:p>
+    <w:p>
+      <w:pPr>
+        <w:rPr>
+          <w:b/>
+          <w:bCs/>
+        </w:rPr>
+      </w:pPr>
+      <w:r>
+        <w:rPr>
+          <w:b/>
+          <w:bCs/>
+        </w:rPr>
+        <w:t>Components:</w:t>
+      </w:r>
+    </w:p>
+    <w:p>
+      <w:pPr>
+        <w:numPr>
+          <w:ilvl w:val="0"/>
+          <w:numId w:val="14"/>
+        </w:numPr>
+        <w:rPr>
+          <w:b/>
+          <w:bCs/>
+        </w:rPr>
+      </w:pPr>
+      <w:r>
+        <w:rPr>
+          <w:b/>
+          <w:bCs/>
+        </w:rPr>
+        <w:t>Startup Pitch Fests: Business ideas (Entrepreneurship, Year 3, Semester 3).</w:t>
+      </w:r>
+    </w:p>
+    <w:p>
+      <w:pPr>
+        <w:numPr>
+          <w:ilvl w:val="0"/>
+          <w:numId w:val="14"/>
+        </w:numPr>
+        <w:rPr>
+          <w:b/>
+          <w:bCs/>
+        </w:rPr>
+      </w:pPr>
+      <w:r>
+        <w:rPr>
+          <w:b/>
+          <w:bCs/>
+        </w:rPr>
+        <w:t>Simulation Games: Market entry scenarios (Strategic Management, Year 3, Semester 3).</w:t>
+      </w:r>
+    </w:p>
+    <w:p>
+      <w:pPr>
+        <w:numPr>
+          <w:ilvl w:val="0"/>
+          <w:numId w:val="14"/>
+        </w:numPr>
+        <w:rPr>
+          <w:b/>
+          <w:bCs/>
+        </w:rPr>
+      </w:pPr>
+      <w:r>
+        <w:rPr>
+          <w:b/>
+          <w:bCs/>
+        </w:rPr>
+        <w:t>Marketing Workshops: SEO, social media (Digital Marketing, Year 3, Semester 3).</w:t>
+      </w:r>
+    </w:p>
+    <w:p>
+      <w:pPr>
+        <w:numPr>
+          <w:ilvl w:val="0"/>
+          <w:numId w:val="14"/>
+        </w:numPr>
+        <w:rPr>
+          <w:b/>
+          <w:bCs/>
+        </w:rPr>
+      </w:pPr>
+      <w:r>
+        <w:rPr>
+          <w:b/>
+          <w:bCs/>
+        </w:rPr>
+        <w:lastRenderedPageBreak/>
+        <w:t>Case Studies: Supply chain challenges (Operations Management, Year 2, Semester 2).</w:t>
+      </w:r>
+    </w:p>
+    <w:p>
+      <w:pPr>
+        <w:numPr>
+          <w:ilvl w:val="0"/>
+          <w:numId w:val="14"/>
+        </w:numPr>
+        <w:rPr>
+          <w:b/>
+          <w:bCs/>
+        </w:rPr>
+      </w:pPr>
+      <w:r>
+        <w:rPr>
+          <w:b/>
+          <w:bCs/>
+        </w:rPr>
+        <w:t>Panel Discussions: Sustainability (Business Environment, Year 1, Semester 1).</w:t>
+      </w:r>
+    </w:p>
+    <w:p>
+      <w:pPr>
+        <w:rPr>
+          <w:b/>
+          <w:bCs/>
+        </w:rPr>
+      </w:pPr>
+      <w:r>
+        <w:rPr>
+          <w:b/>
+          <w:bCs/>
+        </w:rPr>
+        <w:t>Coordination:</w:t>
+      </w:r>
+    </w:p>
+    <w:p>
+      <w:pPr>
+        <w:numPr>
+          <w:ilvl w:val="0"/>
+          <w:numId w:val="15"/>
+        </w:numPr>
+        <w:rPr>
+          <w:b/>
+          <w:bCs/>
+        </w:rPr>
+      </w:pPr>
+      <w:r>
+        <w:rPr>
+          <w:b/>
+          <w:bCs/>
+        </w:rPr>
+        <w:t>Faculty: Mentor pitches, design simulations, moderate panels.</w:t>
+      </w:r>
+    </w:p>
+    <w:p>
+      <w:pPr>
+        <w:numPr>
+          <w:ilvl w:val="0"/>
+          <w:numId w:val="15"/>
+        </w:numPr>
+        <w:rPr>
+          <w:b/>
+          <w:bCs/>
+        </w:rPr>
+      </w:pPr>
+      <w:r>
+        <w:rPr>
+          <w:b/>
+          <w:bCs/>
+        </w:rPr>
+        <w:t>Students: Committee handles LinkedIn, logistics; third-years lead.</w:t>
+      </w:r>
+    </w:p>
+    <w:p>
+      <w:pPr>
+        <w:numPr>
+          <w:ilvl w:val="0"/>
+          <w:numId w:val="15"/>
+        </w:numPr>
+        <w:rPr>
+          <w:b/>
+          <w:bCs/>
+        </w:rPr>
+      </w:pPr>
+      <w:r>
+        <w:rPr>
+          <w:b/>
+          <w:bCs/>
+        </w:rPr>
+        <w:t>Industry: Reliance, ITC provide judges, internships.</w:t>
+      </w:r>
+    </w:p>
+    <w:p>
+      <w:pPr>
+        <w:numPr>
+          <w:ilvl w:val="0"/>
+          <w:numId w:val="15"/>
+        </w:numPr>
+        <w:rPr>
+          <w:b/>
+          <w:bCs/>
+        </w:rPr>
+      </w:pPr>
+      <w:r>
+        <w:rPr>
+          <w:b/>
+          <w:bCs/>
+        </w:rPr>
+        <w:t>Budget: ₹2.5–3.5 lakhs (sponsorships, college funds).</w:t>
+      </w:r>
+    </w:p>
+    <w:p>
+      <w:pPr>
+        <w:rPr>
+          <w:b/>
+          <w:bCs/>
+        </w:rPr>
+      </w:pPr>
+      <w:r>
+        <w:rPr>
+          <w:b/>
+          <w:bCs/>
+        </w:rPr>
+        <w:t>Impact:</w:t>
+      </w:r>
+    </w:p>
+    <w:p>
+      <w:pPr>
+        <w:numPr>
+          <w:ilvl w:val="0"/>
+          <w:numId w:val="16"/>
+        </w:numPr>
+        <w:rPr>
+          <w:b/>
+          <w:bCs/>
+        </w:rPr>
+      </w:pPr>
+      <w:r>
+        <w:rPr>
+          <w:b/>
+          <w:bCs/>
+        </w:rPr>
+        <w:t>Skills: Leadership, pitching for management roles.</w:t>
+      </w:r>
+    </w:p>
+    <w:p>
+      <w:pPr>
+        <w:numPr>
+          <w:ilvl w:val="0"/>
+          <w:numId w:val="16"/>
+        </w:numPr>
+        <w:rPr>
+          <w:b/>
+          <w:bCs/>
+        </w:rPr>
+      </w:pPr>
+      <w:r>
+        <w:rPr>
+          <w:b/>
+          <w:bCs/>
+        </w:rPr>
+        <w:t>Careers: 70% internship-to-job conversion at HCL; 85% report confidence boost.</w:t>
+      </w:r>
+    </w:p>
+    <w:p>
+      <w:pPr>
+        <w:numPr>
+          <w:ilvl w:val="0"/>
+          <w:numId w:val="16"/>
+        </w:numPr>
+        <w:rPr>
+          <w:b/>
+          <w:bCs/>
+        </w:rPr>
+      </w:pPr>
+      <w:r>
+        <w:rPr>
+          <w:b/>
+          <w:bCs/>
+        </w:rPr>
+        <w:t>Participation: 300+ participants (120 external).</w:t>
+      </w:r>
+    </w:p>
+    <w:p>
+      <w:pPr>
+        <w:rPr>
+          <w:b/>
+          <w:bCs/>
+        </w:rPr>
+      </w:pPr>
+      <w:r>
+        <w:rPr>
+          <w:b/>
+          <w:bCs/>
+        </w:rPr>
+        <w:pict w14:anchorId="7210B57D">
+          <v:rect id="_x0000_i1078" style="width:0;height:1.5pt" o:hralign="center" o:hrstd="t" o:hr="t" fillcolor="#a0a0a0" stroked="f"/>
+        </w:pict>
+      </w:r>
+    </w:p>
+    <w:p>
+      <w:pPr>
+        <w:rPr>
+          <w:b/>
+          <w:bCs/>
+        </w:rPr>
+      </w:pPr>
+      <w:r>
+        <w:rPr>
+          <w:b/>
+          <w:bCs/>
+        </w:rPr>
+        <w:t xml:space="preserve">M.Sc. Data Science: </w:t>
       </w:r>
       <w:proofErr w:type="spellStart"/>
       <w:r>
         <w:rPr>
-          <w:i/>
-          <w:iCs/>
+          <w:b/>
+          <w:bCs/>
         </w:rPr>
         <w:t>DataDrift</w:t>
       </w:r>
       <w:proofErr w:type="spellEnd"/>
-      <w:r>
-        <w:rPr>
-          <w:i/>
-          <w:iCs/>
-        </w:rPr>
-        <w:t>”</w:t>
-      </w:r>
-      <w:r>
-        <w:t xml:space="preserve"> annually in November, covering ML project showcases, paper submissions, and Python hack nights. Faculty help with project selection and judging.</w:t>
-      </w:r>
-    </w:p>
-    <w:p>
-      <w:pPr>
-        <w:numPr>
-          <w:ilvl w:val="0"/>
-          <w:numId w:val="1"/>
-        </w:numPr>
-      </w:pPr>
-      <w:r>
-        <w:rPr>
-          <w:b/>
-          <w:bCs/>
-        </w:rPr>
-        <w:t>M.A. Journalism &amp; Mass Communication</w:t>
-      </w:r>
-      <w:r>
-        <w:t xml:space="preserve">: Coordinates </w:t>
-      </w:r>
-      <w:r>
-        <w:rPr>
-          <w:i/>
-          <w:iCs/>
-        </w:rPr>
-        <w:t>“</w:t>
+    </w:p>
+    <w:p>
+      <w:pPr>
+        <w:rPr>
+          <w:b/>
+          <w:bCs/>
+        </w:rPr>
+      </w:pPr>
+      <w:r>
+        <w:rPr>
+          <w:b/>
+          <w:bCs/>
+        </w:rPr>
+        <w:t xml:space="preserve">Overview: </w:t>
       </w:r>
       <w:proofErr w:type="spellStart"/>
       <w:r>
         <w:rPr>
-          <w:i/>
-          <w:iCs/>
+          <w:b/>
+          <w:bCs/>
+        </w:rPr>
+        <w:t>DataDrift</w:t>
+      </w:r>
+      <w:proofErr w:type="spellEnd"/>
+      <w:r>
+        <w:rPr>
+          <w:b/>
+          <w:bCs/>
+        </w:rPr>
+        <w:t>, held in November, is a 2-day symposium aligning with the M.Sc. Data Science curriculum (90 credits, 4 semesters), drawing 200+ participants.</w:t>
+      </w:r>
+    </w:p>
+    <w:p>
+      <w:pPr>
+        <w:rPr>
+          <w:b/>
+          <w:bCs/>
+        </w:rPr>
+      </w:pPr>
+      <w:r>
+        <w:rPr>
+          <w:b/>
+          <w:bCs/>
+        </w:rPr>
+        <w:t>Components:</w:t>
+      </w:r>
+    </w:p>
+    <w:p>
+      <w:pPr>
+        <w:numPr>
+          <w:ilvl w:val="0"/>
+          <w:numId w:val="17"/>
+        </w:numPr>
+        <w:rPr>
+          <w:b/>
+          <w:bCs/>
+        </w:rPr>
+      </w:pPr>
+      <w:r>
+        <w:rPr>
+          <w:b/>
+          <w:bCs/>
+        </w:rPr>
+        <w:t>ML Project Showcases: Predictive models (Machine Learning, Year 2, Semester 2).</w:t>
+      </w:r>
+    </w:p>
+    <w:p>
+      <w:pPr>
+        <w:numPr>
+          <w:ilvl w:val="0"/>
+          <w:numId w:val="17"/>
+        </w:numPr>
+        <w:rPr>
+          <w:b/>
+          <w:bCs/>
+        </w:rPr>
+      </w:pPr>
+      <w:r>
+        <w:rPr>
+          <w:b/>
+          <w:bCs/>
+        </w:rPr>
+        <w:t>Paper Submissions: NLP, big data (Research Project, Year 2, Semester 2).</w:t>
+      </w:r>
+    </w:p>
+    <w:p>
+      <w:pPr>
+        <w:numPr>
+          <w:ilvl w:val="0"/>
+          <w:numId w:val="17"/>
+        </w:numPr>
+        <w:rPr>
+          <w:b/>
+          <w:bCs/>
+        </w:rPr>
+      </w:pPr>
+      <w:r>
+        <w:rPr>
+          <w:b/>
+          <w:bCs/>
+        </w:rPr>
+        <w:t>Python Hack Nights: Recommender systems (Python Programming, Year 1, Semester 1).</w:t>
+      </w:r>
+    </w:p>
+    <w:p>
+      <w:pPr>
+        <w:numPr>
+          <w:ilvl w:val="0"/>
+          <w:numId w:val="17"/>
+        </w:numPr>
+        <w:rPr>
+          <w:b/>
+          <w:bCs/>
+        </w:rPr>
+      </w:pPr>
+      <w:r>
+        <w:rPr>
+          <w:b/>
+          <w:bCs/>
+        </w:rPr>
+        <w:t>Tech Talks: AI ethics (Big Data Analytics, Year 2, Semester 2).</w:t>
+      </w:r>
+    </w:p>
+    <w:p>
+      <w:pPr>
+        <w:numPr>
+          <w:ilvl w:val="0"/>
+          <w:numId w:val="17"/>
+        </w:numPr>
+        <w:rPr>
+          <w:b/>
+          <w:bCs/>
+        </w:rPr>
+      </w:pPr>
+      <w:r>
+        <w:rPr>
+          <w:b/>
+          <w:bCs/>
+        </w:rPr>
+        <w:t>Workshops: TensorFlow, Spark training.</w:t>
+      </w:r>
+    </w:p>
+    <w:p>
+      <w:pPr>
+        <w:rPr>
+          <w:b/>
+          <w:bCs/>
+        </w:rPr>
+      </w:pPr>
+      <w:r>
+        <w:rPr>
+          <w:b/>
+          <w:bCs/>
+        </w:rPr>
+        <w:t>Coordination:</w:t>
+      </w:r>
+    </w:p>
+    <w:p>
+      <w:pPr>
+        <w:numPr>
+          <w:ilvl w:val="0"/>
+          <w:numId w:val="18"/>
+        </w:numPr>
+        <w:rPr>
+          <w:b/>
+          <w:bCs/>
+        </w:rPr>
+      </w:pPr>
+      <w:r>
+        <w:rPr>
+          <w:b/>
+          <w:bCs/>
+        </w:rPr>
+        <w:t>Faculty: Guide projects, judge submissions, invite experts.</w:t>
+      </w:r>
+    </w:p>
+    <w:p>
+      <w:pPr>
+        <w:numPr>
+          <w:ilvl w:val="0"/>
+          <w:numId w:val="18"/>
+        </w:numPr>
+        <w:rPr>
+          <w:b/>
+          <w:bCs/>
+        </w:rPr>
+      </w:pPr>
+      <w:r>
+        <w:rPr>
+          <w:b/>
+          <w:bCs/>
+        </w:rPr>
+        <w:t>Students: Committee manages tech blogs, cloud servers; second-years lead.</w:t>
+      </w:r>
+    </w:p>
+    <w:p>
+      <w:pPr>
+        <w:numPr>
+          <w:ilvl w:val="0"/>
+          <w:numId w:val="18"/>
+        </w:numPr>
+        <w:rPr>
+          <w:b/>
+          <w:bCs/>
+        </w:rPr>
+      </w:pPr>
+      <w:r>
+        <w:rPr>
+          <w:b/>
+          <w:bCs/>
+        </w:rPr>
+        <w:t>Industry: Mu Sigma, AWS provide judges, internships.</w:t>
+      </w:r>
+    </w:p>
+    <w:p>
+      <w:pPr>
+        <w:numPr>
+          <w:ilvl w:val="0"/>
+          <w:numId w:val="18"/>
+        </w:numPr>
+        <w:rPr>
+          <w:b/>
+          <w:bCs/>
+        </w:rPr>
+      </w:pPr>
+      <w:r>
+        <w:rPr>
+          <w:b/>
+          <w:bCs/>
+        </w:rPr>
+        <w:t>Budget: ₹3–4 lakhs (sponsorships, college funds).</w:t>
+      </w:r>
+    </w:p>
+    <w:p>
+      <w:pPr>
+        <w:rPr>
+          <w:b/>
+          <w:bCs/>
+        </w:rPr>
+      </w:pPr>
+      <w:r>
+        <w:rPr>
+          <w:b/>
+          <w:bCs/>
+        </w:rPr>
+        <w:t>Impact:</w:t>
+      </w:r>
+    </w:p>
+    <w:p>
+      <w:pPr>
+        <w:numPr>
+          <w:ilvl w:val="0"/>
+          <w:numId w:val="19"/>
+        </w:numPr>
+        <w:rPr>
+          <w:b/>
+          <w:bCs/>
+        </w:rPr>
+      </w:pPr>
+      <w:r>
+        <w:rPr>
+          <w:b/>
+          <w:bCs/>
+        </w:rPr>
+        <w:t>Skills: Analytics, coding for data scientist roles.</w:t>
+      </w:r>
+    </w:p>
+    <w:p>
+      <w:pPr>
+        <w:numPr>
+          <w:ilvl w:val="0"/>
+          <w:numId w:val="19"/>
+        </w:numPr>
+        <w:rPr>
+          <w:b/>
+          <w:bCs/>
+        </w:rPr>
+      </w:pPr>
+      <w:r>
+        <w:rPr>
+          <w:b/>
+          <w:bCs/>
+        </w:rPr>
+        <w:t>Careers: 80% internship-to-job conversion at Google; 90% report technical growth.</w:t>
+      </w:r>
+    </w:p>
+    <w:p>
+      <w:pPr>
+        <w:numPr>
+          <w:ilvl w:val="0"/>
+          <w:numId w:val="19"/>
+        </w:numPr>
+        <w:rPr>
+          <w:b/>
+          <w:bCs/>
+        </w:rPr>
+      </w:pPr>
+      <w:r>
+        <w:rPr>
+          <w:b/>
+          <w:bCs/>
+        </w:rPr>
+        <w:t>Participation: 200+ participants (80 external).</w:t>
+      </w:r>
+    </w:p>
+    <w:p>
+      <w:pPr>
+        <w:rPr>
+          <w:b/>
+          <w:bCs/>
+        </w:rPr>
+      </w:pPr>
+      <w:r>
+        <w:rPr>
+          <w:b/>
+          <w:bCs/>
+        </w:rPr>
+        <w:pict w14:anchorId="060F6BC2">
+          <v:rect id="_x0000_i1079" style="width:0;height:1.5pt" o:hralign="center" o:hrstd="t" o:hr="t" fillcolor="#a0a0a0" stroked="f"/>
+        </w:pict>
+      </w:r>
+    </w:p>
+    <w:p>
+      <w:pPr>
+        <w:rPr>
+          <w:b/>
+          <w:bCs/>
+        </w:rPr>
+      </w:pPr>
+      <w:r>
+        <w:rPr>
+          <w:b/>
+          <w:bCs/>
+        </w:rPr>
+        <w:lastRenderedPageBreak/>
+        <w:t xml:space="preserve">M.A. Journalism &amp; Mass Communication: </w:t>
+      </w:r>
+      <w:proofErr w:type="spellStart"/>
+      <w:r>
+        <w:rPr>
+          <w:b/>
+          <w:bCs/>
         </w:rPr>
         <w:t>MediaMosaic</w:t>
       </w:r>
       <w:proofErr w:type="spellEnd"/>
-      <w:r>
-        <w:rPr>
-          <w:i/>
-          <w:iCs/>
-        </w:rPr>
-        <w:t>”</w:t>
-      </w:r>
-      <w:r>
-        <w:t>, featuring short film contests, podcasting bootcamps, and panel discussions with journalists. Faculty liaise with media houses and manage event content.</w:t>
+    </w:p>
+    <w:p>
+      <w:pPr>
+        <w:rPr>
+          <w:b/>
+          <w:bCs/>
+        </w:rPr>
+      </w:pPr>
+      <w:r>
+        <w:rPr>
+          <w:b/>
+          <w:bCs/>
+        </w:rPr>
+        <w:t xml:space="preserve">Overview: </w:t>
+      </w:r>
+      <w:proofErr w:type="spellStart"/>
+      <w:r>
+        <w:rPr>
+          <w:b/>
+          <w:bCs/>
+        </w:rPr>
+        <w:t>MediaMosaic</w:t>
+      </w:r>
+      <w:proofErr w:type="spellEnd"/>
+      <w:r>
+        <w:rPr>
+          <w:b/>
+          <w:bCs/>
+        </w:rPr>
+        <w:t>, held in March, is a 3-day media festival aligning with the M.A. Journalism curriculum (90 credits, 4 semesters), attracting 250+ participants.</w:t>
+      </w:r>
+    </w:p>
+    <w:p>
+      <w:pPr>
+        <w:rPr>
+          <w:b/>
+          <w:bCs/>
+        </w:rPr>
+      </w:pPr>
+      <w:r>
+        <w:rPr>
+          <w:b/>
+          <w:bCs/>
+        </w:rPr>
+        <w:t>Components:</w:t>
+      </w:r>
+    </w:p>
+    <w:p>
+      <w:pPr>
+        <w:numPr>
+          <w:ilvl w:val="0"/>
+          <w:numId w:val="20"/>
+        </w:numPr>
+        <w:rPr>
+          <w:b/>
+          <w:bCs/>
+        </w:rPr>
+      </w:pPr>
+      <w:r>
+        <w:rPr>
+          <w:b/>
+          <w:bCs/>
+        </w:rPr>
+        <w:t>Short Film Contests: Video production (Digital Media Production, Year 2, Semester 2).</w:t>
+      </w:r>
+    </w:p>
+    <w:p>
+      <w:pPr>
+        <w:numPr>
+          <w:ilvl w:val="0"/>
+          <w:numId w:val="20"/>
+        </w:numPr>
+        <w:rPr>
+          <w:b/>
+          <w:bCs/>
+        </w:rPr>
+      </w:pPr>
+      <w:r>
+        <w:rPr>
+          <w:b/>
+          <w:bCs/>
+        </w:rPr>
+        <w:t>Podcasting Bootcamps: Audio editing (Digital Media Production).</w:t>
+      </w:r>
+    </w:p>
+    <w:p>
+      <w:pPr>
+        <w:numPr>
+          <w:ilvl w:val="0"/>
+          <w:numId w:val="20"/>
+        </w:numPr>
+        <w:rPr>
+          <w:b/>
+          <w:bCs/>
+        </w:rPr>
+      </w:pPr>
+      <w:r>
+        <w:rPr>
+          <w:b/>
+          <w:bCs/>
+        </w:rPr>
+        <w:t>Panel Discussions: Fake news (Media Ethics &amp; Law, Year 1, Semester 1).</w:t>
+      </w:r>
+    </w:p>
+    <w:p>
+      <w:pPr>
+        <w:numPr>
+          <w:ilvl w:val="0"/>
+          <w:numId w:val="20"/>
+        </w:numPr>
+        <w:rPr>
+          <w:b/>
+          <w:bCs/>
+        </w:rPr>
+      </w:pPr>
+      <w:r>
+        <w:rPr>
+          <w:b/>
+          <w:bCs/>
+        </w:rPr>
+        <w:t>Reporting Competitions: Newsroom tasks (Reporting &amp; Editing, Year 1, Semester 1).</w:t>
+      </w:r>
+    </w:p>
+    <w:p>
+      <w:pPr>
+        <w:numPr>
+          <w:ilvl w:val="0"/>
+          <w:numId w:val="20"/>
+        </w:numPr>
+        <w:rPr>
+          <w:b/>
+          <w:bCs/>
+        </w:rPr>
+      </w:pPr>
+      <w:r>
+        <w:rPr>
+          <w:b/>
+          <w:bCs/>
+        </w:rPr>
+        <w:t>Photography Exhibits: Visual storytelling (Photography, Year 1, Semester 1).</w:t>
+      </w:r>
+    </w:p>
+    <w:p>
+      <w:pPr>
+        <w:rPr>
+          <w:b/>
+          <w:bCs/>
+        </w:rPr>
+      </w:pPr>
+      <w:r>
+        <w:rPr>
+          <w:b/>
+          <w:bCs/>
+        </w:rPr>
+        <w:t>Coordination:</w:t>
+      </w:r>
+    </w:p>
+    <w:p>
+      <w:pPr>
+        <w:numPr>
+          <w:ilvl w:val="0"/>
+          <w:numId w:val="21"/>
+        </w:numPr>
+        <w:rPr>
+          <w:b/>
+          <w:bCs/>
+        </w:rPr>
+      </w:pPr>
+      <w:r>
+        <w:rPr>
+          <w:b/>
+          <w:bCs/>
+        </w:rPr>
+        <w:t>Faculty: Liaise with media houses, mentor teams, judge competitions.</w:t>
+      </w:r>
+    </w:p>
+    <w:p>
+      <w:pPr>
+        <w:numPr>
+          <w:ilvl w:val="0"/>
+          <w:numId w:val="21"/>
+        </w:numPr>
+        <w:rPr>
+          <w:b/>
+          <w:bCs/>
+        </w:rPr>
+      </w:pPr>
+      <w:r>
+        <w:rPr>
+          <w:b/>
+          <w:bCs/>
+        </w:rPr>
+        <w:t>Students: Committee manages YouTube, logistics; second-years lead.</w:t>
+      </w:r>
+    </w:p>
+    <w:p>
+      <w:pPr>
+        <w:numPr>
+          <w:ilvl w:val="0"/>
+          <w:numId w:val="21"/>
+        </w:numPr>
+        <w:rPr>
+          <w:b/>
+          <w:bCs/>
+        </w:rPr>
+      </w:pPr>
+      <w:r>
+        <w:rPr>
+          <w:b/>
+          <w:bCs/>
+        </w:rPr>
+        <w:t>Industry: NDTV, The Hindu provide judges, internships.</w:t>
+      </w:r>
+    </w:p>
+    <w:p>
+      <w:pPr>
+        <w:numPr>
+          <w:ilvl w:val="0"/>
+          <w:numId w:val="21"/>
+        </w:numPr>
+        <w:rPr>
+          <w:b/>
+          <w:bCs/>
+        </w:rPr>
+      </w:pPr>
+      <w:r>
+        <w:rPr>
+          <w:b/>
+          <w:bCs/>
+        </w:rPr>
+        <w:t>Budget: ₹2.5–3.5 lakhs (sponsorships, college funds).</w:t>
+      </w:r>
+    </w:p>
+    <w:p>
+      <w:pPr>
+        <w:rPr>
+          <w:b/>
+          <w:bCs/>
+        </w:rPr>
+      </w:pPr>
+      <w:r>
+        <w:rPr>
+          <w:b/>
+          <w:bCs/>
+        </w:rPr>
+        <w:t>Impact:</w:t>
+      </w:r>
+    </w:p>
+    <w:p>
+      <w:pPr>
+        <w:numPr>
+          <w:ilvl w:val="0"/>
+          <w:numId w:val="22"/>
+        </w:numPr>
+        <w:rPr>
+          <w:b/>
+          <w:bCs/>
+        </w:rPr>
+      </w:pPr>
+      <w:r>
+        <w:rPr>
+          <w:b/>
+          <w:bCs/>
+        </w:rPr>
+        <w:t>Skills: Media production, reporting for journalism/PR roles.</w:t>
+      </w:r>
+    </w:p>
+    <w:p>
+      <w:pPr>
+        <w:numPr>
+          <w:ilvl w:val="0"/>
+          <w:numId w:val="22"/>
+        </w:numPr>
+        <w:rPr>
+          <w:b/>
+          <w:bCs/>
+        </w:rPr>
+      </w:pPr>
+      <w:r>
+        <w:rPr>
+          <w:b/>
+          <w:bCs/>
+        </w:rPr>
+        <w:t>Careers: 70% internship-to-job conversion at NDTV; 85% report readiness.</w:t>
+      </w:r>
+    </w:p>
+    <w:p>
+      <w:pPr>
+        <w:numPr>
+          <w:ilvl w:val="0"/>
+          <w:numId w:val="22"/>
+        </w:numPr>
+        <w:rPr>
+          <w:b/>
+          <w:bCs/>
+        </w:rPr>
+      </w:pPr>
+      <w:r>
+        <w:rPr>
+          <w:b/>
+          <w:bCs/>
+        </w:rPr>
+        <w:t>Participation: 250+ participants (100 external).</w:t>
+      </w:r>
+    </w:p>
+    <w:p>
+      <w:pPr>
+        <w:rPr>
+          <w:b/>
+          <w:bCs/>
+        </w:rPr>
+      </w:pPr>
+      <w:r>
+        <w:rPr>
+          <w:b/>
+          <w:bCs/>
+        </w:rPr>
+        <w:pict w14:anchorId="18A5A1F5">
+          <v:rect id="_x0000_i1080" style="width:0;height:1.5pt" o:hralign="center" o:hrstd="t" o:hr="t" fillcolor="#a0a0a0" stroked="f"/>
+        </w:pict>
+      </w:r>
+    </w:p>
+    <w:p>
+      <w:pPr>
+        <w:rPr>
+          <w:b/>
+          <w:bCs/>
+        </w:rPr>
+      </w:pPr>
+      <w:r>
+        <w:rPr>
+          <w:b/>
+          <w:bCs/>
+        </w:rPr>
+        <w:t>College-Wide Framework</w:t>
+      </w:r>
+    </w:p>
+    <w:p>
+      <w:pPr>
+        <w:numPr>
+          <w:ilvl w:val="0"/>
+          <w:numId w:val="23"/>
+        </w:numPr>
+        <w:rPr>
+          <w:b/>
+          <w:bCs/>
+        </w:rPr>
+      </w:pPr>
+      <w:r>
+        <w:rPr>
+          <w:b/>
+          <w:bCs/>
+        </w:rPr>
+        <w:t>Central Coordination: Event Management Committee standardizes budgets, schedules, sponsorships.</w:t>
+      </w:r>
+    </w:p>
+    <w:p>
+      <w:pPr>
+        <w:numPr>
+          <w:ilvl w:val="0"/>
+          <w:numId w:val="23"/>
+        </w:numPr>
+        <w:rPr>
+          <w:b/>
+          <w:bCs/>
+        </w:rPr>
+      </w:pPr>
+      <w:r>
+        <w:rPr>
+          <w:b/>
+          <w:bCs/>
+        </w:rPr>
+        <w:t>Technology: ERP portal, YouTube streaming, RAG chatbot for updates.</w:t>
+      </w:r>
+    </w:p>
+    <w:p>
+      <w:pPr>
+        <w:numPr>
+          <w:ilvl w:val="0"/>
+          <w:numId w:val="23"/>
+        </w:numPr>
+        <w:rPr>
+          <w:b/>
+          <w:bCs/>
+        </w:rPr>
+      </w:pPr>
+      <w:r>
+        <w:rPr>
+          <w:b/>
+          <w:bCs/>
+        </w:rPr>
+        <w:t>Sustainability: Eco-friendly practices (digital posters).</w:t>
+      </w:r>
+    </w:p>
+    <w:p>
+      <w:pPr>
+        <w:numPr>
+          <w:ilvl w:val="0"/>
+          <w:numId w:val="23"/>
+        </w:numPr>
+        <w:rPr>
+          <w:b/>
+          <w:bCs/>
+        </w:rPr>
+      </w:pPr>
+      <w:r>
+        <w:rPr>
+          <w:b/>
+          <w:bCs/>
+        </w:rPr>
+        <w:t>Inclusivity: Female-led committees, empowerment-focused activities.</w:t>
+      </w:r>
+    </w:p>
+    <w:p>
+      <w:pPr>
+        <w:rPr>
+          <w:b/>
+          <w:bCs/>
+        </w:rPr>
+      </w:pPr>
+      <w:r>
+        <w:rPr>
+          <w:b/>
+          <w:bCs/>
+        </w:rPr>
+        <w:t>Career Impact</w:t>
+      </w:r>
+    </w:p>
+    <w:p>
+      <w:pPr>
+        <w:numPr>
+          <w:ilvl w:val="0"/>
+          <w:numId w:val="24"/>
+        </w:numPr>
+        <w:rPr>
+          <w:b/>
+          <w:bCs/>
+        </w:rPr>
+      </w:pPr>
+      <w:r>
+        <w:rPr>
+          <w:b/>
+          <w:bCs/>
+        </w:rPr>
+        <w:t>Networking: Connects students with industry, alumni; 60% internships convert to jobs.</w:t>
+      </w:r>
+    </w:p>
+    <w:p>
+      <w:pPr>
+        <w:numPr>
+          <w:ilvl w:val="0"/>
+          <w:numId w:val="24"/>
+        </w:numPr>
+        <w:rPr>
+          <w:b/>
+          <w:bCs/>
+        </w:rPr>
+      </w:pPr>
+      <w:r>
+        <w:rPr>
+          <w:b/>
+          <w:bCs/>
+        </w:rPr>
+        <w:t>Skills: Competitions build coding, pitching, reporting skills.</w:t>
+      </w:r>
+    </w:p>
+    <w:p>
+      <w:pPr>
+        <w:numPr>
+          <w:ilvl w:val="0"/>
+          <w:numId w:val="24"/>
+        </w:numPr>
+        <w:rPr>
+          <w:b/>
+          <w:bCs/>
+        </w:rPr>
+      </w:pPr>
+      <w:r>
+        <w:rPr>
+          <w:b/>
+          <w:bCs/>
+        </w:rPr>
+        <w:t>Portfolios: Projects enhance employability in IT, media, finance.</w:t>
       </w:r>
     </w:p>
     <w:p/>
@@ -340,6 +2723,2986 @@
 <file path=word/numbering.xml><?xml version="1.0" encoding="utf-8"?>
 <w:numbering xmlns:wpc="http://schemas.microsoft.com/office/word/2010/wordprocessingCanvas" xmlns:cx="http://schemas.microsoft.com/office/drawing/2014/chartex" xmlns:cx1="http://schemas.microsoft.com/office/drawing/2015/9/8/chartex" xmlns:cx2="http://schemas.microsoft.com/office/drawing/2015/10/21/chartex" xmlns:cx3="http://schemas.microsoft.com/office/drawing/2016/5/9/chartex" xmlns:cx4="http://schemas.microsoft.com/office/drawing/2016/5/10/chartex" xmlns:cx5="http://schemas.microsoft.com/office/drawing/2016/5/11/chartex" xmlns:cx6="http://schemas.microsoft.com/office/drawing/2016/5/12/chartex" xmlns:cx7="http://schemas.microsoft.com/office/drawing/2016/5/13/chartex" xmlns:cx8="http://schemas.microsoft.com/office/drawing/2016/5/14/chartex" xmlns:mc="http://schemas.openxmlformats.org/markup-compatibility/2006" xmlns:aink="http://schemas.microsoft.com/office/drawing/2016/ink" xmlns:am3d="http://schemas.microsoft.com/office/drawing/2017/model3d" xmlns:o="urn:schemas-microsoft-com:office:office" xmlns:oel="http://schemas.microsoft.com/office/2019/extlst" xmlns:r="http://schemas.openxmlformats.org/officeDocument/2006/relationships" xmlns:m="http://schemas.openxmlformats.org/officeDocument/2006/math" xmlns:v="urn:schemas-microsoft-com:vml" xmlns:wp14="http://schemas.microsoft.com/office/word/2010/wordprocessingDrawing" xmlns:wp="http://schemas.openxmlformats.org/drawingml/2006/wordprocessingDrawing" xmlns:w10="urn:schemas-microsoft-com:office:word" xmlns:w="http://schemas.openxmlformats.org/wordprocessingml/2006/main" xmlns:w14="http://schemas.microsoft.com/office/word/2010/wordml" xmlns:w15="http://schemas.microsoft.com/office/word/2012/wordml" xmlns:w16cex="http://schemas.microsoft.com/office/word/2018/wordml/cex" xmlns:w16cid="http://schemas.microsoft.com/office/word/2016/wordml/cid" xmlns:w16="http://schemas.microsoft.com/office/word/2018/wordml" xmlns:w16du="http://schemas.microsoft.com/office/word/2023/wordml/word16du" xmlns:w16sdtdh="http://schemas.microsoft.com/office/word/2020/wordml/sdtdatahash" xmlns:w16sdtfl="http://schemas.microsoft.com/office/word/2024/wordml/sdtformatlock" xmlns:w16se="http://schemas.microsoft.com/office/word/2015/wordml/symex" xmlns:wpg="http://schemas.microsoft.com/office/word/2010/wordprocessingGroup" xmlns:wpi="http://schemas.microsoft.com/office/word/2010/wordprocessingInk" xmlns:wne="http://schemas.microsoft.com/office/word/2006/wordml" xmlns:wps="http://schemas.microsoft.com/office/word/2010/wordprocessingShape" mc:Ignorable="w14 w15 w16se w16cid w16 w16cex w16sdtdh w16sdtfl w16du wp14">
   <w:abstractNum w:abstractNumId="0" w15:restartNumberingAfterBreak="0">
+    <w:nsid w:val="05194EC8"/>
+    <w:multiLevelType w:val="multilevel"/>
+    <w:tmpl w:val="2CECAFC0"/>
+    <w:lvl w:ilvl="0">
+      <w:start w:val="1"/>
+      <w:numFmt w:val="bullet"/>
+      <w:lvlText w:val=""/>
+      <w:lvlJc w:val="left"/>
+      <w:pPr>
+        <w:tabs>
+          <w:tab w:val="num" w:pos="720"/>
+        </w:tabs>
+        <w:ind w:left="720" w:hanging="360"/>
+      </w:pPr>
+      <w:rPr>
+        <w:rFonts w:ascii="Symbol" w:hAnsi="Symbol" w:hint="default"/>
+        <w:sz w:val="20"/>
+      </w:rPr>
+    </w:lvl>
+    <w:lvl w:ilvl="1" w:tentative="1">
+      <w:start w:val="1"/>
+      <w:numFmt w:val="bullet"/>
+      <w:lvlText w:val="o"/>
+      <w:lvlJc w:val="left"/>
+      <w:pPr>
+        <w:tabs>
+          <w:tab w:val="num" w:pos="1440"/>
+        </w:tabs>
+        <w:ind w:left="1440" w:hanging="360"/>
+      </w:pPr>
+      <w:rPr>
+        <w:rFonts w:ascii="Courier New" w:hAnsi="Courier New" w:hint="default"/>
+        <w:sz w:val="20"/>
+      </w:rPr>
+    </w:lvl>
+    <w:lvl w:ilvl="2" w:tentative="1">
+      <w:start w:val="1"/>
+      <w:numFmt w:val="bullet"/>
+      <w:lvlText w:val=""/>
+      <w:lvlJc w:val="left"/>
+      <w:pPr>
+        <w:tabs>
+          <w:tab w:val="num" w:pos="2160"/>
+        </w:tabs>
+        <w:ind w:left="2160" w:hanging="360"/>
+      </w:pPr>
+      <w:rPr>
+        <w:rFonts w:ascii="Wingdings" w:hAnsi="Wingdings" w:hint="default"/>
+        <w:sz w:val="20"/>
+      </w:rPr>
+    </w:lvl>
+    <w:lvl w:ilvl="3" w:tentative="1">
+      <w:start w:val="1"/>
+      <w:numFmt w:val="bullet"/>
+      <w:lvlText w:val=""/>
+      <w:lvlJc w:val="left"/>
+      <w:pPr>
+        <w:tabs>
+          <w:tab w:val="num" w:pos="2880"/>
+        </w:tabs>
+        <w:ind w:left="2880" w:hanging="360"/>
+      </w:pPr>
+      <w:rPr>
+        <w:rFonts w:ascii="Wingdings" w:hAnsi="Wingdings" w:hint="default"/>
+        <w:sz w:val="20"/>
+      </w:rPr>
+    </w:lvl>
+    <w:lvl w:ilvl="4" w:tentative="1">
+      <w:start w:val="1"/>
+      <w:numFmt w:val="bullet"/>
+      <w:lvlText w:val=""/>
+      <w:lvlJc w:val="left"/>
+      <w:pPr>
+        <w:tabs>
+          <w:tab w:val="num" w:pos="3600"/>
+        </w:tabs>
+        <w:ind w:left="3600" w:hanging="360"/>
+      </w:pPr>
+      <w:rPr>
+        <w:rFonts w:ascii="Wingdings" w:hAnsi="Wingdings" w:hint="default"/>
+        <w:sz w:val="20"/>
+      </w:rPr>
+    </w:lvl>
+    <w:lvl w:ilvl="5" w:tentative="1">
+      <w:start w:val="1"/>
+      <w:numFmt w:val="bullet"/>
+      <w:lvlText w:val=""/>
+      <w:lvlJc w:val="left"/>
+      <w:pPr>
+        <w:tabs>
+          <w:tab w:val="num" w:pos="4320"/>
+        </w:tabs>
+        <w:ind w:left="4320" w:hanging="360"/>
+      </w:pPr>
+      <w:rPr>
+        <w:rFonts w:ascii="Wingdings" w:hAnsi="Wingdings" w:hint="default"/>
+        <w:sz w:val="20"/>
+      </w:rPr>
+    </w:lvl>
+    <w:lvl w:ilvl="6" w:tentative="1">
+      <w:start w:val="1"/>
+      <w:numFmt w:val="bullet"/>
+      <w:lvlText w:val=""/>
+      <w:lvlJc w:val="left"/>
+      <w:pPr>
+        <w:tabs>
+          <w:tab w:val="num" w:pos="5040"/>
+        </w:tabs>
+        <w:ind w:left="5040" w:hanging="360"/>
+      </w:pPr>
+      <w:rPr>
+        <w:rFonts w:ascii="Wingdings" w:hAnsi="Wingdings" w:hint="default"/>
+        <w:sz w:val="20"/>
+      </w:rPr>
+    </w:lvl>
+    <w:lvl w:ilvl="7" w:tentative="1">
+      <w:start w:val="1"/>
+      <w:numFmt w:val="bullet"/>
+      <w:lvlText w:val=""/>
+      <w:lvlJc w:val="left"/>
+      <w:pPr>
+        <w:tabs>
+          <w:tab w:val="num" w:pos="5760"/>
+        </w:tabs>
+        <w:ind w:left="5760" w:hanging="360"/>
+      </w:pPr>
+      <w:rPr>
+        <w:rFonts w:ascii="Wingdings" w:hAnsi="Wingdings" w:hint="default"/>
+        <w:sz w:val="20"/>
+      </w:rPr>
+    </w:lvl>
+    <w:lvl w:ilvl="8" w:tentative="1">
+      <w:start w:val="1"/>
+      <w:numFmt w:val="bullet"/>
+      <w:lvlText w:val=""/>
+      <w:lvlJc w:val="left"/>
+      <w:pPr>
+        <w:tabs>
+          <w:tab w:val="num" w:pos="6480"/>
+        </w:tabs>
+        <w:ind w:left="6480" w:hanging="360"/>
+      </w:pPr>
+      <w:rPr>
+        <w:rFonts w:ascii="Wingdings" w:hAnsi="Wingdings" w:hint="default"/>
+        <w:sz w:val="20"/>
+      </w:rPr>
+    </w:lvl>
+  </w:abstractNum>
+  <w:abstractNum w:abstractNumId="1" w15:restartNumberingAfterBreak="0">
+    <w:nsid w:val="0C4A29CB"/>
+    <w:multiLevelType w:val="multilevel"/>
+    <w:tmpl w:val="22265602"/>
+    <w:lvl w:ilvl="0">
+      <w:start w:val="1"/>
+      <w:numFmt w:val="bullet"/>
+      <w:lvlText w:val=""/>
+      <w:lvlJc w:val="left"/>
+      <w:pPr>
+        <w:tabs>
+          <w:tab w:val="num" w:pos="720"/>
+        </w:tabs>
+        <w:ind w:left="720" w:hanging="360"/>
+      </w:pPr>
+      <w:rPr>
+        <w:rFonts w:ascii="Symbol" w:hAnsi="Symbol" w:hint="default"/>
+        <w:sz w:val="20"/>
+      </w:rPr>
+    </w:lvl>
+    <w:lvl w:ilvl="1" w:tentative="1">
+      <w:start w:val="1"/>
+      <w:numFmt w:val="bullet"/>
+      <w:lvlText w:val="o"/>
+      <w:lvlJc w:val="left"/>
+      <w:pPr>
+        <w:tabs>
+          <w:tab w:val="num" w:pos="1440"/>
+        </w:tabs>
+        <w:ind w:left="1440" w:hanging="360"/>
+      </w:pPr>
+      <w:rPr>
+        <w:rFonts w:ascii="Courier New" w:hAnsi="Courier New" w:hint="default"/>
+        <w:sz w:val="20"/>
+      </w:rPr>
+    </w:lvl>
+    <w:lvl w:ilvl="2" w:tentative="1">
+      <w:start w:val="1"/>
+      <w:numFmt w:val="bullet"/>
+      <w:lvlText w:val=""/>
+      <w:lvlJc w:val="left"/>
+      <w:pPr>
+        <w:tabs>
+          <w:tab w:val="num" w:pos="2160"/>
+        </w:tabs>
+        <w:ind w:left="2160" w:hanging="360"/>
+      </w:pPr>
+      <w:rPr>
+        <w:rFonts w:ascii="Wingdings" w:hAnsi="Wingdings" w:hint="default"/>
+        <w:sz w:val="20"/>
+      </w:rPr>
+    </w:lvl>
+    <w:lvl w:ilvl="3" w:tentative="1">
+      <w:start w:val="1"/>
+      <w:numFmt w:val="bullet"/>
+      <w:lvlText w:val=""/>
+      <w:lvlJc w:val="left"/>
+      <w:pPr>
+        <w:tabs>
+          <w:tab w:val="num" w:pos="2880"/>
+        </w:tabs>
+        <w:ind w:left="2880" w:hanging="360"/>
+      </w:pPr>
+      <w:rPr>
+        <w:rFonts w:ascii="Wingdings" w:hAnsi="Wingdings" w:hint="default"/>
+        <w:sz w:val="20"/>
+      </w:rPr>
+    </w:lvl>
+    <w:lvl w:ilvl="4" w:tentative="1">
+      <w:start w:val="1"/>
+      <w:numFmt w:val="bullet"/>
+      <w:lvlText w:val=""/>
+      <w:lvlJc w:val="left"/>
+      <w:pPr>
+        <w:tabs>
+          <w:tab w:val="num" w:pos="3600"/>
+        </w:tabs>
+        <w:ind w:left="3600" w:hanging="360"/>
+      </w:pPr>
+      <w:rPr>
+        <w:rFonts w:ascii="Wingdings" w:hAnsi="Wingdings" w:hint="default"/>
+        <w:sz w:val="20"/>
+      </w:rPr>
+    </w:lvl>
+    <w:lvl w:ilvl="5" w:tentative="1">
+      <w:start w:val="1"/>
+      <w:numFmt w:val="bullet"/>
+      <w:lvlText w:val=""/>
+      <w:lvlJc w:val="left"/>
+      <w:pPr>
+        <w:tabs>
+          <w:tab w:val="num" w:pos="4320"/>
+        </w:tabs>
+        <w:ind w:left="4320" w:hanging="360"/>
+      </w:pPr>
+      <w:rPr>
+        <w:rFonts w:ascii="Wingdings" w:hAnsi="Wingdings" w:hint="default"/>
+        <w:sz w:val="20"/>
+      </w:rPr>
+    </w:lvl>
+    <w:lvl w:ilvl="6" w:tentative="1">
+      <w:start w:val="1"/>
+      <w:numFmt w:val="bullet"/>
+      <w:lvlText w:val=""/>
+      <w:lvlJc w:val="left"/>
+      <w:pPr>
+        <w:tabs>
+          <w:tab w:val="num" w:pos="5040"/>
+        </w:tabs>
+        <w:ind w:left="5040" w:hanging="360"/>
+      </w:pPr>
+      <w:rPr>
+        <w:rFonts w:ascii="Wingdings" w:hAnsi="Wingdings" w:hint="default"/>
+        <w:sz w:val="20"/>
+      </w:rPr>
+    </w:lvl>
+    <w:lvl w:ilvl="7" w:tentative="1">
+      <w:start w:val="1"/>
+      <w:numFmt w:val="bullet"/>
+      <w:lvlText w:val=""/>
+      <w:lvlJc w:val="left"/>
+      <w:pPr>
+        <w:tabs>
+          <w:tab w:val="num" w:pos="5760"/>
+        </w:tabs>
+        <w:ind w:left="5760" w:hanging="360"/>
+      </w:pPr>
+      <w:rPr>
+        <w:rFonts w:ascii="Wingdings" w:hAnsi="Wingdings" w:hint="default"/>
+        <w:sz w:val="20"/>
+      </w:rPr>
+    </w:lvl>
+    <w:lvl w:ilvl="8" w:tentative="1">
+      <w:start w:val="1"/>
+      <w:numFmt w:val="bullet"/>
+      <w:lvlText w:val=""/>
+      <w:lvlJc w:val="left"/>
+      <w:pPr>
+        <w:tabs>
+          <w:tab w:val="num" w:pos="6480"/>
+        </w:tabs>
+        <w:ind w:left="6480" w:hanging="360"/>
+      </w:pPr>
+      <w:rPr>
+        <w:rFonts w:ascii="Wingdings" w:hAnsi="Wingdings" w:hint="default"/>
+        <w:sz w:val="20"/>
+      </w:rPr>
+    </w:lvl>
+  </w:abstractNum>
+  <w:abstractNum w:abstractNumId="2" w15:restartNumberingAfterBreak="0">
+    <w:nsid w:val="0D60552C"/>
+    <w:multiLevelType w:val="multilevel"/>
+    <w:tmpl w:val="9438AEDC"/>
+    <w:lvl w:ilvl="0">
+      <w:start w:val="1"/>
+      <w:numFmt w:val="bullet"/>
+      <w:lvlText w:val=""/>
+      <w:lvlJc w:val="left"/>
+      <w:pPr>
+        <w:tabs>
+          <w:tab w:val="num" w:pos="720"/>
+        </w:tabs>
+        <w:ind w:left="720" w:hanging="360"/>
+      </w:pPr>
+      <w:rPr>
+        <w:rFonts w:ascii="Symbol" w:hAnsi="Symbol" w:hint="default"/>
+        <w:sz w:val="20"/>
+      </w:rPr>
+    </w:lvl>
+    <w:lvl w:ilvl="1" w:tentative="1">
+      <w:start w:val="1"/>
+      <w:numFmt w:val="bullet"/>
+      <w:lvlText w:val="o"/>
+      <w:lvlJc w:val="left"/>
+      <w:pPr>
+        <w:tabs>
+          <w:tab w:val="num" w:pos="1440"/>
+        </w:tabs>
+        <w:ind w:left="1440" w:hanging="360"/>
+      </w:pPr>
+      <w:rPr>
+        <w:rFonts w:ascii="Courier New" w:hAnsi="Courier New" w:hint="default"/>
+        <w:sz w:val="20"/>
+      </w:rPr>
+    </w:lvl>
+    <w:lvl w:ilvl="2" w:tentative="1">
+      <w:start w:val="1"/>
+      <w:numFmt w:val="bullet"/>
+      <w:lvlText w:val=""/>
+      <w:lvlJc w:val="left"/>
+      <w:pPr>
+        <w:tabs>
+          <w:tab w:val="num" w:pos="2160"/>
+        </w:tabs>
+        <w:ind w:left="2160" w:hanging="360"/>
+      </w:pPr>
+      <w:rPr>
+        <w:rFonts w:ascii="Wingdings" w:hAnsi="Wingdings" w:hint="default"/>
+        <w:sz w:val="20"/>
+      </w:rPr>
+    </w:lvl>
+    <w:lvl w:ilvl="3" w:tentative="1">
+      <w:start w:val="1"/>
+      <w:numFmt w:val="bullet"/>
+      <w:lvlText w:val=""/>
+      <w:lvlJc w:val="left"/>
+      <w:pPr>
+        <w:tabs>
+          <w:tab w:val="num" w:pos="2880"/>
+        </w:tabs>
+        <w:ind w:left="2880" w:hanging="360"/>
+      </w:pPr>
+      <w:rPr>
+        <w:rFonts w:ascii="Wingdings" w:hAnsi="Wingdings" w:hint="default"/>
+        <w:sz w:val="20"/>
+      </w:rPr>
+    </w:lvl>
+    <w:lvl w:ilvl="4" w:tentative="1">
+      <w:start w:val="1"/>
+      <w:numFmt w:val="bullet"/>
+      <w:lvlText w:val=""/>
+      <w:lvlJc w:val="left"/>
+      <w:pPr>
+        <w:tabs>
+          <w:tab w:val="num" w:pos="3600"/>
+        </w:tabs>
+        <w:ind w:left="3600" w:hanging="360"/>
+      </w:pPr>
+      <w:rPr>
+        <w:rFonts w:ascii="Wingdings" w:hAnsi="Wingdings" w:hint="default"/>
+        <w:sz w:val="20"/>
+      </w:rPr>
+    </w:lvl>
+    <w:lvl w:ilvl="5" w:tentative="1">
+      <w:start w:val="1"/>
+      <w:numFmt w:val="bullet"/>
+      <w:lvlText w:val=""/>
+      <w:lvlJc w:val="left"/>
+      <w:pPr>
+        <w:tabs>
+          <w:tab w:val="num" w:pos="4320"/>
+        </w:tabs>
+        <w:ind w:left="4320" w:hanging="360"/>
+      </w:pPr>
+      <w:rPr>
+        <w:rFonts w:ascii="Wingdings" w:hAnsi="Wingdings" w:hint="default"/>
+        <w:sz w:val="20"/>
+      </w:rPr>
+    </w:lvl>
+    <w:lvl w:ilvl="6" w:tentative="1">
+      <w:start w:val="1"/>
+      <w:numFmt w:val="bullet"/>
+      <w:lvlText w:val=""/>
+      <w:lvlJc w:val="left"/>
+      <w:pPr>
+        <w:tabs>
+          <w:tab w:val="num" w:pos="5040"/>
+        </w:tabs>
+        <w:ind w:left="5040" w:hanging="360"/>
+      </w:pPr>
+      <w:rPr>
+        <w:rFonts w:ascii="Wingdings" w:hAnsi="Wingdings" w:hint="default"/>
+        <w:sz w:val="20"/>
+      </w:rPr>
+    </w:lvl>
+    <w:lvl w:ilvl="7" w:tentative="1">
+      <w:start w:val="1"/>
+      <w:numFmt w:val="bullet"/>
+      <w:lvlText w:val=""/>
+      <w:lvlJc w:val="left"/>
+      <w:pPr>
+        <w:tabs>
+          <w:tab w:val="num" w:pos="5760"/>
+        </w:tabs>
+        <w:ind w:left="5760" w:hanging="360"/>
+      </w:pPr>
+      <w:rPr>
+        <w:rFonts w:ascii="Wingdings" w:hAnsi="Wingdings" w:hint="default"/>
+        <w:sz w:val="20"/>
+      </w:rPr>
+    </w:lvl>
+    <w:lvl w:ilvl="8" w:tentative="1">
+      <w:start w:val="1"/>
+      <w:numFmt w:val="bullet"/>
+      <w:lvlText w:val=""/>
+      <w:lvlJc w:val="left"/>
+      <w:pPr>
+        <w:tabs>
+          <w:tab w:val="num" w:pos="6480"/>
+        </w:tabs>
+        <w:ind w:left="6480" w:hanging="360"/>
+      </w:pPr>
+      <w:rPr>
+        <w:rFonts w:ascii="Wingdings" w:hAnsi="Wingdings" w:hint="default"/>
+        <w:sz w:val="20"/>
+      </w:rPr>
+    </w:lvl>
+  </w:abstractNum>
+  <w:abstractNum w:abstractNumId="3" w15:restartNumberingAfterBreak="0">
+    <w:nsid w:val="104568C1"/>
+    <w:multiLevelType w:val="multilevel"/>
+    <w:tmpl w:val="F4B427E2"/>
+    <w:lvl w:ilvl="0">
+      <w:start w:val="1"/>
+      <w:numFmt w:val="bullet"/>
+      <w:lvlText w:val=""/>
+      <w:lvlJc w:val="left"/>
+      <w:pPr>
+        <w:tabs>
+          <w:tab w:val="num" w:pos="720"/>
+        </w:tabs>
+        <w:ind w:left="720" w:hanging="360"/>
+      </w:pPr>
+      <w:rPr>
+        <w:rFonts w:ascii="Symbol" w:hAnsi="Symbol" w:hint="default"/>
+        <w:sz w:val="20"/>
+      </w:rPr>
+    </w:lvl>
+    <w:lvl w:ilvl="1" w:tentative="1">
+      <w:start w:val="1"/>
+      <w:numFmt w:val="bullet"/>
+      <w:lvlText w:val="o"/>
+      <w:lvlJc w:val="left"/>
+      <w:pPr>
+        <w:tabs>
+          <w:tab w:val="num" w:pos="1440"/>
+        </w:tabs>
+        <w:ind w:left="1440" w:hanging="360"/>
+      </w:pPr>
+      <w:rPr>
+        <w:rFonts w:ascii="Courier New" w:hAnsi="Courier New" w:hint="default"/>
+        <w:sz w:val="20"/>
+      </w:rPr>
+    </w:lvl>
+    <w:lvl w:ilvl="2" w:tentative="1">
+      <w:start w:val="1"/>
+      <w:numFmt w:val="bullet"/>
+      <w:lvlText w:val=""/>
+      <w:lvlJc w:val="left"/>
+      <w:pPr>
+        <w:tabs>
+          <w:tab w:val="num" w:pos="2160"/>
+        </w:tabs>
+        <w:ind w:left="2160" w:hanging="360"/>
+      </w:pPr>
+      <w:rPr>
+        <w:rFonts w:ascii="Wingdings" w:hAnsi="Wingdings" w:hint="default"/>
+        <w:sz w:val="20"/>
+      </w:rPr>
+    </w:lvl>
+    <w:lvl w:ilvl="3" w:tentative="1">
+      <w:start w:val="1"/>
+      <w:numFmt w:val="bullet"/>
+      <w:lvlText w:val=""/>
+      <w:lvlJc w:val="left"/>
+      <w:pPr>
+        <w:tabs>
+          <w:tab w:val="num" w:pos="2880"/>
+        </w:tabs>
+        <w:ind w:left="2880" w:hanging="360"/>
+      </w:pPr>
+      <w:rPr>
+        <w:rFonts w:ascii="Wingdings" w:hAnsi="Wingdings" w:hint="default"/>
+        <w:sz w:val="20"/>
+      </w:rPr>
+    </w:lvl>
+    <w:lvl w:ilvl="4" w:tentative="1">
+      <w:start w:val="1"/>
+      <w:numFmt w:val="bullet"/>
+      <w:lvlText w:val=""/>
+      <w:lvlJc w:val="left"/>
+      <w:pPr>
+        <w:tabs>
+          <w:tab w:val="num" w:pos="3600"/>
+        </w:tabs>
+        <w:ind w:left="3600" w:hanging="360"/>
+      </w:pPr>
+      <w:rPr>
+        <w:rFonts w:ascii="Wingdings" w:hAnsi="Wingdings" w:hint="default"/>
+        <w:sz w:val="20"/>
+      </w:rPr>
+    </w:lvl>
+    <w:lvl w:ilvl="5" w:tentative="1">
+      <w:start w:val="1"/>
+      <w:numFmt w:val="bullet"/>
+      <w:lvlText w:val=""/>
+      <w:lvlJc w:val="left"/>
+      <w:pPr>
+        <w:tabs>
+          <w:tab w:val="num" w:pos="4320"/>
+        </w:tabs>
+        <w:ind w:left="4320" w:hanging="360"/>
+      </w:pPr>
+      <w:rPr>
+        <w:rFonts w:ascii="Wingdings" w:hAnsi="Wingdings" w:hint="default"/>
+        <w:sz w:val="20"/>
+      </w:rPr>
+    </w:lvl>
+    <w:lvl w:ilvl="6" w:tentative="1">
+      <w:start w:val="1"/>
+      <w:numFmt w:val="bullet"/>
+      <w:lvlText w:val=""/>
+      <w:lvlJc w:val="left"/>
+      <w:pPr>
+        <w:tabs>
+          <w:tab w:val="num" w:pos="5040"/>
+        </w:tabs>
+        <w:ind w:left="5040" w:hanging="360"/>
+      </w:pPr>
+      <w:rPr>
+        <w:rFonts w:ascii="Wingdings" w:hAnsi="Wingdings" w:hint="default"/>
+        <w:sz w:val="20"/>
+      </w:rPr>
+    </w:lvl>
+    <w:lvl w:ilvl="7" w:tentative="1">
+      <w:start w:val="1"/>
+      <w:numFmt w:val="bullet"/>
+      <w:lvlText w:val=""/>
+      <w:lvlJc w:val="left"/>
+      <w:pPr>
+        <w:tabs>
+          <w:tab w:val="num" w:pos="5760"/>
+        </w:tabs>
+        <w:ind w:left="5760" w:hanging="360"/>
+      </w:pPr>
+      <w:rPr>
+        <w:rFonts w:ascii="Wingdings" w:hAnsi="Wingdings" w:hint="default"/>
+        <w:sz w:val="20"/>
+      </w:rPr>
+    </w:lvl>
+    <w:lvl w:ilvl="8" w:tentative="1">
+      <w:start w:val="1"/>
+      <w:numFmt w:val="bullet"/>
+      <w:lvlText w:val=""/>
+      <w:lvlJc w:val="left"/>
+      <w:pPr>
+        <w:tabs>
+          <w:tab w:val="num" w:pos="6480"/>
+        </w:tabs>
+        <w:ind w:left="6480" w:hanging="360"/>
+      </w:pPr>
+      <w:rPr>
+        <w:rFonts w:ascii="Wingdings" w:hAnsi="Wingdings" w:hint="default"/>
+        <w:sz w:val="20"/>
+      </w:rPr>
+    </w:lvl>
+  </w:abstractNum>
+  <w:abstractNum w:abstractNumId="4" w15:restartNumberingAfterBreak="0">
+    <w:nsid w:val="1C116B10"/>
+    <w:multiLevelType w:val="multilevel"/>
+    <w:tmpl w:val="15965DB6"/>
+    <w:lvl w:ilvl="0">
+      <w:start w:val="1"/>
+      <w:numFmt w:val="bullet"/>
+      <w:lvlText w:val=""/>
+      <w:lvlJc w:val="left"/>
+      <w:pPr>
+        <w:tabs>
+          <w:tab w:val="num" w:pos="720"/>
+        </w:tabs>
+        <w:ind w:left="720" w:hanging="360"/>
+      </w:pPr>
+      <w:rPr>
+        <w:rFonts w:ascii="Symbol" w:hAnsi="Symbol" w:hint="default"/>
+        <w:sz w:val="20"/>
+      </w:rPr>
+    </w:lvl>
+    <w:lvl w:ilvl="1" w:tentative="1">
+      <w:start w:val="1"/>
+      <w:numFmt w:val="bullet"/>
+      <w:lvlText w:val="o"/>
+      <w:lvlJc w:val="left"/>
+      <w:pPr>
+        <w:tabs>
+          <w:tab w:val="num" w:pos="1440"/>
+        </w:tabs>
+        <w:ind w:left="1440" w:hanging="360"/>
+      </w:pPr>
+      <w:rPr>
+        <w:rFonts w:ascii="Courier New" w:hAnsi="Courier New" w:hint="default"/>
+        <w:sz w:val="20"/>
+      </w:rPr>
+    </w:lvl>
+    <w:lvl w:ilvl="2" w:tentative="1">
+      <w:start w:val="1"/>
+      <w:numFmt w:val="bullet"/>
+      <w:lvlText w:val=""/>
+      <w:lvlJc w:val="left"/>
+      <w:pPr>
+        <w:tabs>
+          <w:tab w:val="num" w:pos="2160"/>
+        </w:tabs>
+        <w:ind w:left="2160" w:hanging="360"/>
+      </w:pPr>
+      <w:rPr>
+        <w:rFonts w:ascii="Wingdings" w:hAnsi="Wingdings" w:hint="default"/>
+        <w:sz w:val="20"/>
+      </w:rPr>
+    </w:lvl>
+    <w:lvl w:ilvl="3" w:tentative="1">
+      <w:start w:val="1"/>
+      <w:numFmt w:val="bullet"/>
+      <w:lvlText w:val=""/>
+      <w:lvlJc w:val="left"/>
+      <w:pPr>
+        <w:tabs>
+          <w:tab w:val="num" w:pos="2880"/>
+        </w:tabs>
+        <w:ind w:left="2880" w:hanging="360"/>
+      </w:pPr>
+      <w:rPr>
+        <w:rFonts w:ascii="Wingdings" w:hAnsi="Wingdings" w:hint="default"/>
+        <w:sz w:val="20"/>
+      </w:rPr>
+    </w:lvl>
+    <w:lvl w:ilvl="4" w:tentative="1">
+      <w:start w:val="1"/>
+      <w:numFmt w:val="bullet"/>
+      <w:lvlText w:val=""/>
+      <w:lvlJc w:val="left"/>
+      <w:pPr>
+        <w:tabs>
+          <w:tab w:val="num" w:pos="3600"/>
+        </w:tabs>
+        <w:ind w:left="3600" w:hanging="360"/>
+      </w:pPr>
+      <w:rPr>
+        <w:rFonts w:ascii="Wingdings" w:hAnsi="Wingdings" w:hint="default"/>
+        <w:sz w:val="20"/>
+      </w:rPr>
+    </w:lvl>
+    <w:lvl w:ilvl="5" w:tentative="1">
+      <w:start w:val="1"/>
+      <w:numFmt w:val="bullet"/>
+      <w:lvlText w:val=""/>
+      <w:lvlJc w:val="left"/>
+      <w:pPr>
+        <w:tabs>
+          <w:tab w:val="num" w:pos="4320"/>
+        </w:tabs>
+        <w:ind w:left="4320" w:hanging="360"/>
+      </w:pPr>
+      <w:rPr>
+        <w:rFonts w:ascii="Wingdings" w:hAnsi="Wingdings" w:hint="default"/>
+        <w:sz w:val="20"/>
+      </w:rPr>
+    </w:lvl>
+    <w:lvl w:ilvl="6" w:tentative="1">
+      <w:start w:val="1"/>
+      <w:numFmt w:val="bullet"/>
+      <w:lvlText w:val=""/>
+      <w:lvlJc w:val="left"/>
+      <w:pPr>
+        <w:tabs>
+          <w:tab w:val="num" w:pos="5040"/>
+        </w:tabs>
+        <w:ind w:left="5040" w:hanging="360"/>
+      </w:pPr>
+      <w:rPr>
+        <w:rFonts w:ascii="Wingdings" w:hAnsi="Wingdings" w:hint="default"/>
+        <w:sz w:val="20"/>
+      </w:rPr>
+    </w:lvl>
+    <w:lvl w:ilvl="7" w:tentative="1">
+      <w:start w:val="1"/>
+      <w:numFmt w:val="bullet"/>
+      <w:lvlText w:val=""/>
+      <w:lvlJc w:val="left"/>
+      <w:pPr>
+        <w:tabs>
+          <w:tab w:val="num" w:pos="5760"/>
+        </w:tabs>
+        <w:ind w:left="5760" w:hanging="360"/>
+      </w:pPr>
+      <w:rPr>
+        <w:rFonts w:ascii="Wingdings" w:hAnsi="Wingdings" w:hint="default"/>
+        <w:sz w:val="20"/>
+      </w:rPr>
+    </w:lvl>
+    <w:lvl w:ilvl="8" w:tentative="1">
+      <w:start w:val="1"/>
+      <w:numFmt w:val="bullet"/>
+      <w:lvlText w:val=""/>
+      <w:lvlJc w:val="left"/>
+      <w:pPr>
+        <w:tabs>
+          <w:tab w:val="num" w:pos="6480"/>
+        </w:tabs>
+        <w:ind w:left="6480" w:hanging="360"/>
+      </w:pPr>
+      <w:rPr>
+        <w:rFonts w:ascii="Wingdings" w:hAnsi="Wingdings" w:hint="default"/>
+        <w:sz w:val="20"/>
+      </w:rPr>
+    </w:lvl>
+  </w:abstractNum>
+  <w:abstractNum w:abstractNumId="5" w15:restartNumberingAfterBreak="0">
+    <w:nsid w:val="21B02851"/>
+    <w:multiLevelType w:val="multilevel"/>
+    <w:tmpl w:val="AC3AE162"/>
+    <w:lvl w:ilvl="0">
+      <w:start w:val="1"/>
+      <w:numFmt w:val="bullet"/>
+      <w:lvlText w:val=""/>
+      <w:lvlJc w:val="left"/>
+      <w:pPr>
+        <w:tabs>
+          <w:tab w:val="num" w:pos="720"/>
+        </w:tabs>
+        <w:ind w:left="720" w:hanging="360"/>
+      </w:pPr>
+      <w:rPr>
+        <w:rFonts w:ascii="Symbol" w:hAnsi="Symbol" w:hint="default"/>
+        <w:sz w:val="20"/>
+      </w:rPr>
+    </w:lvl>
+    <w:lvl w:ilvl="1" w:tentative="1">
+      <w:start w:val="1"/>
+      <w:numFmt w:val="bullet"/>
+      <w:lvlText w:val="o"/>
+      <w:lvlJc w:val="left"/>
+      <w:pPr>
+        <w:tabs>
+          <w:tab w:val="num" w:pos="1440"/>
+        </w:tabs>
+        <w:ind w:left="1440" w:hanging="360"/>
+      </w:pPr>
+      <w:rPr>
+        <w:rFonts w:ascii="Courier New" w:hAnsi="Courier New" w:hint="default"/>
+        <w:sz w:val="20"/>
+      </w:rPr>
+    </w:lvl>
+    <w:lvl w:ilvl="2" w:tentative="1">
+      <w:start w:val="1"/>
+      <w:numFmt w:val="bullet"/>
+      <w:lvlText w:val=""/>
+      <w:lvlJc w:val="left"/>
+      <w:pPr>
+        <w:tabs>
+          <w:tab w:val="num" w:pos="2160"/>
+        </w:tabs>
+        <w:ind w:left="2160" w:hanging="360"/>
+      </w:pPr>
+      <w:rPr>
+        <w:rFonts w:ascii="Wingdings" w:hAnsi="Wingdings" w:hint="default"/>
+        <w:sz w:val="20"/>
+      </w:rPr>
+    </w:lvl>
+    <w:lvl w:ilvl="3" w:tentative="1">
+      <w:start w:val="1"/>
+      <w:numFmt w:val="bullet"/>
+      <w:lvlText w:val=""/>
+      <w:lvlJc w:val="left"/>
+      <w:pPr>
+        <w:tabs>
+          <w:tab w:val="num" w:pos="2880"/>
+        </w:tabs>
+        <w:ind w:left="2880" w:hanging="360"/>
+      </w:pPr>
+      <w:rPr>
+        <w:rFonts w:ascii="Wingdings" w:hAnsi="Wingdings" w:hint="default"/>
+        <w:sz w:val="20"/>
+      </w:rPr>
+    </w:lvl>
+    <w:lvl w:ilvl="4" w:tentative="1">
+      <w:start w:val="1"/>
+      <w:numFmt w:val="bullet"/>
+      <w:lvlText w:val=""/>
+      <w:lvlJc w:val="left"/>
+      <w:pPr>
+        <w:tabs>
+          <w:tab w:val="num" w:pos="3600"/>
+        </w:tabs>
+        <w:ind w:left="3600" w:hanging="360"/>
+      </w:pPr>
+      <w:rPr>
+        <w:rFonts w:ascii="Wingdings" w:hAnsi="Wingdings" w:hint="default"/>
+        <w:sz w:val="20"/>
+      </w:rPr>
+    </w:lvl>
+    <w:lvl w:ilvl="5" w:tentative="1">
+      <w:start w:val="1"/>
+      <w:numFmt w:val="bullet"/>
+      <w:lvlText w:val=""/>
+      <w:lvlJc w:val="left"/>
+      <w:pPr>
+        <w:tabs>
+          <w:tab w:val="num" w:pos="4320"/>
+        </w:tabs>
+        <w:ind w:left="4320" w:hanging="360"/>
+      </w:pPr>
+      <w:rPr>
+        <w:rFonts w:ascii="Wingdings" w:hAnsi="Wingdings" w:hint="default"/>
+        <w:sz w:val="20"/>
+      </w:rPr>
+    </w:lvl>
+    <w:lvl w:ilvl="6" w:tentative="1">
+      <w:start w:val="1"/>
+      <w:numFmt w:val="bullet"/>
+      <w:lvlText w:val=""/>
+      <w:lvlJc w:val="left"/>
+      <w:pPr>
+        <w:tabs>
+          <w:tab w:val="num" w:pos="5040"/>
+        </w:tabs>
+        <w:ind w:left="5040" w:hanging="360"/>
+      </w:pPr>
+      <w:rPr>
+        <w:rFonts w:ascii="Wingdings" w:hAnsi="Wingdings" w:hint="default"/>
+        <w:sz w:val="20"/>
+      </w:rPr>
+    </w:lvl>
+    <w:lvl w:ilvl="7" w:tentative="1">
+      <w:start w:val="1"/>
+      <w:numFmt w:val="bullet"/>
+      <w:lvlText w:val=""/>
+      <w:lvlJc w:val="left"/>
+      <w:pPr>
+        <w:tabs>
+          <w:tab w:val="num" w:pos="5760"/>
+        </w:tabs>
+        <w:ind w:left="5760" w:hanging="360"/>
+      </w:pPr>
+      <w:rPr>
+        <w:rFonts w:ascii="Wingdings" w:hAnsi="Wingdings" w:hint="default"/>
+        <w:sz w:val="20"/>
+      </w:rPr>
+    </w:lvl>
+    <w:lvl w:ilvl="8" w:tentative="1">
+      <w:start w:val="1"/>
+      <w:numFmt w:val="bullet"/>
+      <w:lvlText w:val=""/>
+      <w:lvlJc w:val="left"/>
+      <w:pPr>
+        <w:tabs>
+          <w:tab w:val="num" w:pos="6480"/>
+        </w:tabs>
+        <w:ind w:left="6480" w:hanging="360"/>
+      </w:pPr>
+      <w:rPr>
+        <w:rFonts w:ascii="Wingdings" w:hAnsi="Wingdings" w:hint="default"/>
+        <w:sz w:val="20"/>
+      </w:rPr>
+    </w:lvl>
+  </w:abstractNum>
+  <w:abstractNum w:abstractNumId="6" w15:restartNumberingAfterBreak="0">
+    <w:nsid w:val="26820223"/>
+    <w:multiLevelType w:val="multilevel"/>
+    <w:tmpl w:val="5628CD36"/>
+    <w:lvl w:ilvl="0">
+      <w:start w:val="1"/>
+      <w:numFmt w:val="bullet"/>
+      <w:lvlText w:val=""/>
+      <w:lvlJc w:val="left"/>
+      <w:pPr>
+        <w:tabs>
+          <w:tab w:val="num" w:pos="720"/>
+        </w:tabs>
+        <w:ind w:left="720" w:hanging="360"/>
+      </w:pPr>
+      <w:rPr>
+        <w:rFonts w:ascii="Symbol" w:hAnsi="Symbol" w:hint="default"/>
+        <w:sz w:val="20"/>
+      </w:rPr>
+    </w:lvl>
+    <w:lvl w:ilvl="1" w:tentative="1">
+      <w:start w:val="1"/>
+      <w:numFmt w:val="bullet"/>
+      <w:lvlText w:val="o"/>
+      <w:lvlJc w:val="left"/>
+      <w:pPr>
+        <w:tabs>
+          <w:tab w:val="num" w:pos="1440"/>
+        </w:tabs>
+        <w:ind w:left="1440" w:hanging="360"/>
+      </w:pPr>
+      <w:rPr>
+        <w:rFonts w:ascii="Courier New" w:hAnsi="Courier New" w:hint="default"/>
+        <w:sz w:val="20"/>
+      </w:rPr>
+    </w:lvl>
+    <w:lvl w:ilvl="2" w:tentative="1">
+      <w:start w:val="1"/>
+      <w:numFmt w:val="bullet"/>
+      <w:lvlText w:val=""/>
+      <w:lvlJc w:val="left"/>
+      <w:pPr>
+        <w:tabs>
+          <w:tab w:val="num" w:pos="2160"/>
+        </w:tabs>
+        <w:ind w:left="2160" w:hanging="360"/>
+      </w:pPr>
+      <w:rPr>
+        <w:rFonts w:ascii="Wingdings" w:hAnsi="Wingdings" w:hint="default"/>
+        <w:sz w:val="20"/>
+      </w:rPr>
+    </w:lvl>
+    <w:lvl w:ilvl="3" w:tentative="1">
+      <w:start w:val="1"/>
+      <w:numFmt w:val="bullet"/>
+      <w:lvlText w:val=""/>
+      <w:lvlJc w:val="left"/>
+      <w:pPr>
+        <w:tabs>
+          <w:tab w:val="num" w:pos="2880"/>
+        </w:tabs>
+        <w:ind w:left="2880" w:hanging="360"/>
+      </w:pPr>
+      <w:rPr>
+        <w:rFonts w:ascii="Wingdings" w:hAnsi="Wingdings" w:hint="default"/>
+        <w:sz w:val="20"/>
+      </w:rPr>
+    </w:lvl>
+    <w:lvl w:ilvl="4" w:tentative="1">
+      <w:start w:val="1"/>
+      <w:numFmt w:val="bullet"/>
+      <w:lvlText w:val=""/>
+      <w:lvlJc w:val="left"/>
+      <w:pPr>
+        <w:tabs>
+          <w:tab w:val="num" w:pos="3600"/>
+        </w:tabs>
+        <w:ind w:left="3600" w:hanging="360"/>
+      </w:pPr>
+      <w:rPr>
+        <w:rFonts w:ascii="Wingdings" w:hAnsi="Wingdings" w:hint="default"/>
+        <w:sz w:val="20"/>
+      </w:rPr>
+    </w:lvl>
+    <w:lvl w:ilvl="5" w:tentative="1">
+      <w:start w:val="1"/>
+      <w:numFmt w:val="bullet"/>
+      <w:lvlText w:val=""/>
+      <w:lvlJc w:val="left"/>
+      <w:pPr>
+        <w:tabs>
+          <w:tab w:val="num" w:pos="4320"/>
+        </w:tabs>
+        <w:ind w:left="4320" w:hanging="360"/>
+      </w:pPr>
+      <w:rPr>
+        <w:rFonts w:ascii="Wingdings" w:hAnsi="Wingdings" w:hint="default"/>
+        <w:sz w:val="20"/>
+      </w:rPr>
+    </w:lvl>
+    <w:lvl w:ilvl="6" w:tentative="1">
+      <w:start w:val="1"/>
+      <w:numFmt w:val="bullet"/>
+      <w:lvlText w:val=""/>
+      <w:lvlJc w:val="left"/>
+      <w:pPr>
+        <w:tabs>
+          <w:tab w:val="num" w:pos="5040"/>
+        </w:tabs>
+        <w:ind w:left="5040" w:hanging="360"/>
+      </w:pPr>
+      <w:rPr>
+        <w:rFonts w:ascii="Wingdings" w:hAnsi="Wingdings" w:hint="default"/>
+        <w:sz w:val="20"/>
+      </w:rPr>
+    </w:lvl>
+    <w:lvl w:ilvl="7" w:tentative="1">
+      <w:start w:val="1"/>
+      <w:numFmt w:val="bullet"/>
+      <w:lvlText w:val=""/>
+      <w:lvlJc w:val="left"/>
+      <w:pPr>
+        <w:tabs>
+          <w:tab w:val="num" w:pos="5760"/>
+        </w:tabs>
+        <w:ind w:left="5760" w:hanging="360"/>
+      </w:pPr>
+      <w:rPr>
+        <w:rFonts w:ascii="Wingdings" w:hAnsi="Wingdings" w:hint="default"/>
+        <w:sz w:val="20"/>
+      </w:rPr>
+    </w:lvl>
+    <w:lvl w:ilvl="8" w:tentative="1">
+      <w:start w:val="1"/>
+      <w:numFmt w:val="bullet"/>
+      <w:lvlText w:val=""/>
+      <w:lvlJc w:val="left"/>
+      <w:pPr>
+        <w:tabs>
+          <w:tab w:val="num" w:pos="6480"/>
+        </w:tabs>
+        <w:ind w:left="6480" w:hanging="360"/>
+      </w:pPr>
+      <w:rPr>
+        <w:rFonts w:ascii="Wingdings" w:hAnsi="Wingdings" w:hint="default"/>
+        <w:sz w:val="20"/>
+      </w:rPr>
+    </w:lvl>
+  </w:abstractNum>
+  <w:abstractNum w:abstractNumId="7" w15:restartNumberingAfterBreak="0">
+    <w:nsid w:val="31B36DCA"/>
+    <w:multiLevelType w:val="multilevel"/>
+    <w:tmpl w:val="63CCF500"/>
+    <w:lvl w:ilvl="0">
+      <w:start w:val="1"/>
+      <w:numFmt w:val="bullet"/>
+      <w:lvlText w:val=""/>
+      <w:lvlJc w:val="left"/>
+      <w:pPr>
+        <w:tabs>
+          <w:tab w:val="num" w:pos="720"/>
+        </w:tabs>
+        <w:ind w:left="720" w:hanging="360"/>
+      </w:pPr>
+      <w:rPr>
+        <w:rFonts w:ascii="Symbol" w:hAnsi="Symbol" w:hint="default"/>
+        <w:sz w:val="20"/>
+      </w:rPr>
+    </w:lvl>
+    <w:lvl w:ilvl="1" w:tentative="1">
+      <w:start w:val="1"/>
+      <w:numFmt w:val="bullet"/>
+      <w:lvlText w:val="o"/>
+      <w:lvlJc w:val="left"/>
+      <w:pPr>
+        <w:tabs>
+          <w:tab w:val="num" w:pos="1440"/>
+        </w:tabs>
+        <w:ind w:left="1440" w:hanging="360"/>
+      </w:pPr>
+      <w:rPr>
+        <w:rFonts w:ascii="Courier New" w:hAnsi="Courier New" w:hint="default"/>
+        <w:sz w:val="20"/>
+      </w:rPr>
+    </w:lvl>
+    <w:lvl w:ilvl="2" w:tentative="1">
+      <w:start w:val="1"/>
+      <w:numFmt w:val="bullet"/>
+      <w:lvlText w:val=""/>
+      <w:lvlJc w:val="left"/>
+      <w:pPr>
+        <w:tabs>
+          <w:tab w:val="num" w:pos="2160"/>
+        </w:tabs>
+        <w:ind w:left="2160" w:hanging="360"/>
+      </w:pPr>
+      <w:rPr>
+        <w:rFonts w:ascii="Wingdings" w:hAnsi="Wingdings" w:hint="default"/>
+        <w:sz w:val="20"/>
+      </w:rPr>
+    </w:lvl>
+    <w:lvl w:ilvl="3" w:tentative="1">
+      <w:start w:val="1"/>
+      <w:numFmt w:val="bullet"/>
+      <w:lvlText w:val=""/>
+      <w:lvlJc w:val="left"/>
+      <w:pPr>
+        <w:tabs>
+          <w:tab w:val="num" w:pos="2880"/>
+        </w:tabs>
+        <w:ind w:left="2880" w:hanging="360"/>
+      </w:pPr>
+      <w:rPr>
+        <w:rFonts w:ascii="Wingdings" w:hAnsi="Wingdings" w:hint="default"/>
+        <w:sz w:val="20"/>
+      </w:rPr>
+    </w:lvl>
+    <w:lvl w:ilvl="4" w:tentative="1">
+      <w:start w:val="1"/>
+      <w:numFmt w:val="bullet"/>
+      <w:lvlText w:val=""/>
+      <w:lvlJc w:val="left"/>
+      <w:pPr>
+        <w:tabs>
+          <w:tab w:val="num" w:pos="3600"/>
+        </w:tabs>
+        <w:ind w:left="3600" w:hanging="360"/>
+      </w:pPr>
+      <w:rPr>
+        <w:rFonts w:ascii="Wingdings" w:hAnsi="Wingdings" w:hint="default"/>
+        <w:sz w:val="20"/>
+      </w:rPr>
+    </w:lvl>
+    <w:lvl w:ilvl="5" w:tentative="1">
+      <w:start w:val="1"/>
+      <w:numFmt w:val="bullet"/>
+      <w:lvlText w:val=""/>
+      <w:lvlJc w:val="left"/>
+      <w:pPr>
+        <w:tabs>
+          <w:tab w:val="num" w:pos="4320"/>
+        </w:tabs>
+        <w:ind w:left="4320" w:hanging="360"/>
+      </w:pPr>
+      <w:rPr>
+        <w:rFonts w:ascii="Wingdings" w:hAnsi="Wingdings" w:hint="default"/>
+        <w:sz w:val="20"/>
+      </w:rPr>
+    </w:lvl>
+    <w:lvl w:ilvl="6" w:tentative="1">
+      <w:start w:val="1"/>
+      <w:numFmt w:val="bullet"/>
+      <w:lvlText w:val=""/>
+      <w:lvlJc w:val="left"/>
+      <w:pPr>
+        <w:tabs>
+          <w:tab w:val="num" w:pos="5040"/>
+        </w:tabs>
+        <w:ind w:left="5040" w:hanging="360"/>
+      </w:pPr>
+      <w:rPr>
+        <w:rFonts w:ascii="Wingdings" w:hAnsi="Wingdings" w:hint="default"/>
+        <w:sz w:val="20"/>
+      </w:rPr>
+    </w:lvl>
+    <w:lvl w:ilvl="7" w:tentative="1">
+      <w:start w:val="1"/>
+      <w:numFmt w:val="bullet"/>
+      <w:lvlText w:val=""/>
+      <w:lvlJc w:val="left"/>
+      <w:pPr>
+        <w:tabs>
+          <w:tab w:val="num" w:pos="5760"/>
+        </w:tabs>
+        <w:ind w:left="5760" w:hanging="360"/>
+      </w:pPr>
+      <w:rPr>
+        <w:rFonts w:ascii="Wingdings" w:hAnsi="Wingdings" w:hint="default"/>
+        <w:sz w:val="20"/>
+      </w:rPr>
+    </w:lvl>
+    <w:lvl w:ilvl="8" w:tentative="1">
+      <w:start w:val="1"/>
+      <w:numFmt w:val="bullet"/>
+      <w:lvlText w:val=""/>
+      <w:lvlJc w:val="left"/>
+      <w:pPr>
+        <w:tabs>
+          <w:tab w:val="num" w:pos="6480"/>
+        </w:tabs>
+        <w:ind w:left="6480" w:hanging="360"/>
+      </w:pPr>
+      <w:rPr>
+        <w:rFonts w:ascii="Wingdings" w:hAnsi="Wingdings" w:hint="default"/>
+        <w:sz w:val="20"/>
+      </w:rPr>
+    </w:lvl>
+  </w:abstractNum>
+  <w:abstractNum w:abstractNumId="8" w15:restartNumberingAfterBreak="0">
+    <w:nsid w:val="34B821EF"/>
+    <w:multiLevelType w:val="multilevel"/>
+    <w:tmpl w:val="F462EB46"/>
+    <w:lvl w:ilvl="0">
+      <w:start w:val="1"/>
+      <w:numFmt w:val="bullet"/>
+      <w:lvlText w:val=""/>
+      <w:lvlJc w:val="left"/>
+      <w:pPr>
+        <w:tabs>
+          <w:tab w:val="num" w:pos="720"/>
+        </w:tabs>
+        <w:ind w:left="720" w:hanging="360"/>
+      </w:pPr>
+      <w:rPr>
+        <w:rFonts w:ascii="Symbol" w:hAnsi="Symbol" w:hint="default"/>
+        <w:sz w:val="20"/>
+      </w:rPr>
+    </w:lvl>
+    <w:lvl w:ilvl="1" w:tentative="1">
+      <w:start w:val="1"/>
+      <w:numFmt w:val="bullet"/>
+      <w:lvlText w:val="o"/>
+      <w:lvlJc w:val="left"/>
+      <w:pPr>
+        <w:tabs>
+          <w:tab w:val="num" w:pos="1440"/>
+        </w:tabs>
+        <w:ind w:left="1440" w:hanging="360"/>
+      </w:pPr>
+      <w:rPr>
+        <w:rFonts w:ascii="Courier New" w:hAnsi="Courier New" w:hint="default"/>
+        <w:sz w:val="20"/>
+      </w:rPr>
+    </w:lvl>
+    <w:lvl w:ilvl="2" w:tentative="1">
+      <w:start w:val="1"/>
+      <w:numFmt w:val="bullet"/>
+      <w:lvlText w:val=""/>
+      <w:lvlJc w:val="left"/>
+      <w:pPr>
+        <w:tabs>
+          <w:tab w:val="num" w:pos="2160"/>
+        </w:tabs>
+        <w:ind w:left="2160" w:hanging="360"/>
+      </w:pPr>
+      <w:rPr>
+        <w:rFonts w:ascii="Wingdings" w:hAnsi="Wingdings" w:hint="default"/>
+        <w:sz w:val="20"/>
+      </w:rPr>
+    </w:lvl>
+    <w:lvl w:ilvl="3" w:tentative="1">
+      <w:start w:val="1"/>
+      <w:numFmt w:val="bullet"/>
+      <w:lvlText w:val=""/>
+      <w:lvlJc w:val="left"/>
+      <w:pPr>
+        <w:tabs>
+          <w:tab w:val="num" w:pos="2880"/>
+        </w:tabs>
+        <w:ind w:left="2880" w:hanging="360"/>
+      </w:pPr>
+      <w:rPr>
+        <w:rFonts w:ascii="Wingdings" w:hAnsi="Wingdings" w:hint="default"/>
+        <w:sz w:val="20"/>
+      </w:rPr>
+    </w:lvl>
+    <w:lvl w:ilvl="4" w:tentative="1">
+      <w:start w:val="1"/>
+      <w:numFmt w:val="bullet"/>
+      <w:lvlText w:val=""/>
+      <w:lvlJc w:val="left"/>
+      <w:pPr>
+        <w:tabs>
+          <w:tab w:val="num" w:pos="3600"/>
+        </w:tabs>
+        <w:ind w:left="3600" w:hanging="360"/>
+      </w:pPr>
+      <w:rPr>
+        <w:rFonts w:ascii="Wingdings" w:hAnsi="Wingdings" w:hint="default"/>
+        <w:sz w:val="20"/>
+      </w:rPr>
+    </w:lvl>
+    <w:lvl w:ilvl="5" w:tentative="1">
+      <w:start w:val="1"/>
+      <w:numFmt w:val="bullet"/>
+      <w:lvlText w:val=""/>
+      <w:lvlJc w:val="left"/>
+      <w:pPr>
+        <w:tabs>
+          <w:tab w:val="num" w:pos="4320"/>
+        </w:tabs>
+        <w:ind w:left="4320" w:hanging="360"/>
+      </w:pPr>
+      <w:rPr>
+        <w:rFonts w:ascii="Wingdings" w:hAnsi="Wingdings" w:hint="default"/>
+        <w:sz w:val="20"/>
+      </w:rPr>
+    </w:lvl>
+    <w:lvl w:ilvl="6" w:tentative="1">
+      <w:start w:val="1"/>
+      <w:numFmt w:val="bullet"/>
+      <w:lvlText w:val=""/>
+      <w:lvlJc w:val="left"/>
+      <w:pPr>
+        <w:tabs>
+          <w:tab w:val="num" w:pos="5040"/>
+        </w:tabs>
+        <w:ind w:left="5040" w:hanging="360"/>
+      </w:pPr>
+      <w:rPr>
+        <w:rFonts w:ascii="Wingdings" w:hAnsi="Wingdings" w:hint="default"/>
+        <w:sz w:val="20"/>
+      </w:rPr>
+    </w:lvl>
+    <w:lvl w:ilvl="7" w:tentative="1">
+      <w:start w:val="1"/>
+      <w:numFmt w:val="bullet"/>
+      <w:lvlText w:val=""/>
+      <w:lvlJc w:val="left"/>
+      <w:pPr>
+        <w:tabs>
+          <w:tab w:val="num" w:pos="5760"/>
+        </w:tabs>
+        <w:ind w:left="5760" w:hanging="360"/>
+      </w:pPr>
+      <w:rPr>
+        <w:rFonts w:ascii="Wingdings" w:hAnsi="Wingdings" w:hint="default"/>
+        <w:sz w:val="20"/>
+      </w:rPr>
+    </w:lvl>
+    <w:lvl w:ilvl="8" w:tentative="1">
+      <w:start w:val="1"/>
+      <w:numFmt w:val="bullet"/>
+      <w:lvlText w:val=""/>
+      <w:lvlJc w:val="left"/>
+      <w:pPr>
+        <w:tabs>
+          <w:tab w:val="num" w:pos="6480"/>
+        </w:tabs>
+        <w:ind w:left="6480" w:hanging="360"/>
+      </w:pPr>
+      <w:rPr>
+        <w:rFonts w:ascii="Wingdings" w:hAnsi="Wingdings" w:hint="default"/>
+        <w:sz w:val="20"/>
+      </w:rPr>
+    </w:lvl>
+  </w:abstractNum>
+  <w:abstractNum w:abstractNumId="9" w15:restartNumberingAfterBreak="0">
+    <w:nsid w:val="34FF4CA3"/>
+    <w:multiLevelType w:val="multilevel"/>
+    <w:tmpl w:val="77AC9D9A"/>
+    <w:lvl w:ilvl="0">
+      <w:start w:val="1"/>
+      <w:numFmt w:val="bullet"/>
+      <w:lvlText w:val=""/>
+      <w:lvlJc w:val="left"/>
+      <w:pPr>
+        <w:tabs>
+          <w:tab w:val="num" w:pos="720"/>
+        </w:tabs>
+        <w:ind w:left="720" w:hanging="360"/>
+      </w:pPr>
+      <w:rPr>
+        <w:rFonts w:ascii="Symbol" w:hAnsi="Symbol" w:hint="default"/>
+        <w:sz w:val="20"/>
+      </w:rPr>
+    </w:lvl>
+    <w:lvl w:ilvl="1" w:tentative="1">
+      <w:start w:val="1"/>
+      <w:numFmt w:val="bullet"/>
+      <w:lvlText w:val="o"/>
+      <w:lvlJc w:val="left"/>
+      <w:pPr>
+        <w:tabs>
+          <w:tab w:val="num" w:pos="1440"/>
+        </w:tabs>
+        <w:ind w:left="1440" w:hanging="360"/>
+      </w:pPr>
+      <w:rPr>
+        <w:rFonts w:ascii="Courier New" w:hAnsi="Courier New" w:hint="default"/>
+        <w:sz w:val="20"/>
+      </w:rPr>
+    </w:lvl>
+    <w:lvl w:ilvl="2" w:tentative="1">
+      <w:start w:val="1"/>
+      <w:numFmt w:val="bullet"/>
+      <w:lvlText w:val=""/>
+      <w:lvlJc w:val="left"/>
+      <w:pPr>
+        <w:tabs>
+          <w:tab w:val="num" w:pos="2160"/>
+        </w:tabs>
+        <w:ind w:left="2160" w:hanging="360"/>
+      </w:pPr>
+      <w:rPr>
+        <w:rFonts w:ascii="Wingdings" w:hAnsi="Wingdings" w:hint="default"/>
+        <w:sz w:val="20"/>
+      </w:rPr>
+    </w:lvl>
+    <w:lvl w:ilvl="3" w:tentative="1">
+      <w:start w:val="1"/>
+      <w:numFmt w:val="bullet"/>
+      <w:lvlText w:val=""/>
+      <w:lvlJc w:val="left"/>
+      <w:pPr>
+        <w:tabs>
+          <w:tab w:val="num" w:pos="2880"/>
+        </w:tabs>
+        <w:ind w:left="2880" w:hanging="360"/>
+      </w:pPr>
+      <w:rPr>
+        <w:rFonts w:ascii="Wingdings" w:hAnsi="Wingdings" w:hint="default"/>
+        <w:sz w:val="20"/>
+      </w:rPr>
+    </w:lvl>
+    <w:lvl w:ilvl="4" w:tentative="1">
+      <w:start w:val="1"/>
+      <w:numFmt w:val="bullet"/>
+      <w:lvlText w:val=""/>
+      <w:lvlJc w:val="left"/>
+      <w:pPr>
+        <w:tabs>
+          <w:tab w:val="num" w:pos="3600"/>
+        </w:tabs>
+        <w:ind w:left="3600" w:hanging="360"/>
+      </w:pPr>
+      <w:rPr>
+        <w:rFonts w:ascii="Wingdings" w:hAnsi="Wingdings" w:hint="default"/>
+        <w:sz w:val="20"/>
+      </w:rPr>
+    </w:lvl>
+    <w:lvl w:ilvl="5" w:tentative="1">
+      <w:start w:val="1"/>
+      <w:numFmt w:val="bullet"/>
+      <w:lvlText w:val=""/>
+      <w:lvlJc w:val="left"/>
+      <w:pPr>
+        <w:tabs>
+          <w:tab w:val="num" w:pos="4320"/>
+        </w:tabs>
+        <w:ind w:left="4320" w:hanging="360"/>
+      </w:pPr>
+      <w:rPr>
+        <w:rFonts w:ascii="Wingdings" w:hAnsi="Wingdings" w:hint="default"/>
+        <w:sz w:val="20"/>
+      </w:rPr>
+    </w:lvl>
+    <w:lvl w:ilvl="6" w:tentative="1">
+      <w:start w:val="1"/>
+      <w:numFmt w:val="bullet"/>
+      <w:lvlText w:val=""/>
+      <w:lvlJc w:val="left"/>
+      <w:pPr>
+        <w:tabs>
+          <w:tab w:val="num" w:pos="5040"/>
+        </w:tabs>
+        <w:ind w:left="5040" w:hanging="360"/>
+      </w:pPr>
+      <w:rPr>
+        <w:rFonts w:ascii="Wingdings" w:hAnsi="Wingdings" w:hint="default"/>
+        <w:sz w:val="20"/>
+      </w:rPr>
+    </w:lvl>
+    <w:lvl w:ilvl="7" w:tentative="1">
+      <w:start w:val="1"/>
+      <w:numFmt w:val="bullet"/>
+      <w:lvlText w:val=""/>
+      <w:lvlJc w:val="left"/>
+      <w:pPr>
+        <w:tabs>
+          <w:tab w:val="num" w:pos="5760"/>
+        </w:tabs>
+        <w:ind w:left="5760" w:hanging="360"/>
+      </w:pPr>
+      <w:rPr>
+        <w:rFonts w:ascii="Wingdings" w:hAnsi="Wingdings" w:hint="default"/>
+        <w:sz w:val="20"/>
+      </w:rPr>
+    </w:lvl>
+    <w:lvl w:ilvl="8" w:tentative="1">
+      <w:start w:val="1"/>
+      <w:numFmt w:val="bullet"/>
+      <w:lvlText w:val=""/>
+      <w:lvlJc w:val="left"/>
+      <w:pPr>
+        <w:tabs>
+          <w:tab w:val="num" w:pos="6480"/>
+        </w:tabs>
+        <w:ind w:left="6480" w:hanging="360"/>
+      </w:pPr>
+      <w:rPr>
+        <w:rFonts w:ascii="Wingdings" w:hAnsi="Wingdings" w:hint="default"/>
+        <w:sz w:val="20"/>
+      </w:rPr>
+    </w:lvl>
+  </w:abstractNum>
+  <w:abstractNum w:abstractNumId="10" w15:restartNumberingAfterBreak="0">
+    <w:nsid w:val="3A1E4902"/>
+    <w:multiLevelType w:val="multilevel"/>
+    <w:tmpl w:val="4BB02AAA"/>
+    <w:lvl w:ilvl="0">
+      <w:start w:val="1"/>
+      <w:numFmt w:val="bullet"/>
+      <w:lvlText w:val=""/>
+      <w:lvlJc w:val="left"/>
+      <w:pPr>
+        <w:tabs>
+          <w:tab w:val="num" w:pos="720"/>
+        </w:tabs>
+        <w:ind w:left="720" w:hanging="360"/>
+      </w:pPr>
+      <w:rPr>
+        <w:rFonts w:ascii="Symbol" w:hAnsi="Symbol" w:hint="default"/>
+        <w:sz w:val="20"/>
+      </w:rPr>
+    </w:lvl>
+    <w:lvl w:ilvl="1" w:tentative="1">
+      <w:start w:val="1"/>
+      <w:numFmt w:val="bullet"/>
+      <w:lvlText w:val="o"/>
+      <w:lvlJc w:val="left"/>
+      <w:pPr>
+        <w:tabs>
+          <w:tab w:val="num" w:pos="1440"/>
+        </w:tabs>
+        <w:ind w:left="1440" w:hanging="360"/>
+      </w:pPr>
+      <w:rPr>
+        <w:rFonts w:ascii="Courier New" w:hAnsi="Courier New" w:hint="default"/>
+        <w:sz w:val="20"/>
+      </w:rPr>
+    </w:lvl>
+    <w:lvl w:ilvl="2" w:tentative="1">
+      <w:start w:val="1"/>
+      <w:numFmt w:val="bullet"/>
+      <w:lvlText w:val=""/>
+      <w:lvlJc w:val="left"/>
+      <w:pPr>
+        <w:tabs>
+          <w:tab w:val="num" w:pos="2160"/>
+        </w:tabs>
+        <w:ind w:left="2160" w:hanging="360"/>
+      </w:pPr>
+      <w:rPr>
+        <w:rFonts w:ascii="Wingdings" w:hAnsi="Wingdings" w:hint="default"/>
+        <w:sz w:val="20"/>
+      </w:rPr>
+    </w:lvl>
+    <w:lvl w:ilvl="3" w:tentative="1">
+      <w:start w:val="1"/>
+      <w:numFmt w:val="bullet"/>
+      <w:lvlText w:val=""/>
+      <w:lvlJc w:val="left"/>
+      <w:pPr>
+        <w:tabs>
+          <w:tab w:val="num" w:pos="2880"/>
+        </w:tabs>
+        <w:ind w:left="2880" w:hanging="360"/>
+      </w:pPr>
+      <w:rPr>
+        <w:rFonts w:ascii="Wingdings" w:hAnsi="Wingdings" w:hint="default"/>
+        <w:sz w:val="20"/>
+      </w:rPr>
+    </w:lvl>
+    <w:lvl w:ilvl="4" w:tentative="1">
+      <w:start w:val="1"/>
+      <w:numFmt w:val="bullet"/>
+      <w:lvlText w:val=""/>
+      <w:lvlJc w:val="left"/>
+      <w:pPr>
+        <w:tabs>
+          <w:tab w:val="num" w:pos="3600"/>
+        </w:tabs>
+        <w:ind w:left="3600" w:hanging="360"/>
+      </w:pPr>
+      <w:rPr>
+        <w:rFonts w:ascii="Wingdings" w:hAnsi="Wingdings" w:hint="default"/>
+        <w:sz w:val="20"/>
+      </w:rPr>
+    </w:lvl>
+    <w:lvl w:ilvl="5" w:tentative="1">
+      <w:start w:val="1"/>
+      <w:numFmt w:val="bullet"/>
+      <w:lvlText w:val=""/>
+      <w:lvlJc w:val="left"/>
+      <w:pPr>
+        <w:tabs>
+          <w:tab w:val="num" w:pos="4320"/>
+        </w:tabs>
+        <w:ind w:left="4320" w:hanging="360"/>
+      </w:pPr>
+      <w:rPr>
+        <w:rFonts w:ascii="Wingdings" w:hAnsi="Wingdings" w:hint="default"/>
+        <w:sz w:val="20"/>
+      </w:rPr>
+    </w:lvl>
+    <w:lvl w:ilvl="6" w:tentative="1">
+      <w:start w:val="1"/>
+      <w:numFmt w:val="bullet"/>
+      <w:lvlText w:val=""/>
+      <w:lvlJc w:val="left"/>
+      <w:pPr>
+        <w:tabs>
+          <w:tab w:val="num" w:pos="5040"/>
+        </w:tabs>
+        <w:ind w:left="5040" w:hanging="360"/>
+      </w:pPr>
+      <w:rPr>
+        <w:rFonts w:ascii="Wingdings" w:hAnsi="Wingdings" w:hint="default"/>
+        <w:sz w:val="20"/>
+      </w:rPr>
+    </w:lvl>
+    <w:lvl w:ilvl="7" w:tentative="1">
+      <w:start w:val="1"/>
+      <w:numFmt w:val="bullet"/>
+      <w:lvlText w:val=""/>
+      <w:lvlJc w:val="left"/>
+      <w:pPr>
+        <w:tabs>
+          <w:tab w:val="num" w:pos="5760"/>
+        </w:tabs>
+        <w:ind w:left="5760" w:hanging="360"/>
+      </w:pPr>
+      <w:rPr>
+        <w:rFonts w:ascii="Wingdings" w:hAnsi="Wingdings" w:hint="default"/>
+        <w:sz w:val="20"/>
+      </w:rPr>
+    </w:lvl>
+    <w:lvl w:ilvl="8" w:tentative="1">
+      <w:start w:val="1"/>
+      <w:numFmt w:val="bullet"/>
+      <w:lvlText w:val=""/>
+      <w:lvlJc w:val="left"/>
+      <w:pPr>
+        <w:tabs>
+          <w:tab w:val="num" w:pos="6480"/>
+        </w:tabs>
+        <w:ind w:left="6480" w:hanging="360"/>
+      </w:pPr>
+      <w:rPr>
+        <w:rFonts w:ascii="Wingdings" w:hAnsi="Wingdings" w:hint="default"/>
+        <w:sz w:val="20"/>
+      </w:rPr>
+    </w:lvl>
+  </w:abstractNum>
+  <w:abstractNum w:abstractNumId="11" w15:restartNumberingAfterBreak="0">
+    <w:nsid w:val="41615B9A"/>
+    <w:multiLevelType w:val="multilevel"/>
+    <w:tmpl w:val="C4A0BE52"/>
+    <w:lvl w:ilvl="0">
+      <w:start w:val="1"/>
+      <w:numFmt w:val="bullet"/>
+      <w:lvlText w:val=""/>
+      <w:lvlJc w:val="left"/>
+      <w:pPr>
+        <w:tabs>
+          <w:tab w:val="num" w:pos="720"/>
+        </w:tabs>
+        <w:ind w:left="720" w:hanging="360"/>
+      </w:pPr>
+      <w:rPr>
+        <w:rFonts w:ascii="Symbol" w:hAnsi="Symbol" w:hint="default"/>
+        <w:sz w:val="20"/>
+      </w:rPr>
+    </w:lvl>
+    <w:lvl w:ilvl="1" w:tentative="1">
+      <w:start w:val="1"/>
+      <w:numFmt w:val="bullet"/>
+      <w:lvlText w:val="o"/>
+      <w:lvlJc w:val="left"/>
+      <w:pPr>
+        <w:tabs>
+          <w:tab w:val="num" w:pos="1440"/>
+        </w:tabs>
+        <w:ind w:left="1440" w:hanging="360"/>
+      </w:pPr>
+      <w:rPr>
+        <w:rFonts w:ascii="Courier New" w:hAnsi="Courier New" w:hint="default"/>
+        <w:sz w:val="20"/>
+      </w:rPr>
+    </w:lvl>
+    <w:lvl w:ilvl="2" w:tentative="1">
+      <w:start w:val="1"/>
+      <w:numFmt w:val="bullet"/>
+      <w:lvlText w:val=""/>
+      <w:lvlJc w:val="left"/>
+      <w:pPr>
+        <w:tabs>
+          <w:tab w:val="num" w:pos="2160"/>
+        </w:tabs>
+        <w:ind w:left="2160" w:hanging="360"/>
+      </w:pPr>
+      <w:rPr>
+        <w:rFonts w:ascii="Wingdings" w:hAnsi="Wingdings" w:hint="default"/>
+        <w:sz w:val="20"/>
+      </w:rPr>
+    </w:lvl>
+    <w:lvl w:ilvl="3" w:tentative="1">
+      <w:start w:val="1"/>
+      <w:numFmt w:val="bullet"/>
+      <w:lvlText w:val=""/>
+      <w:lvlJc w:val="left"/>
+      <w:pPr>
+        <w:tabs>
+          <w:tab w:val="num" w:pos="2880"/>
+        </w:tabs>
+        <w:ind w:left="2880" w:hanging="360"/>
+      </w:pPr>
+      <w:rPr>
+        <w:rFonts w:ascii="Wingdings" w:hAnsi="Wingdings" w:hint="default"/>
+        <w:sz w:val="20"/>
+      </w:rPr>
+    </w:lvl>
+    <w:lvl w:ilvl="4" w:tentative="1">
+      <w:start w:val="1"/>
+      <w:numFmt w:val="bullet"/>
+      <w:lvlText w:val=""/>
+      <w:lvlJc w:val="left"/>
+      <w:pPr>
+        <w:tabs>
+          <w:tab w:val="num" w:pos="3600"/>
+        </w:tabs>
+        <w:ind w:left="3600" w:hanging="360"/>
+      </w:pPr>
+      <w:rPr>
+        <w:rFonts w:ascii="Wingdings" w:hAnsi="Wingdings" w:hint="default"/>
+        <w:sz w:val="20"/>
+      </w:rPr>
+    </w:lvl>
+    <w:lvl w:ilvl="5" w:tentative="1">
+      <w:start w:val="1"/>
+      <w:numFmt w:val="bullet"/>
+      <w:lvlText w:val=""/>
+      <w:lvlJc w:val="left"/>
+      <w:pPr>
+        <w:tabs>
+          <w:tab w:val="num" w:pos="4320"/>
+        </w:tabs>
+        <w:ind w:left="4320" w:hanging="360"/>
+      </w:pPr>
+      <w:rPr>
+        <w:rFonts w:ascii="Wingdings" w:hAnsi="Wingdings" w:hint="default"/>
+        <w:sz w:val="20"/>
+      </w:rPr>
+    </w:lvl>
+    <w:lvl w:ilvl="6" w:tentative="1">
+      <w:start w:val="1"/>
+      <w:numFmt w:val="bullet"/>
+      <w:lvlText w:val=""/>
+      <w:lvlJc w:val="left"/>
+      <w:pPr>
+        <w:tabs>
+          <w:tab w:val="num" w:pos="5040"/>
+        </w:tabs>
+        <w:ind w:left="5040" w:hanging="360"/>
+      </w:pPr>
+      <w:rPr>
+        <w:rFonts w:ascii="Wingdings" w:hAnsi="Wingdings" w:hint="default"/>
+        <w:sz w:val="20"/>
+      </w:rPr>
+    </w:lvl>
+    <w:lvl w:ilvl="7" w:tentative="1">
+      <w:start w:val="1"/>
+      <w:numFmt w:val="bullet"/>
+      <w:lvlText w:val=""/>
+      <w:lvlJc w:val="left"/>
+      <w:pPr>
+        <w:tabs>
+          <w:tab w:val="num" w:pos="5760"/>
+        </w:tabs>
+        <w:ind w:left="5760" w:hanging="360"/>
+      </w:pPr>
+      <w:rPr>
+        <w:rFonts w:ascii="Wingdings" w:hAnsi="Wingdings" w:hint="default"/>
+        <w:sz w:val="20"/>
+      </w:rPr>
+    </w:lvl>
+    <w:lvl w:ilvl="8" w:tentative="1">
+      <w:start w:val="1"/>
+      <w:numFmt w:val="bullet"/>
+      <w:lvlText w:val=""/>
+      <w:lvlJc w:val="left"/>
+      <w:pPr>
+        <w:tabs>
+          <w:tab w:val="num" w:pos="6480"/>
+        </w:tabs>
+        <w:ind w:left="6480" w:hanging="360"/>
+      </w:pPr>
+      <w:rPr>
+        <w:rFonts w:ascii="Wingdings" w:hAnsi="Wingdings" w:hint="default"/>
+        <w:sz w:val="20"/>
+      </w:rPr>
+    </w:lvl>
+  </w:abstractNum>
+  <w:abstractNum w:abstractNumId="12" w15:restartNumberingAfterBreak="0">
+    <w:nsid w:val="46D35AAD"/>
+    <w:multiLevelType w:val="multilevel"/>
+    <w:tmpl w:val="CFEC28D8"/>
+    <w:lvl w:ilvl="0">
+      <w:start w:val="1"/>
+      <w:numFmt w:val="bullet"/>
+      <w:lvlText w:val=""/>
+      <w:lvlJc w:val="left"/>
+      <w:pPr>
+        <w:tabs>
+          <w:tab w:val="num" w:pos="720"/>
+        </w:tabs>
+        <w:ind w:left="720" w:hanging="360"/>
+      </w:pPr>
+      <w:rPr>
+        <w:rFonts w:ascii="Symbol" w:hAnsi="Symbol" w:hint="default"/>
+        <w:sz w:val="20"/>
+      </w:rPr>
+    </w:lvl>
+    <w:lvl w:ilvl="1" w:tentative="1">
+      <w:start w:val="1"/>
+      <w:numFmt w:val="bullet"/>
+      <w:lvlText w:val="o"/>
+      <w:lvlJc w:val="left"/>
+      <w:pPr>
+        <w:tabs>
+          <w:tab w:val="num" w:pos="1440"/>
+        </w:tabs>
+        <w:ind w:left="1440" w:hanging="360"/>
+      </w:pPr>
+      <w:rPr>
+        <w:rFonts w:ascii="Courier New" w:hAnsi="Courier New" w:hint="default"/>
+        <w:sz w:val="20"/>
+      </w:rPr>
+    </w:lvl>
+    <w:lvl w:ilvl="2" w:tentative="1">
+      <w:start w:val="1"/>
+      <w:numFmt w:val="bullet"/>
+      <w:lvlText w:val=""/>
+      <w:lvlJc w:val="left"/>
+      <w:pPr>
+        <w:tabs>
+          <w:tab w:val="num" w:pos="2160"/>
+        </w:tabs>
+        <w:ind w:left="2160" w:hanging="360"/>
+      </w:pPr>
+      <w:rPr>
+        <w:rFonts w:ascii="Wingdings" w:hAnsi="Wingdings" w:hint="default"/>
+        <w:sz w:val="20"/>
+      </w:rPr>
+    </w:lvl>
+    <w:lvl w:ilvl="3" w:tentative="1">
+      <w:start w:val="1"/>
+      <w:numFmt w:val="bullet"/>
+      <w:lvlText w:val=""/>
+      <w:lvlJc w:val="left"/>
+      <w:pPr>
+        <w:tabs>
+          <w:tab w:val="num" w:pos="2880"/>
+        </w:tabs>
+        <w:ind w:left="2880" w:hanging="360"/>
+      </w:pPr>
+      <w:rPr>
+        <w:rFonts w:ascii="Wingdings" w:hAnsi="Wingdings" w:hint="default"/>
+        <w:sz w:val="20"/>
+      </w:rPr>
+    </w:lvl>
+    <w:lvl w:ilvl="4" w:tentative="1">
+      <w:start w:val="1"/>
+      <w:numFmt w:val="bullet"/>
+      <w:lvlText w:val=""/>
+      <w:lvlJc w:val="left"/>
+      <w:pPr>
+        <w:tabs>
+          <w:tab w:val="num" w:pos="3600"/>
+        </w:tabs>
+        <w:ind w:left="3600" w:hanging="360"/>
+      </w:pPr>
+      <w:rPr>
+        <w:rFonts w:ascii="Wingdings" w:hAnsi="Wingdings" w:hint="default"/>
+        <w:sz w:val="20"/>
+      </w:rPr>
+    </w:lvl>
+    <w:lvl w:ilvl="5" w:tentative="1">
+      <w:start w:val="1"/>
+      <w:numFmt w:val="bullet"/>
+      <w:lvlText w:val=""/>
+      <w:lvlJc w:val="left"/>
+      <w:pPr>
+        <w:tabs>
+          <w:tab w:val="num" w:pos="4320"/>
+        </w:tabs>
+        <w:ind w:left="4320" w:hanging="360"/>
+      </w:pPr>
+      <w:rPr>
+        <w:rFonts w:ascii="Wingdings" w:hAnsi="Wingdings" w:hint="default"/>
+        <w:sz w:val="20"/>
+      </w:rPr>
+    </w:lvl>
+    <w:lvl w:ilvl="6" w:tentative="1">
+      <w:start w:val="1"/>
+      <w:numFmt w:val="bullet"/>
+      <w:lvlText w:val=""/>
+      <w:lvlJc w:val="left"/>
+      <w:pPr>
+        <w:tabs>
+          <w:tab w:val="num" w:pos="5040"/>
+        </w:tabs>
+        <w:ind w:left="5040" w:hanging="360"/>
+      </w:pPr>
+      <w:rPr>
+        <w:rFonts w:ascii="Wingdings" w:hAnsi="Wingdings" w:hint="default"/>
+        <w:sz w:val="20"/>
+      </w:rPr>
+    </w:lvl>
+    <w:lvl w:ilvl="7" w:tentative="1">
+      <w:start w:val="1"/>
+      <w:numFmt w:val="bullet"/>
+      <w:lvlText w:val=""/>
+      <w:lvlJc w:val="left"/>
+      <w:pPr>
+        <w:tabs>
+          <w:tab w:val="num" w:pos="5760"/>
+        </w:tabs>
+        <w:ind w:left="5760" w:hanging="360"/>
+      </w:pPr>
+      <w:rPr>
+        <w:rFonts w:ascii="Wingdings" w:hAnsi="Wingdings" w:hint="default"/>
+        <w:sz w:val="20"/>
+      </w:rPr>
+    </w:lvl>
+    <w:lvl w:ilvl="8" w:tentative="1">
+      <w:start w:val="1"/>
+      <w:numFmt w:val="bullet"/>
+      <w:lvlText w:val=""/>
+      <w:lvlJc w:val="left"/>
+      <w:pPr>
+        <w:tabs>
+          <w:tab w:val="num" w:pos="6480"/>
+        </w:tabs>
+        <w:ind w:left="6480" w:hanging="360"/>
+      </w:pPr>
+      <w:rPr>
+        <w:rFonts w:ascii="Wingdings" w:hAnsi="Wingdings" w:hint="default"/>
+        <w:sz w:val="20"/>
+      </w:rPr>
+    </w:lvl>
+  </w:abstractNum>
+  <w:abstractNum w:abstractNumId="13" w15:restartNumberingAfterBreak="0">
+    <w:nsid w:val="4A322AE0"/>
+    <w:multiLevelType w:val="multilevel"/>
+    <w:tmpl w:val="3F90E8BE"/>
+    <w:lvl w:ilvl="0">
+      <w:start w:val="1"/>
+      <w:numFmt w:val="bullet"/>
+      <w:lvlText w:val=""/>
+      <w:lvlJc w:val="left"/>
+      <w:pPr>
+        <w:tabs>
+          <w:tab w:val="num" w:pos="720"/>
+        </w:tabs>
+        <w:ind w:left="720" w:hanging="360"/>
+      </w:pPr>
+      <w:rPr>
+        <w:rFonts w:ascii="Symbol" w:hAnsi="Symbol" w:hint="default"/>
+        <w:sz w:val="20"/>
+      </w:rPr>
+    </w:lvl>
+    <w:lvl w:ilvl="1" w:tentative="1">
+      <w:start w:val="1"/>
+      <w:numFmt w:val="bullet"/>
+      <w:lvlText w:val="o"/>
+      <w:lvlJc w:val="left"/>
+      <w:pPr>
+        <w:tabs>
+          <w:tab w:val="num" w:pos="1440"/>
+        </w:tabs>
+        <w:ind w:left="1440" w:hanging="360"/>
+      </w:pPr>
+      <w:rPr>
+        <w:rFonts w:ascii="Courier New" w:hAnsi="Courier New" w:hint="default"/>
+        <w:sz w:val="20"/>
+      </w:rPr>
+    </w:lvl>
+    <w:lvl w:ilvl="2" w:tentative="1">
+      <w:start w:val="1"/>
+      <w:numFmt w:val="bullet"/>
+      <w:lvlText w:val=""/>
+      <w:lvlJc w:val="left"/>
+      <w:pPr>
+        <w:tabs>
+          <w:tab w:val="num" w:pos="2160"/>
+        </w:tabs>
+        <w:ind w:left="2160" w:hanging="360"/>
+      </w:pPr>
+      <w:rPr>
+        <w:rFonts w:ascii="Wingdings" w:hAnsi="Wingdings" w:hint="default"/>
+        <w:sz w:val="20"/>
+      </w:rPr>
+    </w:lvl>
+    <w:lvl w:ilvl="3" w:tentative="1">
+      <w:start w:val="1"/>
+      <w:numFmt w:val="bullet"/>
+      <w:lvlText w:val=""/>
+      <w:lvlJc w:val="left"/>
+      <w:pPr>
+        <w:tabs>
+          <w:tab w:val="num" w:pos="2880"/>
+        </w:tabs>
+        <w:ind w:left="2880" w:hanging="360"/>
+      </w:pPr>
+      <w:rPr>
+        <w:rFonts w:ascii="Wingdings" w:hAnsi="Wingdings" w:hint="default"/>
+        <w:sz w:val="20"/>
+      </w:rPr>
+    </w:lvl>
+    <w:lvl w:ilvl="4" w:tentative="1">
+      <w:start w:val="1"/>
+      <w:numFmt w:val="bullet"/>
+      <w:lvlText w:val=""/>
+      <w:lvlJc w:val="left"/>
+      <w:pPr>
+        <w:tabs>
+          <w:tab w:val="num" w:pos="3600"/>
+        </w:tabs>
+        <w:ind w:left="3600" w:hanging="360"/>
+      </w:pPr>
+      <w:rPr>
+        <w:rFonts w:ascii="Wingdings" w:hAnsi="Wingdings" w:hint="default"/>
+        <w:sz w:val="20"/>
+      </w:rPr>
+    </w:lvl>
+    <w:lvl w:ilvl="5" w:tentative="1">
+      <w:start w:val="1"/>
+      <w:numFmt w:val="bullet"/>
+      <w:lvlText w:val=""/>
+      <w:lvlJc w:val="left"/>
+      <w:pPr>
+        <w:tabs>
+          <w:tab w:val="num" w:pos="4320"/>
+        </w:tabs>
+        <w:ind w:left="4320" w:hanging="360"/>
+      </w:pPr>
+      <w:rPr>
+        <w:rFonts w:ascii="Wingdings" w:hAnsi="Wingdings" w:hint="default"/>
+        <w:sz w:val="20"/>
+      </w:rPr>
+    </w:lvl>
+    <w:lvl w:ilvl="6" w:tentative="1">
+      <w:start w:val="1"/>
+      <w:numFmt w:val="bullet"/>
+      <w:lvlText w:val=""/>
+      <w:lvlJc w:val="left"/>
+      <w:pPr>
+        <w:tabs>
+          <w:tab w:val="num" w:pos="5040"/>
+        </w:tabs>
+        <w:ind w:left="5040" w:hanging="360"/>
+      </w:pPr>
+      <w:rPr>
+        <w:rFonts w:ascii="Wingdings" w:hAnsi="Wingdings" w:hint="default"/>
+        <w:sz w:val="20"/>
+      </w:rPr>
+    </w:lvl>
+    <w:lvl w:ilvl="7" w:tentative="1">
+      <w:start w:val="1"/>
+      <w:numFmt w:val="bullet"/>
+      <w:lvlText w:val=""/>
+      <w:lvlJc w:val="left"/>
+      <w:pPr>
+        <w:tabs>
+          <w:tab w:val="num" w:pos="5760"/>
+        </w:tabs>
+        <w:ind w:left="5760" w:hanging="360"/>
+      </w:pPr>
+      <w:rPr>
+        <w:rFonts w:ascii="Wingdings" w:hAnsi="Wingdings" w:hint="default"/>
+        <w:sz w:val="20"/>
+      </w:rPr>
+    </w:lvl>
+    <w:lvl w:ilvl="8" w:tentative="1">
+      <w:start w:val="1"/>
+      <w:numFmt w:val="bullet"/>
+      <w:lvlText w:val=""/>
+      <w:lvlJc w:val="left"/>
+      <w:pPr>
+        <w:tabs>
+          <w:tab w:val="num" w:pos="6480"/>
+        </w:tabs>
+        <w:ind w:left="6480" w:hanging="360"/>
+      </w:pPr>
+      <w:rPr>
+        <w:rFonts w:ascii="Wingdings" w:hAnsi="Wingdings" w:hint="default"/>
+        <w:sz w:val="20"/>
+      </w:rPr>
+    </w:lvl>
+  </w:abstractNum>
+  <w:abstractNum w:abstractNumId="14" w15:restartNumberingAfterBreak="0">
+    <w:nsid w:val="4FC919A9"/>
+    <w:multiLevelType w:val="multilevel"/>
+    <w:tmpl w:val="3F16B0D2"/>
+    <w:lvl w:ilvl="0">
+      <w:start w:val="1"/>
+      <w:numFmt w:val="bullet"/>
+      <w:lvlText w:val=""/>
+      <w:lvlJc w:val="left"/>
+      <w:pPr>
+        <w:tabs>
+          <w:tab w:val="num" w:pos="720"/>
+        </w:tabs>
+        <w:ind w:left="720" w:hanging="360"/>
+      </w:pPr>
+      <w:rPr>
+        <w:rFonts w:ascii="Symbol" w:hAnsi="Symbol" w:hint="default"/>
+        <w:sz w:val="20"/>
+      </w:rPr>
+    </w:lvl>
+    <w:lvl w:ilvl="1" w:tentative="1">
+      <w:start w:val="1"/>
+      <w:numFmt w:val="bullet"/>
+      <w:lvlText w:val="o"/>
+      <w:lvlJc w:val="left"/>
+      <w:pPr>
+        <w:tabs>
+          <w:tab w:val="num" w:pos="1440"/>
+        </w:tabs>
+        <w:ind w:left="1440" w:hanging="360"/>
+      </w:pPr>
+      <w:rPr>
+        <w:rFonts w:ascii="Courier New" w:hAnsi="Courier New" w:hint="default"/>
+        <w:sz w:val="20"/>
+      </w:rPr>
+    </w:lvl>
+    <w:lvl w:ilvl="2" w:tentative="1">
+      <w:start w:val="1"/>
+      <w:numFmt w:val="bullet"/>
+      <w:lvlText w:val=""/>
+      <w:lvlJc w:val="left"/>
+      <w:pPr>
+        <w:tabs>
+          <w:tab w:val="num" w:pos="2160"/>
+        </w:tabs>
+        <w:ind w:left="2160" w:hanging="360"/>
+      </w:pPr>
+      <w:rPr>
+        <w:rFonts w:ascii="Wingdings" w:hAnsi="Wingdings" w:hint="default"/>
+        <w:sz w:val="20"/>
+      </w:rPr>
+    </w:lvl>
+    <w:lvl w:ilvl="3" w:tentative="1">
+      <w:start w:val="1"/>
+      <w:numFmt w:val="bullet"/>
+      <w:lvlText w:val=""/>
+      <w:lvlJc w:val="left"/>
+      <w:pPr>
+        <w:tabs>
+          <w:tab w:val="num" w:pos="2880"/>
+        </w:tabs>
+        <w:ind w:left="2880" w:hanging="360"/>
+      </w:pPr>
+      <w:rPr>
+        <w:rFonts w:ascii="Wingdings" w:hAnsi="Wingdings" w:hint="default"/>
+        <w:sz w:val="20"/>
+      </w:rPr>
+    </w:lvl>
+    <w:lvl w:ilvl="4" w:tentative="1">
+      <w:start w:val="1"/>
+      <w:numFmt w:val="bullet"/>
+      <w:lvlText w:val=""/>
+      <w:lvlJc w:val="left"/>
+      <w:pPr>
+        <w:tabs>
+          <w:tab w:val="num" w:pos="3600"/>
+        </w:tabs>
+        <w:ind w:left="3600" w:hanging="360"/>
+      </w:pPr>
+      <w:rPr>
+        <w:rFonts w:ascii="Wingdings" w:hAnsi="Wingdings" w:hint="default"/>
+        <w:sz w:val="20"/>
+      </w:rPr>
+    </w:lvl>
+    <w:lvl w:ilvl="5" w:tentative="1">
+      <w:start w:val="1"/>
+      <w:numFmt w:val="bullet"/>
+      <w:lvlText w:val=""/>
+      <w:lvlJc w:val="left"/>
+      <w:pPr>
+        <w:tabs>
+          <w:tab w:val="num" w:pos="4320"/>
+        </w:tabs>
+        <w:ind w:left="4320" w:hanging="360"/>
+      </w:pPr>
+      <w:rPr>
+        <w:rFonts w:ascii="Wingdings" w:hAnsi="Wingdings" w:hint="default"/>
+        <w:sz w:val="20"/>
+      </w:rPr>
+    </w:lvl>
+    <w:lvl w:ilvl="6" w:tentative="1">
+      <w:start w:val="1"/>
+      <w:numFmt w:val="bullet"/>
+      <w:lvlText w:val=""/>
+      <w:lvlJc w:val="left"/>
+      <w:pPr>
+        <w:tabs>
+          <w:tab w:val="num" w:pos="5040"/>
+        </w:tabs>
+        <w:ind w:left="5040" w:hanging="360"/>
+      </w:pPr>
+      <w:rPr>
+        <w:rFonts w:ascii="Wingdings" w:hAnsi="Wingdings" w:hint="default"/>
+        <w:sz w:val="20"/>
+      </w:rPr>
+    </w:lvl>
+    <w:lvl w:ilvl="7" w:tentative="1">
+      <w:start w:val="1"/>
+      <w:numFmt w:val="bullet"/>
+      <w:lvlText w:val=""/>
+      <w:lvlJc w:val="left"/>
+      <w:pPr>
+        <w:tabs>
+          <w:tab w:val="num" w:pos="5760"/>
+        </w:tabs>
+        <w:ind w:left="5760" w:hanging="360"/>
+      </w:pPr>
+      <w:rPr>
+        <w:rFonts w:ascii="Wingdings" w:hAnsi="Wingdings" w:hint="default"/>
+        <w:sz w:val="20"/>
+      </w:rPr>
+    </w:lvl>
+    <w:lvl w:ilvl="8" w:tentative="1">
+      <w:start w:val="1"/>
+      <w:numFmt w:val="bullet"/>
+      <w:lvlText w:val=""/>
+      <w:lvlJc w:val="left"/>
+      <w:pPr>
+        <w:tabs>
+          <w:tab w:val="num" w:pos="6480"/>
+        </w:tabs>
+        <w:ind w:left="6480" w:hanging="360"/>
+      </w:pPr>
+      <w:rPr>
+        <w:rFonts w:ascii="Wingdings" w:hAnsi="Wingdings" w:hint="default"/>
+        <w:sz w:val="20"/>
+      </w:rPr>
+    </w:lvl>
+  </w:abstractNum>
+  <w:abstractNum w:abstractNumId="15" w15:restartNumberingAfterBreak="0">
+    <w:nsid w:val="51D1040F"/>
+    <w:multiLevelType w:val="multilevel"/>
+    <w:tmpl w:val="E4789432"/>
+    <w:lvl w:ilvl="0">
+      <w:start w:val="1"/>
+      <w:numFmt w:val="bullet"/>
+      <w:lvlText w:val=""/>
+      <w:lvlJc w:val="left"/>
+      <w:pPr>
+        <w:tabs>
+          <w:tab w:val="num" w:pos="720"/>
+        </w:tabs>
+        <w:ind w:left="720" w:hanging="360"/>
+      </w:pPr>
+      <w:rPr>
+        <w:rFonts w:ascii="Symbol" w:hAnsi="Symbol" w:hint="default"/>
+        <w:sz w:val="20"/>
+      </w:rPr>
+    </w:lvl>
+    <w:lvl w:ilvl="1" w:tentative="1">
+      <w:start w:val="1"/>
+      <w:numFmt w:val="bullet"/>
+      <w:lvlText w:val="o"/>
+      <w:lvlJc w:val="left"/>
+      <w:pPr>
+        <w:tabs>
+          <w:tab w:val="num" w:pos="1440"/>
+        </w:tabs>
+        <w:ind w:left="1440" w:hanging="360"/>
+      </w:pPr>
+      <w:rPr>
+        <w:rFonts w:ascii="Courier New" w:hAnsi="Courier New" w:hint="default"/>
+        <w:sz w:val="20"/>
+      </w:rPr>
+    </w:lvl>
+    <w:lvl w:ilvl="2" w:tentative="1">
+      <w:start w:val="1"/>
+      <w:numFmt w:val="bullet"/>
+      <w:lvlText w:val=""/>
+      <w:lvlJc w:val="left"/>
+      <w:pPr>
+        <w:tabs>
+          <w:tab w:val="num" w:pos="2160"/>
+        </w:tabs>
+        <w:ind w:left="2160" w:hanging="360"/>
+      </w:pPr>
+      <w:rPr>
+        <w:rFonts w:ascii="Wingdings" w:hAnsi="Wingdings" w:hint="default"/>
+        <w:sz w:val="20"/>
+      </w:rPr>
+    </w:lvl>
+    <w:lvl w:ilvl="3" w:tentative="1">
+      <w:start w:val="1"/>
+      <w:numFmt w:val="bullet"/>
+      <w:lvlText w:val=""/>
+      <w:lvlJc w:val="left"/>
+      <w:pPr>
+        <w:tabs>
+          <w:tab w:val="num" w:pos="2880"/>
+        </w:tabs>
+        <w:ind w:left="2880" w:hanging="360"/>
+      </w:pPr>
+      <w:rPr>
+        <w:rFonts w:ascii="Wingdings" w:hAnsi="Wingdings" w:hint="default"/>
+        <w:sz w:val="20"/>
+      </w:rPr>
+    </w:lvl>
+    <w:lvl w:ilvl="4" w:tentative="1">
+      <w:start w:val="1"/>
+      <w:numFmt w:val="bullet"/>
+      <w:lvlText w:val=""/>
+      <w:lvlJc w:val="left"/>
+      <w:pPr>
+        <w:tabs>
+          <w:tab w:val="num" w:pos="3600"/>
+        </w:tabs>
+        <w:ind w:left="3600" w:hanging="360"/>
+      </w:pPr>
+      <w:rPr>
+        <w:rFonts w:ascii="Wingdings" w:hAnsi="Wingdings" w:hint="default"/>
+        <w:sz w:val="20"/>
+      </w:rPr>
+    </w:lvl>
+    <w:lvl w:ilvl="5" w:tentative="1">
+      <w:start w:val="1"/>
+      <w:numFmt w:val="bullet"/>
+      <w:lvlText w:val=""/>
+      <w:lvlJc w:val="left"/>
+      <w:pPr>
+        <w:tabs>
+          <w:tab w:val="num" w:pos="4320"/>
+        </w:tabs>
+        <w:ind w:left="4320" w:hanging="360"/>
+      </w:pPr>
+      <w:rPr>
+        <w:rFonts w:ascii="Wingdings" w:hAnsi="Wingdings" w:hint="default"/>
+        <w:sz w:val="20"/>
+      </w:rPr>
+    </w:lvl>
+    <w:lvl w:ilvl="6" w:tentative="1">
+      <w:start w:val="1"/>
+      <w:numFmt w:val="bullet"/>
+      <w:lvlText w:val=""/>
+      <w:lvlJc w:val="left"/>
+      <w:pPr>
+        <w:tabs>
+          <w:tab w:val="num" w:pos="5040"/>
+        </w:tabs>
+        <w:ind w:left="5040" w:hanging="360"/>
+      </w:pPr>
+      <w:rPr>
+        <w:rFonts w:ascii="Wingdings" w:hAnsi="Wingdings" w:hint="default"/>
+        <w:sz w:val="20"/>
+      </w:rPr>
+    </w:lvl>
+    <w:lvl w:ilvl="7" w:tentative="1">
+      <w:start w:val="1"/>
+      <w:numFmt w:val="bullet"/>
+      <w:lvlText w:val=""/>
+      <w:lvlJc w:val="left"/>
+      <w:pPr>
+        <w:tabs>
+          <w:tab w:val="num" w:pos="5760"/>
+        </w:tabs>
+        <w:ind w:left="5760" w:hanging="360"/>
+      </w:pPr>
+      <w:rPr>
+        <w:rFonts w:ascii="Wingdings" w:hAnsi="Wingdings" w:hint="default"/>
+        <w:sz w:val="20"/>
+      </w:rPr>
+    </w:lvl>
+    <w:lvl w:ilvl="8" w:tentative="1">
+      <w:start w:val="1"/>
+      <w:numFmt w:val="bullet"/>
+      <w:lvlText w:val=""/>
+      <w:lvlJc w:val="left"/>
+      <w:pPr>
+        <w:tabs>
+          <w:tab w:val="num" w:pos="6480"/>
+        </w:tabs>
+        <w:ind w:left="6480" w:hanging="360"/>
+      </w:pPr>
+      <w:rPr>
+        <w:rFonts w:ascii="Wingdings" w:hAnsi="Wingdings" w:hint="default"/>
+        <w:sz w:val="20"/>
+      </w:rPr>
+    </w:lvl>
+  </w:abstractNum>
+  <w:abstractNum w:abstractNumId="16" w15:restartNumberingAfterBreak="0">
+    <w:nsid w:val="58214417"/>
+    <w:multiLevelType w:val="multilevel"/>
+    <w:tmpl w:val="F090457C"/>
+    <w:lvl w:ilvl="0">
+      <w:start w:val="1"/>
+      <w:numFmt w:val="bullet"/>
+      <w:lvlText w:val=""/>
+      <w:lvlJc w:val="left"/>
+      <w:pPr>
+        <w:tabs>
+          <w:tab w:val="num" w:pos="720"/>
+        </w:tabs>
+        <w:ind w:left="720" w:hanging="360"/>
+      </w:pPr>
+      <w:rPr>
+        <w:rFonts w:ascii="Symbol" w:hAnsi="Symbol" w:hint="default"/>
+        <w:sz w:val="20"/>
+      </w:rPr>
+    </w:lvl>
+    <w:lvl w:ilvl="1" w:tentative="1">
+      <w:start w:val="1"/>
+      <w:numFmt w:val="bullet"/>
+      <w:lvlText w:val="o"/>
+      <w:lvlJc w:val="left"/>
+      <w:pPr>
+        <w:tabs>
+          <w:tab w:val="num" w:pos="1440"/>
+        </w:tabs>
+        <w:ind w:left="1440" w:hanging="360"/>
+      </w:pPr>
+      <w:rPr>
+        <w:rFonts w:ascii="Courier New" w:hAnsi="Courier New" w:hint="default"/>
+        <w:sz w:val="20"/>
+      </w:rPr>
+    </w:lvl>
+    <w:lvl w:ilvl="2" w:tentative="1">
+      <w:start w:val="1"/>
+      <w:numFmt w:val="bullet"/>
+      <w:lvlText w:val=""/>
+      <w:lvlJc w:val="left"/>
+      <w:pPr>
+        <w:tabs>
+          <w:tab w:val="num" w:pos="2160"/>
+        </w:tabs>
+        <w:ind w:left="2160" w:hanging="360"/>
+      </w:pPr>
+      <w:rPr>
+        <w:rFonts w:ascii="Wingdings" w:hAnsi="Wingdings" w:hint="default"/>
+        <w:sz w:val="20"/>
+      </w:rPr>
+    </w:lvl>
+    <w:lvl w:ilvl="3" w:tentative="1">
+      <w:start w:val="1"/>
+      <w:numFmt w:val="bullet"/>
+      <w:lvlText w:val=""/>
+      <w:lvlJc w:val="left"/>
+      <w:pPr>
+        <w:tabs>
+          <w:tab w:val="num" w:pos="2880"/>
+        </w:tabs>
+        <w:ind w:left="2880" w:hanging="360"/>
+      </w:pPr>
+      <w:rPr>
+        <w:rFonts w:ascii="Wingdings" w:hAnsi="Wingdings" w:hint="default"/>
+        <w:sz w:val="20"/>
+      </w:rPr>
+    </w:lvl>
+    <w:lvl w:ilvl="4" w:tentative="1">
+      <w:start w:val="1"/>
+      <w:numFmt w:val="bullet"/>
+      <w:lvlText w:val=""/>
+      <w:lvlJc w:val="left"/>
+      <w:pPr>
+        <w:tabs>
+          <w:tab w:val="num" w:pos="3600"/>
+        </w:tabs>
+        <w:ind w:left="3600" w:hanging="360"/>
+      </w:pPr>
+      <w:rPr>
+        <w:rFonts w:ascii="Wingdings" w:hAnsi="Wingdings" w:hint="default"/>
+        <w:sz w:val="20"/>
+      </w:rPr>
+    </w:lvl>
+    <w:lvl w:ilvl="5" w:tentative="1">
+      <w:start w:val="1"/>
+      <w:numFmt w:val="bullet"/>
+      <w:lvlText w:val=""/>
+      <w:lvlJc w:val="left"/>
+      <w:pPr>
+        <w:tabs>
+          <w:tab w:val="num" w:pos="4320"/>
+        </w:tabs>
+        <w:ind w:left="4320" w:hanging="360"/>
+      </w:pPr>
+      <w:rPr>
+        <w:rFonts w:ascii="Wingdings" w:hAnsi="Wingdings" w:hint="default"/>
+        <w:sz w:val="20"/>
+      </w:rPr>
+    </w:lvl>
+    <w:lvl w:ilvl="6" w:tentative="1">
+      <w:start w:val="1"/>
+      <w:numFmt w:val="bullet"/>
+      <w:lvlText w:val=""/>
+      <w:lvlJc w:val="left"/>
+      <w:pPr>
+        <w:tabs>
+          <w:tab w:val="num" w:pos="5040"/>
+        </w:tabs>
+        <w:ind w:left="5040" w:hanging="360"/>
+      </w:pPr>
+      <w:rPr>
+        <w:rFonts w:ascii="Wingdings" w:hAnsi="Wingdings" w:hint="default"/>
+        <w:sz w:val="20"/>
+      </w:rPr>
+    </w:lvl>
+    <w:lvl w:ilvl="7" w:tentative="1">
+      <w:start w:val="1"/>
+      <w:numFmt w:val="bullet"/>
+      <w:lvlText w:val=""/>
+      <w:lvlJc w:val="left"/>
+      <w:pPr>
+        <w:tabs>
+          <w:tab w:val="num" w:pos="5760"/>
+        </w:tabs>
+        <w:ind w:left="5760" w:hanging="360"/>
+      </w:pPr>
+      <w:rPr>
+        <w:rFonts w:ascii="Wingdings" w:hAnsi="Wingdings" w:hint="default"/>
+        <w:sz w:val="20"/>
+      </w:rPr>
+    </w:lvl>
+    <w:lvl w:ilvl="8" w:tentative="1">
+      <w:start w:val="1"/>
+      <w:numFmt w:val="bullet"/>
+      <w:lvlText w:val=""/>
+      <w:lvlJc w:val="left"/>
+      <w:pPr>
+        <w:tabs>
+          <w:tab w:val="num" w:pos="6480"/>
+        </w:tabs>
+        <w:ind w:left="6480" w:hanging="360"/>
+      </w:pPr>
+      <w:rPr>
+        <w:rFonts w:ascii="Wingdings" w:hAnsi="Wingdings" w:hint="default"/>
+        <w:sz w:val="20"/>
+      </w:rPr>
+    </w:lvl>
+  </w:abstractNum>
+  <w:abstractNum w:abstractNumId="17" w15:restartNumberingAfterBreak="0">
+    <w:nsid w:val="5945661A"/>
+    <w:multiLevelType w:val="multilevel"/>
+    <w:tmpl w:val="641AA2D0"/>
+    <w:lvl w:ilvl="0">
+      <w:start w:val="1"/>
+      <w:numFmt w:val="bullet"/>
+      <w:lvlText w:val=""/>
+      <w:lvlJc w:val="left"/>
+      <w:pPr>
+        <w:tabs>
+          <w:tab w:val="num" w:pos="720"/>
+        </w:tabs>
+        <w:ind w:left="720" w:hanging="360"/>
+      </w:pPr>
+      <w:rPr>
+        <w:rFonts w:ascii="Symbol" w:hAnsi="Symbol" w:hint="default"/>
+        <w:sz w:val="20"/>
+      </w:rPr>
+    </w:lvl>
+    <w:lvl w:ilvl="1" w:tentative="1">
+      <w:start w:val="1"/>
+      <w:numFmt w:val="bullet"/>
+      <w:lvlText w:val="o"/>
+      <w:lvlJc w:val="left"/>
+      <w:pPr>
+        <w:tabs>
+          <w:tab w:val="num" w:pos="1440"/>
+        </w:tabs>
+        <w:ind w:left="1440" w:hanging="360"/>
+      </w:pPr>
+      <w:rPr>
+        <w:rFonts w:ascii="Courier New" w:hAnsi="Courier New" w:hint="default"/>
+        <w:sz w:val="20"/>
+      </w:rPr>
+    </w:lvl>
+    <w:lvl w:ilvl="2" w:tentative="1">
+      <w:start w:val="1"/>
+      <w:numFmt w:val="bullet"/>
+      <w:lvlText w:val=""/>
+      <w:lvlJc w:val="left"/>
+      <w:pPr>
+        <w:tabs>
+          <w:tab w:val="num" w:pos="2160"/>
+        </w:tabs>
+        <w:ind w:left="2160" w:hanging="360"/>
+      </w:pPr>
+      <w:rPr>
+        <w:rFonts w:ascii="Wingdings" w:hAnsi="Wingdings" w:hint="default"/>
+        <w:sz w:val="20"/>
+      </w:rPr>
+    </w:lvl>
+    <w:lvl w:ilvl="3" w:tentative="1">
+      <w:start w:val="1"/>
+      <w:numFmt w:val="bullet"/>
+      <w:lvlText w:val=""/>
+      <w:lvlJc w:val="left"/>
+      <w:pPr>
+        <w:tabs>
+          <w:tab w:val="num" w:pos="2880"/>
+        </w:tabs>
+        <w:ind w:left="2880" w:hanging="360"/>
+      </w:pPr>
+      <w:rPr>
+        <w:rFonts w:ascii="Wingdings" w:hAnsi="Wingdings" w:hint="default"/>
+        <w:sz w:val="20"/>
+      </w:rPr>
+    </w:lvl>
+    <w:lvl w:ilvl="4" w:tentative="1">
+      <w:start w:val="1"/>
+      <w:numFmt w:val="bullet"/>
+      <w:lvlText w:val=""/>
+      <w:lvlJc w:val="left"/>
+      <w:pPr>
+        <w:tabs>
+          <w:tab w:val="num" w:pos="3600"/>
+        </w:tabs>
+        <w:ind w:left="3600" w:hanging="360"/>
+      </w:pPr>
+      <w:rPr>
+        <w:rFonts w:ascii="Wingdings" w:hAnsi="Wingdings" w:hint="default"/>
+        <w:sz w:val="20"/>
+      </w:rPr>
+    </w:lvl>
+    <w:lvl w:ilvl="5" w:tentative="1">
+      <w:start w:val="1"/>
+      <w:numFmt w:val="bullet"/>
+      <w:lvlText w:val=""/>
+      <w:lvlJc w:val="left"/>
+      <w:pPr>
+        <w:tabs>
+          <w:tab w:val="num" w:pos="4320"/>
+        </w:tabs>
+        <w:ind w:left="4320" w:hanging="360"/>
+      </w:pPr>
+      <w:rPr>
+        <w:rFonts w:ascii="Wingdings" w:hAnsi="Wingdings" w:hint="default"/>
+        <w:sz w:val="20"/>
+      </w:rPr>
+    </w:lvl>
+    <w:lvl w:ilvl="6" w:tentative="1">
+      <w:start w:val="1"/>
+      <w:numFmt w:val="bullet"/>
+      <w:lvlText w:val=""/>
+      <w:lvlJc w:val="left"/>
+      <w:pPr>
+        <w:tabs>
+          <w:tab w:val="num" w:pos="5040"/>
+        </w:tabs>
+        <w:ind w:left="5040" w:hanging="360"/>
+      </w:pPr>
+      <w:rPr>
+        <w:rFonts w:ascii="Wingdings" w:hAnsi="Wingdings" w:hint="default"/>
+        <w:sz w:val="20"/>
+      </w:rPr>
+    </w:lvl>
+    <w:lvl w:ilvl="7" w:tentative="1">
+      <w:start w:val="1"/>
+      <w:numFmt w:val="bullet"/>
+      <w:lvlText w:val=""/>
+      <w:lvlJc w:val="left"/>
+      <w:pPr>
+        <w:tabs>
+          <w:tab w:val="num" w:pos="5760"/>
+        </w:tabs>
+        <w:ind w:left="5760" w:hanging="360"/>
+      </w:pPr>
+      <w:rPr>
+        <w:rFonts w:ascii="Wingdings" w:hAnsi="Wingdings" w:hint="default"/>
+        <w:sz w:val="20"/>
+      </w:rPr>
+    </w:lvl>
+    <w:lvl w:ilvl="8" w:tentative="1">
+      <w:start w:val="1"/>
+      <w:numFmt w:val="bullet"/>
+      <w:lvlText w:val=""/>
+      <w:lvlJc w:val="left"/>
+      <w:pPr>
+        <w:tabs>
+          <w:tab w:val="num" w:pos="6480"/>
+        </w:tabs>
+        <w:ind w:left="6480" w:hanging="360"/>
+      </w:pPr>
+      <w:rPr>
+        <w:rFonts w:ascii="Wingdings" w:hAnsi="Wingdings" w:hint="default"/>
+        <w:sz w:val="20"/>
+      </w:rPr>
+    </w:lvl>
+  </w:abstractNum>
+  <w:abstractNum w:abstractNumId="18" w15:restartNumberingAfterBreak="0">
+    <w:nsid w:val="5DAE1ED6"/>
+    <w:multiLevelType w:val="multilevel"/>
+    <w:tmpl w:val="3BD85DFC"/>
+    <w:lvl w:ilvl="0">
+      <w:start w:val="1"/>
+      <w:numFmt w:val="bullet"/>
+      <w:lvlText w:val=""/>
+      <w:lvlJc w:val="left"/>
+      <w:pPr>
+        <w:tabs>
+          <w:tab w:val="num" w:pos="720"/>
+        </w:tabs>
+        <w:ind w:left="720" w:hanging="360"/>
+      </w:pPr>
+      <w:rPr>
+        <w:rFonts w:ascii="Symbol" w:hAnsi="Symbol" w:hint="default"/>
+        <w:sz w:val="20"/>
+      </w:rPr>
+    </w:lvl>
+    <w:lvl w:ilvl="1" w:tentative="1">
+      <w:start w:val="1"/>
+      <w:numFmt w:val="bullet"/>
+      <w:lvlText w:val="o"/>
+      <w:lvlJc w:val="left"/>
+      <w:pPr>
+        <w:tabs>
+          <w:tab w:val="num" w:pos="1440"/>
+        </w:tabs>
+        <w:ind w:left="1440" w:hanging="360"/>
+      </w:pPr>
+      <w:rPr>
+        <w:rFonts w:ascii="Courier New" w:hAnsi="Courier New" w:hint="default"/>
+        <w:sz w:val="20"/>
+      </w:rPr>
+    </w:lvl>
+    <w:lvl w:ilvl="2" w:tentative="1">
+      <w:start w:val="1"/>
+      <w:numFmt w:val="bullet"/>
+      <w:lvlText w:val=""/>
+      <w:lvlJc w:val="left"/>
+      <w:pPr>
+        <w:tabs>
+          <w:tab w:val="num" w:pos="2160"/>
+        </w:tabs>
+        <w:ind w:left="2160" w:hanging="360"/>
+      </w:pPr>
+      <w:rPr>
+        <w:rFonts w:ascii="Wingdings" w:hAnsi="Wingdings" w:hint="default"/>
+        <w:sz w:val="20"/>
+      </w:rPr>
+    </w:lvl>
+    <w:lvl w:ilvl="3" w:tentative="1">
+      <w:start w:val="1"/>
+      <w:numFmt w:val="bullet"/>
+      <w:lvlText w:val=""/>
+      <w:lvlJc w:val="left"/>
+      <w:pPr>
+        <w:tabs>
+          <w:tab w:val="num" w:pos="2880"/>
+        </w:tabs>
+        <w:ind w:left="2880" w:hanging="360"/>
+      </w:pPr>
+      <w:rPr>
+        <w:rFonts w:ascii="Wingdings" w:hAnsi="Wingdings" w:hint="default"/>
+        <w:sz w:val="20"/>
+      </w:rPr>
+    </w:lvl>
+    <w:lvl w:ilvl="4" w:tentative="1">
+      <w:start w:val="1"/>
+      <w:numFmt w:val="bullet"/>
+      <w:lvlText w:val=""/>
+      <w:lvlJc w:val="left"/>
+      <w:pPr>
+        <w:tabs>
+          <w:tab w:val="num" w:pos="3600"/>
+        </w:tabs>
+        <w:ind w:left="3600" w:hanging="360"/>
+      </w:pPr>
+      <w:rPr>
+        <w:rFonts w:ascii="Wingdings" w:hAnsi="Wingdings" w:hint="default"/>
+        <w:sz w:val="20"/>
+      </w:rPr>
+    </w:lvl>
+    <w:lvl w:ilvl="5" w:tentative="1">
+      <w:start w:val="1"/>
+      <w:numFmt w:val="bullet"/>
+      <w:lvlText w:val=""/>
+      <w:lvlJc w:val="left"/>
+      <w:pPr>
+        <w:tabs>
+          <w:tab w:val="num" w:pos="4320"/>
+        </w:tabs>
+        <w:ind w:left="4320" w:hanging="360"/>
+      </w:pPr>
+      <w:rPr>
+        <w:rFonts w:ascii="Wingdings" w:hAnsi="Wingdings" w:hint="default"/>
+        <w:sz w:val="20"/>
+      </w:rPr>
+    </w:lvl>
+    <w:lvl w:ilvl="6" w:tentative="1">
+      <w:start w:val="1"/>
+      <w:numFmt w:val="bullet"/>
+      <w:lvlText w:val=""/>
+      <w:lvlJc w:val="left"/>
+      <w:pPr>
+        <w:tabs>
+          <w:tab w:val="num" w:pos="5040"/>
+        </w:tabs>
+        <w:ind w:left="5040" w:hanging="360"/>
+      </w:pPr>
+      <w:rPr>
+        <w:rFonts w:ascii="Wingdings" w:hAnsi="Wingdings" w:hint="default"/>
+        <w:sz w:val="20"/>
+      </w:rPr>
+    </w:lvl>
+    <w:lvl w:ilvl="7" w:tentative="1">
+      <w:start w:val="1"/>
+      <w:numFmt w:val="bullet"/>
+      <w:lvlText w:val=""/>
+      <w:lvlJc w:val="left"/>
+      <w:pPr>
+        <w:tabs>
+          <w:tab w:val="num" w:pos="5760"/>
+        </w:tabs>
+        <w:ind w:left="5760" w:hanging="360"/>
+      </w:pPr>
+      <w:rPr>
+        <w:rFonts w:ascii="Wingdings" w:hAnsi="Wingdings" w:hint="default"/>
+        <w:sz w:val="20"/>
+      </w:rPr>
+    </w:lvl>
+    <w:lvl w:ilvl="8" w:tentative="1">
+      <w:start w:val="1"/>
+      <w:numFmt w:val="bullet"/>
+      <w:lvlText w:val=""/>
+      <w:lvlJc w:val="left"/>
+      <w:pPr>
+        <w:tabs>
+          <w:tab w:val="num" w:pos="6480"/>
+        </w:tabs>
+        <w:ind w:left="6480" w:hanging="360"/>
+      </w:pPr>
+      <w:rPr>
+        <w:rFonts w:ascii="Wingdings" w:hAnsi="Wingdings" w:hint="default"/>
+        <w:sz w:val="20"/>
+      </w:rPr>
+    </w:lvl>
+  </w:abstractNum>
+  <w:abstractNum w:abstractNumId="19" w15:restartNumberingAfterBreak="0">
+    <w:nsid w:val="5DF84B06"/>
+    <w:multiLevelType w:val="multilevel"/>
+    <w:tmpl w:val="CC1E15F6"/>
+    <w:lvl w:ilvl="0">
+      <w:start w:val="1"/>
+      <w:numFmt w:val="bullet"/>
+      <w:lvlText w:val=""/>
+      <w:lvlJc w:val="left"/>
+      <w:pPr>
+        <w:tabs>
+          <w:tab w:val="num" w:pos="720"/>
+        </w:tabs>
+        <w:ind w:left="720" w:hanging="360"/>
+      </w:pPr>
+      <w:rPr>
+        <w:rFonts w:ascii="Symbol" w:hAnsi="Symbol" w:hint="default"/>
+        <w:sz w:val="20"/>
+      </w:rPr>
+    </w:lvl>
+    <w:lvl w:ilvl="1" w:tentative="1">
+      <w:start w:val="1"/>
+      <w:numFmt w:val="bullet"/>
+      <w:lvlText w:val="o"/>
+      <w:lvlJc w:val="left"/>
+      <w:pPr>
+        <w:tabs>
+          <w:tab w:val="num" w:pos="1440"/>
+        </w:tabs>
+        <w:ind w:left="1440" w:hanging="360"/>
+      </w:pPr>
+      <w:rPr>
+        <w:rFonts w:ascii="Courier New" w:hAnsi="Courier New" w:hint="default"/>
+        <w:sz w:val="20"/>
+      </w:rPr>
+    </w:lvl>
+    <w:lvl w:ilvl="2" w:tentative="1">
+      <w:start w:val="1"/>
+      <w:numFmt w:val="bullet"/>
+      <w:lvlText w:val=""/>
+      <w:lvlJc w:val="left"/>
+      <w:pPr>
+        <w:tabs>
+          <w:tab w:val="num" w:pos="2160"/>
+        </w:tabs>
+        <w:ind w:left="2160" w:hanging="360"/>
+      </w:pPr>
+      <w:rPr>
+        <w:rFonts w:ascii="Wingdings" w:hAnsi="Wingdings" w:hint="default"/>
+        <w:sz w:val="20"/>
+      </w:rPr>
+    </w:lvl>
+    <w:lvl w:ilvl="3" w:tentative="1">
+      <w:start w:val="1"/>
+      <w:numFmt w:val="bullet"/>
+      <w:lvlText w:val=""/>
+      <w:lvlJc w:val="left"/>
+      <w:pPr>
+        <w:tabs>
+          <w:tab w:val="num" w:pos="2880"/>
+        </w:tabs>
+        <w:ind w:left="2880" w:hanging="360"/>
+      </w:pPr>
+      <w:rPr>
+        <w:rFonts w:ascii="Wingdings" w:hAnsi="Wingdings" w:hint="default"/>
+        <w:sz w:val="20"/>
+      </w:rPr>
+    </w:lvl>
+    <w:lvl w:ilvl="4" w:tentative="1">
+      <w:start w:val="1"/>
+      <w:numFmt w:val="bullet"/>
+      <w:lvlText w:val=""/>
+      <w:lvlJc w:val="left"/>
+      <w:pPr>
+        <w:tabs>
+          <w:tab w:val="num" w:pos="3600"/>
+        </w:tabs>
+        <w:ind w:left="3600" w:hanging="360"/>
+      </w:pPr>
+      <w:rPr>
+        <w:rFonts w:ascii="Wingdings" w:hAnsi="Wingdings" w:hint="default"/>
+        <w:sz w:val="20"/>
+      </w:rPr>
+    </w:lvl>
+    <w:lvl w:ilvl="5" w:tentative="1">
+      <w:start w:val="1"/>
+      <w:numFmt w:val="bullet"/>
+      <w:lvlText w:val=""/>
+      <w:lvlJc w:val="left"/>
+      <w:pPr>
+        <w:tabs>
+          <w:tab w:val="num" w:pos="4320"/>
+        </w:tabs>
+        <w:ind w:left="4320" w:hanging="360"/>
+      </w:pPr>
+      <w:rPr>
+        <w:rFonts w:ascii="Wingdings" w:hAnsi="Wingdings" w:hint="default"/>
+        <w:sz w:val="20"/>
+      </w:rPr>
+    </w:lvl>
+    <w:lvl w:ilvl="6" w:tentative="1">
+      <w:start w:val="1"/>
+      <w:numFmt w:val="bullet"/>
+      <w:lvlText w:val=""/>
+      <w:lvlJc w:val="left"/>
+      <w:pPr>
+        <w:tabs>
+          <w:tab w:val="num" w:pos="5040"/>
+        </w:tabs>
+        <w:ind w:left="5040" w:hanging="360"/>
+      </w:pPr>
+      <w:rPr>
+        <w:rFonts w:ascii="Wingdings" w:hAnsi="Wingdings" w:hint="default"/>
+        <w:sz w:val="20"/>
+      </w:rPr>
+    </w:lvl>
+    <w:lvl w:ilvl="7" w:tentative="1">
+      <w:start w:val="1"/>
+      <w:numFmt w:val="bullet"/>
+      <w:lvlText w:val=""/>
+      <w:lvlJc w:val="left"/>
+      <w:pPr>
+        <w:tabs>
+          <w:tab w:val="num" w:pos="5760"/>
+        </w:tabs>
+        <w:ind w:left="5760" w:hanging="360"/>
+      </w:pPr>
+      <w:rPr>
+        <w:rFonts w:ascii="Wingdings" w:hAnsi="Wingdings" w:hint="default"/>
+        <w:sz w:val="20"/>
+      </w:rPr>
+    </w:lvl>
+    <w:lvl w:ilvl="8" w:tentative="1">
+      <w:start w:val="1"/>
+      <w:numFmt w:val="bullet"/>
+      <w:lvlText w:val=""/>
+      <w:lvlJc w:val="left"/>
+      <w:pPr>
+        <w:tabs>
+          <w:tab w:val="num" w:pos="6480"/>
+        </w:tabs>
+        <w:ind w:left="6480" w:hanging="360"/>
+      </w:pPr>
+      <w:rPr>
+        <w:rFonts w:ascii="Wingdings" w:hAnsi="Wingdings" w:hint="default"/>
+        <w:sz w:val="20"/>
+      </w:rPr>
+    </w:lvl>
+  </w:abstractNum>
+  <w:abstractNum w:abstractNumId="20" w15:restartNumberingAfterBreak="0">
     <w:nsid w:val="61332EBB"/>
     <w:multiLevelType w:val="multilevel"/>
     <w:tmpl w:val="EEB2D3BA"/>
@@ -488,8 +5851,524 @@
       </w:rPr>
     </w:lvl>
   </w:abstractNum>
+  <w:abstractNum w:abstractNumId="21" w15:restartNumberingAfterBreak="0">
+    <w:nsid w:val="664C494B"/>
+    <w:multiLevelType w:val="multilevel"/>
+    <w:tmpl w:val="1FBCED60"/>
+    <w:lvl w:ilvl="0">
+      <w:start w:val="1"/>
+      <w:numFmt w:val="bullet"/>
+      <w:lvlText w:val=""/>
+      <w:lvlJc w:val="left"/>
+      <w:pPr>
+        <w:tabs>
+          <w:tab w:val="num" w:pos="720"/>
+        </w:tabs>
+        <w:ind w:left="720" w:hanging="360"/>
+      </w:pPr>
+      <w:rPr>
+        <w:rFonts w:ascii="Symbol" w:hAnsi="Symbol" w:hint="default"/>
+        <w:sz w:val="20"/>
+      </w:rPr>
+    </w:lvl>
+    <w:lvl w:ilvl="1" w:tentative="1">
+      <w:start w:val="1"/>
+      <w:numFmt w:val="bullet"/>
+      <w:lvlText w:val="o"/>
+      <w:lvlJc w:val="left"/>
+      <w:pPr>
+        <w:tabs>
+          <w:tab w:val="num" w:pos="1440"/>
+        </w:tabs>
+        <w:ind w:left="1440" w:hanging="360"/>
+      </w:pPr>
+      <w:rPr>
+        <w:rFonts w:ascii="Courier New" w:hAnsi="Courier New" w:hint="default"/>
+        <w:sz w:val="20"/>
+      </w:rPr>
+    </w:lvl>
+    <w:lvl w:ilvl="2" w:tentative="1">
+      <w:start w:val="1"/>
+      <w:numFmt w:val="bullet"/>
+      <w:lvlText w:val=""/>
+      <w:lvlJc w:val="left"/>
+      <w:pPr>
+        <w:tabs>
+          <w:tab w:val="num" w:pos="2160"/>
+        </w:tabs>
+        <w:ind w:left="2160" w:hanging="360"/>
+      </w:pPr>
+      <w:rPr>
+        <w:rFonts w:ascii="Wingdings" w:hAnsi="Wingdings" w:hint="default"/>
+        <w:sz w:val="20"/>
+      </w:rPr>
+    </w:lvl>
+    <w:lvl w:ilvl="3" w:tentative="1">
+      <w:start w:val="1"/>
+      <w:numFmt w:val="bullet"/>
+      <w:lvlText w:val=""/>
+      <w:lvlJc w:val="left"/>
+      <w:pPr>
+        <w:tabs>
+          <w:tab w:val="num" w:pos="2880"/>
+        </w:tabs>
+        <w:ind w:left="2880" w:hanging="360"/>
+      </w:pPr>
+      <w:rPr>
+        <w:rFonts w:ascii="Wingdings" w:hAnsi="Wingdings" w:hint="default"/>
+        <w:sz w:val="20"/>
+      </w:rPr>
+    </w:lvl>
+    <w:lvl w:ilvl="4" w:tentative="1">
+      <w:start w:val="1"/>
+      <w:numFmt w:val="bullet"/>
+      <w:lvlText w:val=""/>
+      <w:lvlJc w:val="left"/>
+      <w:pPr>
+        <w:tabs>
+          <w:tab w:val="num" w:pos="3600"/>
+        </w:tabs>
+        <w:ind w:left="3600" w:hanging="360"/>
+      </w:pPr>
+      <w:rPr>
+        <w:rFonts w:ascii="Wingdings" w:hAnsi="Wingdings" w:hint="default"/>
+        <w:sz w:val="20"/>
+      </w:rPr>
+    </w:lvl>
+    <w:lvl w:ilvl="5" w:tentative="1">
+      <w:start w:val="1"/>
+      <w:numFmt w:val="bullet"/>
+      <w:lvlText w:val=""/>
+      <w:lvlJc w:val="left"/>
+      <w:pPr>
+        <w:tabs>
+          <w:tab w:val="num" w:pos="4320"/>
+        </w:tabs>
+        <w:ind w:left="4320" w:hanging="360"/>
+      </w:pPr>
+      <w:rPr>
+        <w:rFonts w:ascii="Wingdings" w:hAnsi="Wingdings" w:hint="default"/>
+        <w:sz w:val="20"/>
+      </w:rPr>
+    </w:lvl>
+    <w:lvl w:ilvl="6" w:tentative="1">
+      <w:start w:val="1"/>
+      <w:numFmt w:val="bullet"/>
+      <w:lvlText w:val=""/>
+      <w:lvlJc w:val="left"/>
+      <w:pPr>
+        <w:tabs>
+          <w:tab w:val="num" w:pos="5040"/>
+        </w:tabs>
+        <w:ind w:left="5040" w:hanging="360"/>
+      </w:pPr>
+      <w:rPr>
+        <w:rFonts w:ascii="Wingdings" w:hAnsi="Wingdings" w:hint="default"/>
+        <w:sz w:val="20"/>
+      </w:rPr>
+    </w:lvl>
+    <w:lvl w:ilvl="7" w:tentative="1">
+      <w:start w:val="1"/>
+      <w:numFmt w:val="bullet"/>
+      <w:lvlText w:val=""/>
+      <w:lvlJc w:val="left"/>
+      <w:pPr>
+        <w:tabs>
+          <w:tab w:val="num" w:pos="5760"/>
+        </w:tabs>
+        <w:ind w:left="5760" w:hanging="360"/>
+      </w:pPr>
+      <w:rPr>
+        <w:rFonts w:ascii="Wingdings" w:hAnsi="Wingdings" w:hint="default"/>
+        <w:sz w:val="20"/>
+      </w:rPr>
+    </w:lvl>
+    <w:lvl w:ilvl="8" w:tentative="1">
+      <w:start w:val="1"/>
+      <w:numFmt w:val="bullet"/>
+      <w:lvlText w:val=""/>
+      <w:lvlJc w:val="left"/>
+      <w:pPr>
+        <w:tabs>
+          <w:tab w:val="num" w:pos="6480"/>
+        </w:tabs>
+        <w:ind w:left="6480" w:hanging="360"/>
+      </w:pPr>
+      <w:rPr>
+        <w:rFonts w:ascii="Wingdings" w:hAnsi="Wingdings" w:hint="default"/>
+        <w:sz w:val="20"/>
+      </w:rPr>
+    </w:lvl>
+  </w:abstractNum>
+  <w:abstractNum w:abstractNumId="22" w15:restartNumberingAfterBreak="0">
+    <w:nsid w:val="712A19DE"/>
+    <w:multiLevelType w:val="multilevel"/>
+    <w:tmpl w:val="1FEA9A64"/>
+    <w:lvl w:ilvl="0">
+      <w:start w:val="1"/>
+      <w:numFmt w:val="bullet"/>
+      <w:lvlText w:val=""/>
+      <w:lvlJc w:val="left"/>
+      <w:pPr>
+        <w:tabs>
+          <w:tab w:val="num" w:pos="720"/>
+        </w:tabs>
+        <w:ind w:left="720" w:hanging="360"/>
+      </w:pPr>
+      <w:rPr>
+        <w:rFonts w:ascii="Symbol" w:hAnsi="Symbol" w:hint="default"/>
+        <w:sz w:val="20"/>
+      </w:rPr>
+    </w:lvl>
+    <w:lvl w:ilvl="1" w:tentative="1">
+      <w:start w:val="1"/>
+      <w:numFmt w:val="bullet"/>
+      <w:lvlText w:val="o"/>
+      <w:lvlJc w:val="left"/>
+      <w:pPr>
+        <w:tabs>
+          <w:tab w:val="num" w:pos="1440"/>
+        </w:tabs>
+        <w:ind w:left="1440" w:hanging="360"/>
+      </w:pPr>
+      <w:rPr>
+        <w:rFonts w:ascii="Courier New" w:hAnsi="Courier New" w:hint="default"/>
+        <w:sz w:val="20"/>
+      </w:rPr>
+    </w:lvl>
+    <w:lvl w:ilvl="2" w:tentative="1">
+      <w:start w:val="1"/>
+      <w:numFmt w:val="bullet"/>
+      <w:lvlText w:val=""/>
+      <w:lvlJc w:val="left"/>
+      <w:pPr>
+        <w:tabs>
+          <w:tab w:val="num" w:pos="2160"/>
+        </w:tabs>
+        <w:ind w:left="2160" w:hanging="360"/>
+      </w:pPr>
+      <w:rPr>
+        <w:rFonts w:ascii="Wingdings" w:hAnsi="Wingdings" w:hint="default"/>
+        <w:sz w:val="20"/>
+      </w:rPr>
+    </w:lvl>
+    <w:lvl w:ilvl="3" w:tentative="1">
+      <w:start w:val="1"/>
+      <w:numFmt w:val="bullet"/>
+      <w:lvlText w:val=""/>
+      <w:lvlJc w:val="left"/>
+      <w:pPr>
+        <w:tabs>
+          <w:tab w:val="num" w:pos="2880"/>
+        </w:tabs>
+        <w:ind w:left="2880" w:hanging="360"/>
+      </w:pPr>
+      <w:rPr>
+        <w:rFonts w:ascii="Wingdings" w:hAnsi="Wingdings" w:hint="default"/>
+        <w:sz w:val="20"/>
+      </w:rPr>
+    </w:lvl>
+    <w:lvl w:ilvl="4" w:tentative="1">
+      <w:start w:val="1"/>
+      <w:numFmt w:val="bullet"/>
+      <w:lvlText w:val=""/>
+      <w:lvlJc w:val="left"/>
+      <w:pPr>
+        <w:tabs>
+          <w:tab w:val="num" w:pos="3600"/>
+        </w:tabs>
+        <w:ind w:left="3600" w:hanging="360"/>
+      </w:pPr>
+      <w:rPr>
+        <w:rFonts w:ascii="Wingdings" w:hAnsi="Wingdings" w:hint="default"/>
+        <w:sz w:val="20"/>
+      </w:rPr>
+    </w:lvl>
+    <w:lvl w:ilvl="5" w:tentative="1">
+      <w:start w:val="1"/>
+      <w:numFmt w:val="bullet"/>
+      <w:lvlText w:val=""/>
+      <w:lvlJc w:val="left"/>
+      <w:pPr>
+        <w:tabs>
+          <w:tab w:val="num" w:pos="4320"/>
+        </w:tabs>
+        <w:ind w:left="4320" w:hanging="360"/>
+      </w:pPr>
+      <w:rPr>
+        <w:rFonts w:ascii="Wingdings" w:hAnsi="Wingdings" w:hint="default"/>
+        <w:sz w:val="20"/>
+      </w:rPr>
+    </w:lvl>
+    <w:lvl w:ilvl="6" w:tentative="1">
+      <w:start w:val="1"/>
+      <w:numFmt w:val="bullet"/>
+      <w:lvlText w:val=""/>
+      <w:lvlJc w:val="left"/>
+      <w:pPr>
+        <w:tabs>
+          <w:tab w:val="num" w:pos="5040"/>
+        </w:tabs>
+        <w:ind w:left="5040" w:hanging="360"/>
+      </w:pPr>
+      <w:rPr>
+        <w:rFonts w:ascii="Wingdings" w:hAnsi="Wingdings" w:hint="default"/>
+        <w:sz w:val="20"/>
+      </w:rPr>
+    </w:lvl>
+    <w:lvl w:ilvl="7" w:tentative="1">
+      <w:start w:val="1"/>
+      <w:numFmt w:val="bullet"/>
+      <w:lvlText w:val=""/>
+      <w:lvlJc w:val="left"/>
+      <w:pPr>
+        <w:tabs>
+          <w:tab w:val="num" w:pos="5760"/>
+        </w:tabs>
+        <w:ind w:left="5760" w:hanging="360"/>
+      </w:pPr>
+      <w:rPr>
+        <w:rFonts w:ascii="Wingdings" w:hAnsi="Wingdings" w:hint="default"/>
+        <w:sz w:val="20"/>
+      </w:rPr>
+    </w:lvl>
+    <w:lvl w:ilvl="8" w:tentative="1">
+      <w:start w:val="1"/>
+      <w:numFmt w:val="bullet"/>
+      <w:lvlText w:val=""/>
+      <w:lvlJc w:val="left"/>
+      <w:pPr>
+        <w:tabs>
+          <w:tab w:val="num" w:pos="6480"/>
+        </w:tabs>
+        <w:ind w:left="6480" w:hanging="360"/>
+      </w:pPr>
+      <w:rPr>
+        <w:rFonts w:ascii="Wingdings" w:hAnsi="Wingdings" w:hint="default"/>
+        <w:sz w:val="20"/>
+      </w:rPr>
+    </w:lvl>
+  </w:abstractNum>
+  <w:abstractNum w:abstractNumId="23" w15:restartNumberingAfterBreak="0">
+    <w:nsid w:val="79E173B2"/>
+    <w:multiLevelType w:val="multilevel"/>
+    <w:tmpl w:val="6E485E5A"/>
+    <w:lvl w:ilvl="0">
+      <w:start w:val="1"/>
+      <w:numFmt w:val="bullet"/>
+      <w:lvlText w:val=""/>
+      <w:lvlJc w:val="left"/>
+      <w:pPr>
+        <w:tabs>
+          <w:tab w:val="num" w:pos="720"/>
+        </w:tabs>
+        <w:ind w:left="720" w:hanging="360"/>
+      </w:pPr>
+      <w:rPr>
+        <w:rFonts w:ascii="Symbol" w:hAnsi="Symbol" w:hint="default"/>
+        <w:sz w:val="20"/>
+      </w:rPr>
+    </w:lvl>
+    <w:lvl w:ilvl="1" w:tentative="1">
+      <w:start w:val="1"/>
+      <w:numFmt w:val="bullet"/>
+      <w:lvlText w:val="o"/>
+      <w:lvlJc w:val="left"/>
+      <w:pPr>
+        <w:tabs>
+          <w:tab w:val="num" w:pos="1440"/>
+        </w:tabs>
+        <w:ind w:left="1440" w:hanging="360"/>
+      </w:pPr>
+      <w:rPr>
+        <w:rFonts w:ascii="Courier New" w:hAnsi="Courier New" w:hint="default"/>
+        <w:sz w:val="20"/>
+      </w:rPr>
+    </w:lvl>
+    <w:lvl w:ilvl="2" w:tentative="1">
+      <w:start w:val="1"/>
+      <w:numFmt w:val="bullet"/>
+      <w:lvlText w:val=""/>
+      <w:lvlJc w:val="left"/>
+      <w:pPr>
+        <w:tabs>
+          <w:tab w:val="num" w:pos="2160"/>
+        </w:tabs>
+        <w:ind w:left="2160" w:hanging="360"/>
+      </w:pPr>
+      <w:rPr>
+        <w:rFonts w:ascii="Wingdings" w:hAnsi="Wingdings" w:hint="default"/>
+        <w:sz w:val="20"/>
+      </w:rPr>
+    </w:lvl>
+    <w:lvl w:ilvl="3" w:tentative="1">
+      <w:start w:val="1"/>
+      <w:numFmt w:val="bullet"/>
+      <w:lvlText w:val=""/>
+      <w:lvlJc w:val="left"/>
+      <w:pPr>
+        <w:tabs>
+          <w:tab w:val="num" w:pos="2880"/>
+        </w:tabs>
+        <w:ind w:left="2880" w:hanging="360"/>
+      </w:pPr>
+      <w:rPr>
+        <w:rFonts w:ascii="Wingdings" w:hAnsi="Wingdings" w:hint="default"/>
+        <w:sz w:val="20"/>
+      </w:rPr>
+    </w:lvl>
+    <w:lvl w:ilvl="4" w:tentative="1">
+      <w:start w:val="1"/>
+      <w:numFmt w:val="bullet"/>
+      <w:lvlText w:val=""/>
+      <w:lvlJc w:val="left"/>
+      <w:pPr>
+        <w:tabs>
+          <w:tab w:val="num" w:pos="3600"/>
+        </w:tabs>
+        <w:ind w:left="3600" w:hanging="360"/>
+      </w:pPr>
+      <w:rPr>
+        <w:rFonts w:ascii="Wingdings" w:hAnsi="Wingdings" w:hint="default"/>
+        <w:sz w:val="20"/>
+      </w:rPr>
+    </w:lvl>
+    <w:lvl w:ilvl="5" w:tentative="1">
+      <w:start w:val="1"/>
+      <w:numFmt w:val="bullet"/>
+      <w:lvlText w:val=""/>
+      <w:lvlJc w:val="left"/>
+      <w:pPr>
+        <w:tabs>
+          <w:tab w:val="num" w:pos="4320"/>
+        </w:tabs>
+        <w:ind w:left="4320" w:hanging="360"/>
+      </w:pPr>
+      <w:rPr>
+        <w:rFonts w:ascii="Wingdings" w:hAnsi="Wingdings" w:hint="default"/>
+        <w:sz w:val="20"/>
+      </w:rPr>
+    </w:lvl>
+    <w:lvl w:ilvl="6" w:tentative="1">
+      <w:start w:val="1"/>
+      <w:numFmt w:val="bullet"/>
+      <w:lvlText w:val=""/>
+      <w:lvlJc w:val="left"/>
+      <w:pPr>
+        <w:tabs>
+          <w:tab w:val="num" w:pos="5040"/>
+        </w:tabs>
+        <w:ind w:left="5040" w:hanging="360"/>
+      </w:pPr>
+      <w:rPr>
+        <w:rFonts w:ascii="Wingdings" w:hAnsi="Wingdings" w:hint="default"/>
+        <w:sz w:val="20"/>
+      </w:rPr>
+    </w:lvl>
+    <w:lvl w:ilvl="7" w:tentative="1">
+      <w:start w:val="1"/>
+      <w:numFmt w:val="bullet"/>
+      <w:lvlText w:val=""/>
+      <w:lvlJc w:val="left"/>
+      <w:pPr>
+        <w:tabs>
+          <w:tab w:val="num" w:pos="5760"/>
+        </w:tabs>
+        <w:ind w:left="5760" w:hanging="360"/>
+      </w:pPr>
+      <w:rPr>
+        <w:rFonts w:ascii="Wingdings" w:hAnsi="Wingdings" w:hint="default"/>
+        <w:sz w:val="20"/>
+      </w:rPr>
+    </w:lvl>
+    <w:lvl w:ilvl="8" w:tentative="1">
+      <w:start w:val="1"/>
+      <w:numFmt w:val="bullet"/>
+      <w:lvlText w:val=""/>
+      <w:lvlJc w:val="left"/>
+      <w:pPr>
+        <w:tabs>
+          <w:tab w:val="num" w:pos="6480"/>
+        </w:tabs>
+        <w:ind w:left="6480" w:hanging="360"/>
+      </w:pPr>
+      <w:rPr>
+        <w:rFonts w:ascii="Wingdings" w:hAnsi="Wingdings" w:hint="default"/>
+        <w:sz w:val="20"/>
+      </w:rPr>
+    </w:lvl>
+  </w:abstractNum>
   <w:num w:numId="1" w16cid:durableId="143472731">
+    <w:abstractNumId w:val="20"/>
+  </w:num>
+  <w:num w:numId="2" w16cid:durableId="1868594191">
     <w:abstractNumId w:val="0"/>
+  </w:num>
+  <w:num w:numId="3" w16cid:durableId="2001536130">
+    <w:abstractNumId w:val="5"/>
+  </w:num>
+  <w:num w:numId="4" w16cid:durableId="266349948">
+    <w:abstractNumId w:val="1"/>
+  </w:num>
+  <w:num w:numId="5" w16cid:durableId="1172645303">
+    <w:abstractNumId w:val="8"/>
+  </w:num>
+  <w:num w:numId="6" w16cid:durableId="1164198828">
+    <w:abstractNumId w:val="3"/>
+  </w:num>
+  <w:num w:numId="7" w16cid:durableId="1859544473">
+    <w:abstractNumId w:val="14"/>
+  </w:num>
+  <w:num w:numId="8" w16cid:durableId="2098867091">
+    <w:abstractNumId w:val="16"/>
+  </w:num>
+  <w:num w:numId="9" w16cid:durableId="1934126796">
+    <w:abstractNumId w:val="18"/>
+  </w:num>
+  <w:num w:numId="10" w16cid:durableId="1412388181">
+    <w:abstractNumId w:val="15"/>
+  </w:num>
+  <w:num w:numId="11" w16cid:durableId="1689480814">
+    <w:abstractNumId w:val="19"/>
+  </w:num>
+  <w:num w:numId="12" w16cid:durableId="522399584">
+    <w:abstractNumId w:val="10"/>
+  </w:num>
+  <w:num w:numId="13" w16cid:durableId="1524975675">
+    <w:abstractNumId w:val="9"/>
+  </w:num>
+  <w:num w:numId="14" w16cid:durableId="699352642">
+    <w:abstractNumId w:val="13"/>
+  </w:num>
+  <w:num w:numId="15" w16cid:durableId="1306080096">
+    <w:abstractNumId w:val="2"/>
+  </w:num>
+  <w:num w:numId="16" w16cid:durableId="1080834646">
+    <w:abstractNumId w:val="4"/>
+  </w:num>
+  <w:num w:numId="17" w16cid:durableId="1851992419">
+    <w:abstractNumId w:val="11"/>
+  </w:num>
+  <w:num w:numId="18" w16cid:durableId="1110782122">
+    <w:abstractNumId w:val="22"/>
+  </w:num>
+  <w:num w:numId="19" w16cid:durableId="217861724">
+    <w:abstractNumId w:val="6"/>
+  </w:num>
+  <w:num w:numId="20" w16cid:durableId="235675442">
+    <w:abstractNumId w:val="21"/>
+  </w:num>
+  <w:num w:numId="21" w16cid:durableId="440733631">
+    <w:abstractNumId w:val="23"/>
+  </w:num>
+  <w:num w:numId="22" w16cid:durableId="462576276">
+    <w:abstractNumId w:val="12"/>
+  </w:num>
+  <w:num w:numId="23" w16cid:durableId="1276982280">
+    <w:abstractNumId w:val="7"/>
+  </w:num>
+  <w:num w:numId="24" w16cid:durableId="1353265670">
+    <w:abstractNumId w:val="17"/>
   </w:num>
 </w:numbering>
 </file>
